--- a/pre projeto castelo/PRE TCC LUANY E NICOLY.docx
+++ b/pre projeto castelo/PRE TCC LUANY E NICOLY.docx
@@ -1,17 +1,19 @@
 
 <file path=word/document.xml><?xml version="1.0" encoding="utf-8"?>
-<w:document xmlns:wpc="http://schemas.microsoft.com/office/word/2010/wordprocessingCanvas" xmlns:cx="http://schemas.microsoft.com/office/drawing/2014/chartex" xmlns:cx1="http://schemas.microsoft.com/office/drawing/2015/9/8/chartex" xmlns:cx2="http://schemas.microsoft.com/office/drawing/2015/10/21/chartex" xmlns:cx3="http://schemas.microsoft.com/office/drawing/2016/5/9/chartex" xmlns:cx4="http://schemas.microsoft.com/office/drawing/2016/5/10/chartex" xmlns:cx5="http://schemas.microsoft.com/office/drawing/2016/5/11/chartex" xmlns:cx6="http://schemas.microsoft.com/office/drawing/2016/5/12/chartex" xmlns:cx7="http://schemas.microsoft.com/office/drawing/2016/5/13/chartex" xmlns:cx8="http://schemas.microsoft.com/office/drawing/2016/5/14/chartex" xmlns:mc="http://schemas.openxmlformats.org/markup-compatibility/2006" xmlns:aink="http://schemas.microsoft.com/office/drawing/2016/ink" xmlns:am3d="http://schemas.microsoft.com/office/drawing/2017/model3d" xmlns:o="urn:schemas-microsoft-com:office:office" xmlns:oel="http://schemas.microsoft.com/office/2019/extlst" xmlns:r="http://schemas.openxmlformats.org/officeDocument/2006/relationships" xmlns:m="http://schemas.openxmlformats.org/officeDocument/2006/math" xmlns:v="urn:schemas-microsoft-com:vml" xmlns:wp14="http://schemas.microsoft.com/office/word/2010/wordprocessingDrawing" xmlns:wp="http://schemas.openxmlformats.org/drawingml/2006/wordprocessingDrawing" xmlns:w10="urn:schemas-microsoft-com:office:word" xmlns:w="http://schemas.openxmlformats.org/wordprocessingml/2006/main" xmlns:w14="http://schemas.microsoft.com/office/word/2010/wordml" xmlns:w15="http://schemas.microsoft.com/office/word/2012/wordml" xmlns:w16cex="http://schemas.microsoft.com/office/word/2018/wordml/cex" xmlns:w16cid="http://schemas.microsoft.com/office/word/2016/wordml/cid" xmlns:w16="http://schemas.microsoft.com/office/word/2018/wordml" xmlns:w16du="http://schemas.microsoft.com/office/word/2023/wordml/word16du" xmlns:w16sdtdh="http://schemas.microsoft.com/office/word/2020/wordml/sdtdatahash" xmlns:w16sdtfl="http://schemas.microsoft.com/office/word/2024/wordml/sdtformatlock" xmlns:w16se="http://schemas.microsoft.com/office/word/2015/wordml/symex" xmlns:wpg="http://schemas.microsoft.com/office/word/2010/wordprocessingGroup" xmlns:wpi="http://schemas.microsoft.com/office/word/2010/wordprocessingInk" xmlns:wne="http://schemas.microsoft.com/office/word/2006/wordml" xmlns:wps="http://schemas.microsoft.com/office/word/2010/wordprocessingShape" mc:Ignorable="w14 w15 w16se w16cid w16 w16cex w16sdtdh w16sdtfl w16du wp14">
+<w:document xmlns:wpc="http://schemas.microsoft.com/office/word/2010/wordprocessingCanvas" xmlns:mc="http://schemas.openxmlformats.org/markup-compatibility/2006" xmlns:o="urn:schemas-microsoft-com:office:office" xmlns:r="http://schemas.openxmlformats.org/officeDocument/2006/relationships" xmlns:m="http://schemas.openxmlformats.org/officeDocument/2006/math" xmlns:v="urn:schemas-microsoft-com:vml" xmlns:wp14="http://schemas.microsoft.com/office/word/2010/wordprocessingDrawing" xmlns:wp="http://schemas.openxmlformats.org/drawingml/2006/wordprocessingDrawing" xmlns:w="http://schemas.openxmlformats.org/wordprocessingml/2006/main" xmlns:w14="http://schemas.microsoft.com/office/word/2010/wordml" xmlns:w10="urn:schemas-microsoft-com:office:word" xmlns:w15="http://schemas.microsoft.com/office/word/2012/wordml" xmlns:wpg="http://schemas.microsoft.com/office/word/2010/wordprocessingGroup" xmlns:wpi="http://schemas.microsoft.com/office/word/2010/wordprocessingInk" xmlns:wne="http://schemas.microsoft.com/office/word/2006/wordml" xmlns:wps="http://schemas.microsoft.com/office/word/2010/wordprocessingShape" xmlns:wpsCustomData="http://www.wps.cn/officeDocument/2013/wpsCustomData" mc:Ignorable="w14 w15 wp14">
   <w:body>
     <w:tbl>
       <w:tblPr>
+        <w:tblStyle w:val="3"/>
         <w:tblW w:w="9000" w:type="dxa"/>
         <w:tblInd w:w="-5" w:type="dxa"/>
         <w:tblLayout w:type="fixed"/>
         <w:tblCellMar>
+          <w:top w:w="0" w:type="dxa"/>
           <w:left w:w="10" w:type="dxa"/>
+          <w:bottom w:w="0" w:type="dxa"/>
           <w:right w:w="10" w:type="dxa"/>
         </w:tblCellMar>
-        <w:tblLook w:val="0000" w:firstRow="0" w:lastRow="0" w:firstColumn="0" w:lastColumn="0" w:noHBand="0" w:noVBand="0"/>
       </w:tblPr>
       <w:tblGrid>
         <w:gridCol w:w="9000"/>
@@ -20,17 +22,19 @@
         <w:tblPrEx>
           <w:tblCellMar>
             <w:top w:w="0" w:type="dxa"/>
+            <w:left w:w="10" w:type="dxa"/>
             <w:bottom w:w="0" w:type="dxa"/>
+            <w:right w:w="10" w:type="dxa"/>
           </w:tblCellMar>
         </w:tblPrEx>
         <w:tc>
           <w:tcPr>
             <w:tcW w:w="9000" w:type="dxa"/>
             <w:tcBorders>
-              <w:top w:val="single" w:sz="4" w:space="0" w:color="000000"/>
-              <w:left w:val="single" w:sz="4" w:space="0" w:color="000000"/>
-              <w:bottom w:val="single" w:sz="4" w:space="0" w:color="000000"/>
-              <w:right w:val="single" w:sz="4" w:space="0" w:color="000000"/>
+              <w:top w:val="single" w:color="000000" w:sz="4" w:space="0"/>
+              <w:left w:val="single" w:color="000000" w:sz="4" w:space="0"/>
+              <w:bottom w:val="single" w:color="000000" w:sz="4" w:space="0"/>
+              <w:right w:val="single" w:color="000000" w:sz="4" w:space="0"/>
             </w:tcBorders>
             <w:tcMar>
               <w:top w:w="0" w:type="dxa"/>
@@ -41,7 +45,7 @@
           </w:tcPr>
           <w:p>
             <w:pPr>
-              <w:pStyle w:val="Standard"/>
+              <w:pStyle w:val="7"/>
               <w:snapToGrid w:val="0"/>
               <w:rPr>
                 <w:rFonts w:ascii="Arial" w:hAnsi="Arial" w:cs="Arial"/>
@@ -50,7 +54,7 @@
           </w:p>
           <w:p>
             <w:pPr>
-              <w:pStyle w:val="Standard"/>
+              <w:pStyle w:val="7"/>
               <w:jc w:val="center"/>
             </w:pPr>
             <w:r>
@@ -59,25 +63,15 @@
                 <w:b/>
                 <w:bCs/>
               </w:rPr>
-              <w:t>PRÉ-PROJETO 202</w:t>
-            </w:r>
-            <w:r>
-              <w:rPr>
-                <w:rFonts w:ascii="Arial" w:hAnsi="Arial" w:cs="Arial"/>
-                <w:b/>
-                <w:bCs/>
-              </w:rPr>
-              <w:t>6</w:t>
-            </w:r>
-            <w:bookmarkStart w:id="0" w:name="_GoBack"/>
-            <w:bookmarkEnd w:id="0"/>
+              <w:t>PRÉ-PROJETO 2026</w:t>
+            </w:r>
           </w:p>
         </w:tc>
       </w:tr>
     </w:tbl>
     <w:p>
       <w:pPr>
-        <w:pStyle w:val="Standard"/>
+        <w:pStyle w:val="7"/>
         <w:ind w:firstLine="426"/>
         <w:rPr>
           <w:rFonts w:ascii="Arial" w:hAnsi="Arial" w:cs="Arial"/>
@@ -86,14 +80,16 @@
     </w:p>
     <w:tbl>
       <w:tblPr>
+        <w:tblStyle w:val="3"/>
         <w:tblW w:w="9000" w:type="dxa"/>
         <w:tblInd w:w="-5" w:type="dxa"/>
         <w:tblLayout w:type="fixed"/>
         <w:tblCellMar>
+          <w:top w:w="0" w:type="dxa"/>
           <w:left w:w="10" w:type="dxa"/>
+          <w:bottom w:w="0" w:type="dxa"/>
           <w:right w:w="10" w:type="dxa"/>
         </w:tblCellMar>
-        <w:tblLook w:val="0000" w:firstRow="0" w:lastRow="0" w:firstColumn="0" w:lastColumn="0" w:noHBand="0" w:noVBand="0"/>
       </w:tblPr>
       <w:tblGrid>
         <w:gridCol w:w="9000"/>
@@ -102,7 +98,9 @@
         <w:tblPrEx>
           <w:tblCellMar>
             <w:top w:w="0" w:type="dxa"/>
+            <w:left w:w="10" w:type="dxa"/>
             <w:bottom w:w="0" w:type="dxa"/>
+            <w:right w:w="10" w:type="dxa"/>
           </w:tblCellMar>
         </w:tblPrEx>
         <w:trPr>
@@ -112,10 +110,10 @@
           <w:tcPr>
             <w:tcW w:w="9000" w:type="dxa"/>
             <w:tcBorders>
-              <w:top w:val="single" w:sz="4" w:space="0" w:color="000000"/>
-              <w:left w:val="single" w:sz="4" w:space="0" w:color="000000"/>
-              <w:bottom w:val="single" w:sz="4" w:space="0" w:color="000000"/>
-              <w:right w:val="single" w:sz="4" w:space="0" w:color="000000"/>
+              <w:top w:val="single" w:color="000000" w:sz="4" w:space="0"/>
+              <w:left w:val="single" w:color="000000" w:sz="4" w:space="0"/>
+              <w:bottom w:val="single" w:color="000000" w:sz="4" w:space="0"/>
+              <w:right w:val="single" w:color="000000" w:sz="4" w:space="0"/>
             </w:tcBorders>
             <w:tcMar>
               <w:top w:w="0" w:type="dxa"/>
@@ -126,7 +124,7 @@
           </w:tcPr>
           <w:p>
             <w:pPr>
-              <w:pStyle w:val="Standard"/>
+              <w:pStyle w:val="7"/>
               <w:spacing w:before="120" w:after="120"/>
             </w:pPr>
             <w:r>
@@ -142,7 +140,9 @@
         <w:tblPrEx>
           <w:tblCellMar>
             <w:top w:w="0" w:type="dxa"/>
+            <w:left w:w="10" w:type="dxa"/>
             <w:bottom w:w="0" w:type="dxa"/>
+            <w:right w:w="10" w:type="dxa"/>
           </w:tblCellMar>
         </w:tblPrEx>
         <w:trPr>
@@ -152,10 +152,10 @@
           <w:tcPr>
             <w:tcW w:w="9000" w:type="dxa"/>
             <w:tcBorders>
-              <w:top w:val="single" w:sz="4" w:space="0" w:color="000000"/>
-              <w:left w:val="single" w:sz="4" w:space="0" w:color="000000"/>
-              <w:bottom w:val="single" w:sz="4" w:space="0" w:color="000000"/>
-              <w:right w:val="single" w:sz="4" w:space="0" w:color="000000"/>
+              <w:top w:val="single" w:color="000000" w:sz="4" w:space="0"/>
+              <w:left w:val="single" w:color="000000" w:sz="4" w:space="0"/>
+              <w:bottom w:val="single" w:color="000000" w:sz="4" w:space="0"/>
+              <w:right w:val="single" w:color="000000" w:sz="4" w:space="0"/>
             </w:tcBorders>
             <w:tcMar>
               <w:top w:w="0" w:type="dxa"/>
@@ -166,7 +166,7 @@
           </w:tcPr>
           <w:p>
             <w:pPr>
-              <w:pStyle w:val="Standard"/>
+              <w:pStyle w:val="7"/>
               <w:spacing w:before="120" w:after="120"/>
             </w:pPr>
             <w:r>
@@ -182,21 +182,23 @@
         <w:tblPrEx>
           <w:tblCellMar>
             <w:top w:w="0" w:type="dxa"/>
+            <w:left w:w="10" w:type="dxa"/>
             <w:bottom w:w="0" w:type="dxa"/>
+            <w:right w:w="10" w:type="dxa"/>
           </w:tblCellMar>
         </w:tblPrEx>
         <w:trPr>
           <w:cantSplit/>
-          <w:trHeight w:val="479"/>
+          <w:trHeight w:val="479" w:hRule="atLeast"/>
         </w:trPr>
         <w:tc>
           <w:tcPr>
             <w:tcW w:w="9000" w:type="dxa"/>
             <w:tcBorders>
-              <w:top w:val="single" w:sz="4" w:space="0" w:color="000000"/>
-              <w:left w:val="single" w:sz="4" w:space="0" w:color="000000"/>
-              <w:bottom w:val="single" w:sz="4" w:space="0" w:color="000000"/>
-              <w:right w:val="single" w:sz="4" w:space="0" w:color="000000"/>
+              <w:top w:val="single" w:color="000000" w:sz="4" w:space="0"/>
+              <w:left w:val="single" w:color="000000" w:sz="4" w:space="0"/>
+              <w:bottom w:val="single" w:color="000000" w:sz="4" w:space="0"/>
+              <w:right w:val="single" w:color="000000" w:sz="4" w:space="0"/>
             </w:tcBorders>
             <w:tcMar>
               <w:top w:w="0" w:type="dxa"/>
@@ -207,7 +209,7 @@
           </w:tcPr>
           <w:p>
             <w:pPr>
-              <w:pStyle w:val="Standard"/>
+              <w:pStyle w:val="7"/>
               <w:spacing w:before="120" w:after="120"/>
             </w:pPr>
             <w:r>
@@ -223,7 +225,9 @@
         <w:tblPrEx>
           <w:tblCellMar>
             <w:top w:w="0" w:type="dxa"/>
+            <w:left w:w="10" w:type="dxa"/>
             <w:bottom w:w="0" w:type="dxa"/>
+            <w:right w:w="10" w:type="dxa"/>
           </w:tblCellMar>
         </w:tblPrEx>
         <w:trPr>
@@ -233,10 +237,10 @@
           <w:tcPr>
             <w:tcW w:w="9000" w:type="dxa"/>
             <w:tcBorders>
-              <w:top w:val="single" w:sz="4" w:space="0" w:color="000000"/>
-              <w:left w:val="single" w:sz="4" w:space="0" w:color="000000"/>
-              <w:bottom w:val="single" w:sz="4" w:space="0" w:color="000000"/>
-              <w:right w:val="single" w:sz="4" w:space="0" w:color="000000"/>
+              <w:top w:val="single" w:color="000000" w:sz="4" w:space="0"/>
+              <w:left w:val="single" w:color="000000" w:sz="4" w:space="0"/>
+              <w:bottom w:val="single" w:color="000000" w:sz="4" w:space="0"/>
+              <w:right w:val="single" w:color="000000" w:sz="4" w:space="0"/>
             </w:tcBorders>
             <w:tcMar>
               <w:top w:w="0" w:type="dxa"/>
@@ -247,20 +251,14 @@
           </w:tcPr>
           <w:p>
             <w:pPr>
-              <w:pStyle w:val="Standard"/>
+              <w:pStyle w:val="7"/>
               <w:spacing w:before="120" w:after="120"/>
             </w:pPr>
             <w:r>
               <w:rPr>
                 <w:rFonts w:ascii="Arial" w:hAnsi="Arial" w:cs="Arial"/>
               </w:rPr>
-              <w:t xml:space="preserve">E-MAIL: </w:t>
-            </w:r>
-            <w:r>
-              <w:rPr>
-                <w:rFonts w:ascii="Arial" w:hAnsi="Arial" w:cs="Arial"/>
-              </w:rPr>
-              <w:t>LUANY.LIMA@ESCOLA.PR.GOV.BR</w:t>
+              <w:t>E-MAIL: LUANY.LIMA@ESCOLA.PR.GOV.BR</w:t>
             </w:r>
           </w:p>
         </w:tc>
@@ -269,7 +267,9 @@
         <w:tblPrEx>
           <w:tblCellMar>
             <w:top w:w="0" w:type="dxa"/>
+            <w:left w:w="10" w:type="dxa"/>
             <w:bottom w:w="0" w:type="dxa"/>
+            <w:right w:w="10" w:type="dxa"/>
           </w:tblCellMar>
         </w:tblPrEx>
         <w:trPr>
@@ -279,10 +279,10 @@
           <w:tcPr>
             <w:tcW w:w="9000" w:type="dxa"/>
             <w:tcBorders>
-              <w:top w:val="single" w:sz="4" w:space="0" w:color="000000"/>
-              <w:left w:val="single" w:sz="4" w:space="0" w:color="000000"/>
-              <w:bottom w:val="single" w:sz="4" w:space="0" w:color="000000"/>
-              <w:right w:val="single" w:sz="4" w:space="0" w:color="000000"/>
+              <w:top w:val="single" w:color="000000" w:sz="4" w:space="0"/>
+              <w:left w:val="single" w:color="000000" w:sz="4" w:space="0"/>
+              <w:bottom w:val="single" w:color="000000" w:sz="4" w:space="0"/>
+              <w:right w:val="single" w:color="000000" w:sz="4" w:space="0"/>
             </w:tcBorders>
             <w:tcMar>
               <w:top w:w="0" w:type="dxa"/>
@@ -293,7 +293,7 @@
           </w:tcPr>
           <w:p>
             <w:pPr>
-              <w:pStyle w:val="Standard"/>
+              <w:pStyle w:val="7"/>
               <w:spacing w:before="120" w:after="120"/>
             </w:pPr>
             <w:r>
@@ -309,7 +309,9 @@
         <w:tblPrEx>
           <w:tblCellMar>
             <w:top w:w="0" w:type="dxa"/>
+            <w:left w:w="10" w:type="dxa"/>
             <w:bottom w:w="0" w:type="dxa"/>
+            <w:right w:w="10" w:type="dxa"/>
           </w:tblCellMar>
         </w:tblPrEx>
         <w:trPr>
@@ -319,10 +321,10 @@
           <w:tcPr>
             <w:tcW w:w="9000" w:type="dxa"/>
             <w:tcBorders>
-              <w:top w:val="single" w:sz="4" w:space="0" w:color="000000"/>
-              <w:left w:val="single" w:sz="4" w:space="0" w:color="000000"/>
-              <w:bottom w:val="single" w:sz="4" w:space="0" w:color="000000"/>
-              <w:right w:val="single" w:sz="4" w:space="0" w:color="000000"/>
+              <w:top w:val="single" w:color="000000" w:sz="4" w:space="0"/>
+              <w:left w:val="single" w:color="000000" w:sz="4" w:space="0"/>
+              <w:bottom w:val="single" w:color="000000" w:sz="4" w:space="0"/>
+              <w:right w:val="single" w:color="000000" w:sz="4" w:space="0"/>
             </w:tcBorders>
             <w:tcMar>
               <w:top w:w="0" w:type="dxa"/>
@@ -333,7 +335,7 @@
           </w:tcPr>
           <w:p>
             <w:pPr>
-              <w:pStyle w:val="Standard"/>
+              <w:pStyle w:val="7"/>
               <w:spacing w:before="120" w:after="120"/>
             </w:pPr>
             <w:r>
@@ -348,7 +350,7 @@
     </w:tbl>
     <w:p>
       <w:pPr>
-        <w:pStyle w:val="Standard"/>
+        <w:pStyle w:val="7"/>
         <w:rPr>
           <w:rFonts w:ascii="Arial" w:hAnsi="Arial" w:cs="Arial"/>
           <w:b/>
@@ -357,7 +359,7 @@
     </w:p>
     <w:p>
       <w:pPr>
-        <w:pStyle w:val="Standard"/>
+        <w:pStyle w:val="7"/>
       </w:pPr>
       <w:r>
         <w:rPr>
@@ -369,12 +371,12 @@
     </w:p>
     <w:p>
       <w:pPr>
-        <w:pStyle w:val="Standard"/>
+        <w:pStyle w:val="7"/>
         <w:rPr>
           <w:rFonts w:ascii="Arial" w:hAnsi="Arial" w:cs="Arial"/>
           <w:b/>
           <w:color w:val="EE0000"/>
-          <w:rPrChange w:id="1" w:author="Aparecida Ferreira" w:date="2026-03-10T10:14:00Z" w16du:dateUtc="2026-03-10T13:14:00Z">
+          <w:rPrChange w:id="0" w:author="Aparecida Ferreira" w:date="2026-03-10T10:14:00Z">
             <w:rPr>
               <w:rFonts w:ascii="Arial" w:hAnsi="Arial" w:cs="Arial"/>
               <w:b/>
@@ -382,13 +384,13 @@
           </w:rPrChange>
         </w:rPr>
       </w:pPr>
-      <w:ins w:id="2" w:author="Aparecida Ferreira" w:date="2026-03-10T10:13:00Z" w16du:dateUtc="2026-03-10T13:13:00Z">
+      <w:ins w:id="1" w:author="Aparecida Ferreira" w:date="2026-03-10T10:13:00Z">
         <w:r>
           <w:rPr>
             <w:rFonts w:ascii="Arial" w:hAnsi="Arial" w:cs="Arial"/>
             <w:b/>
             <w:color w:val="EE0000"/>
-            <w:rPrChange w:id="3" w:author="Aparecida Ferreira" w:date="2026-03-10T10:14:00Z" w16du:dateUtc="2026-03-10T13:14:00Z">
+            <w:rPrChange w:id="2" w:author="Aparecida Ferreira" w:date="2026-03-10T10:14:00Z">
               <w:rPr>
                 <w:rFonts w:ascii="Arial" w:hAnsi="Arial" w:cs="Arial"/>
                 <w:b/>
@@ -398,13 +400,13 @@
           <w:t>INSERIR AQU</w:t>
         </w:r>
       </w:ins>
-      <w:ins w:id="4" w:author="Aparecida Ferreira" w:date="2026-03-10T10:14:00Z" w16du:dateUtc="2026-03-10T13:14:00Z">
+      <w:ins w:id="3" w:author="Aparecida Ferreira" w:date="2026-03-10T10:14:00Z">
         <w:r>
           <w:rPr>
             <w:rFonts w:ascii="Arial" w:hAnsi="Arial" w:cs="Arial"/>
             <w:b/>
             <w:color w:val="EE0000"/>
-            <w:rPrChange w:id="5" w:author="Aparecida Ferreira" w:date="2026-03-10T10:14:00Z" w16du:dateUtc="2026-03-10T13:14:00Z">
+            <w:rPrChange w:id="4" w:author="Aparecida Ferreira" w:date="2026-03-10T10:14:00Z">
               <w:rPr>
                 <w:rFonts w:ascii="Arial" w:hAnsi="Arial" w:cs="Arial"/>
                 <w:b/>
@@ -414,7 +416,7 @@
           <w:t>I A PRIMEIR</w:t>
         </w:r>
       </w:ins>
-      <w:ins w:id="6" w:author="Aparecida Ferreira" w:date="2026-03-10T10:44:00Z" w16du:dateUtc="2026-03-10T13:44:00Z">
+      <w:ins w:id="5" w:author="Aparecida Ferreira" w:date="2026-03-10T10:44:00Z">
         <w:r>
           <w:rPr>
             <w:rFonts w:ascii="Arial" w:hAnsi="Arial" w:cs="Arial"/>
@@ -424,13 +426,13 @@
           <w:t>A</w:t>
         </w:r>
       </w:ins>
-      <w:ins w:id="7" w:author="Aparecida Ferreira" w:date="2026-03-10T10:14:00Z" w16du:dateUtc="2026-03-10T13:14:00Z">
+      <w:ins w:id="6" w:author="Aparecida Ferreira" w:date="2026-03-10T10:14:00Z">
         <w:r>
           <w:rPr>
             <w:rFonts w:ascii="Arial" w:hAnsi="Arial" w:cs="Arial"/>
             <w:b/>
             <w:color w:val="EE0000"/>
-            <w:rPrChange w:id="8" w:author="Aparecida Ferreira" w:date="2026-03-10T10:14:00Z" w16du:dateUtc="2026-03-10T13:14:00Z">
+            <w:rPrChange w:id="7" w:author="Aparecida Ferreira" w:date="2026-03-10T10:14:00Z">
               <w:rPr>
                 <w:rFonts w:ascii="Arial" w:hAnsi="Arial" w:cs="Arial"/>
                 <w:b/>
@@ -443,7 +445,7 @@
     </w:p>
     <w:p>
       <w:pPr>
-        <w:pStyle w:val="Standard"/>
+        <w:pStyle w:val="7"/>
       </w:pPr>
       <w:r>
         <w:rPr>
@@ -454,14 +456,16 @@
     </w:p>
     <w:tbl>
       <w:tblPr>
+        <w:tblStyle w:val="3"/>
         <w:tblW w:w="9080" w:type="dxa"/>
         <w:tblInd w:w="-5" w:type="dxa"/>
         <w:tblLayout w:type="fixed"/>
         <w:tblCellMar>
+          <w:top w:w="0" w:type="dxa"/>
           <w:left w:w="10" w:type="dxa"/>
+          <w:bottom w:w="0" w:type="dxa"/>
           <w:right w:w="10" w:type="dxa"/>
         </w:tblCellMar>
-        <w:tblLook w:val="0000" w:firstRow="0" w:lastRow="0" w:firstColumn="0" w:lastColumn="0" w:noHBand="0" w:noVBand="0"/>
       </w:tblPr>
       <w:tblGrid>
         <w:gridCol w:w="9080"/>
@@ -470,17 +474,19 @@
         <w:tblPrEx>
           <w:tblCellMar>
             <w:top w:w="0" w:type="dxa"/>
+            <w:left w:w="10" w:type="dxa"/>
             <w:bottom w:w="0" w:type="dxa"/>
+            <w:right w:w="10" w:type="dxa"/>
           </w:tblCellMar>
         </w:tblPrEx>
         <w:tc>
           <w:tcPr>
             <w:tcW w:w="9080" w:type="dxa"/>
             <w:tcBorders>
-              <w:top w:val="single" w:sz="4" w:space="0" w:color="000000"/>
-              <w:left w:val="single" w:sz="4" w:space="0" w:color="000000"/>
-              <w:bottom w:val="single" w:sz="4" w:space="0" w:color="000000"/>
-              <w:right w:val="single" w:sz="4" w:space="0" w:color="000000"/>
+              <w:top w:val="single" w:color="000000" w:sz="4" w:space="0"/>
+              <w:left w:val="single" w:color="000000" w:sz="4" w:space="0"/>
+              <w:bottom w:val="single" w:color="000000" w:sz="4" w:space="0"/>
+              <w:right w:val="single" w:color="000000" w:sz="4" w:space="0"/>
             </w:tcBorders>
             <w:tcMar>
               <w:top w:w="0" w:type="dxa"/>
@@ -491,20 +497,14 @@
           </w:tcPr>
           <w:p>
             <w:pPr>
-              <w:pStyle w:val="Standard"/>
+              <w:pStyle w:val="7"/>
               <w:spacing w:before="120" w:after="120"/>
             </w:pPr>
             <w:r>
               <w:rPr>
                 <w:rFonts w:ascii="Arial" w:hAnsi="Arial" w:cs="Arial"/>
               </w:rPr>
-              <w:t xml:space="preserve">Título do projeto: CANDY LOVE´S - </w:t>
-            </w:r>
-            <w:r>
-              <w:rPr>
-                <w:rFonts w:ascii="Arial" w:hAnsi="Arial" w:cs="Arial"/>
-              </w:rPr>
-              <w:t>RECEITAS</w:t>
+              <w:t>Título do projeto: CANDY LOVE´S - RECEITAS</w:t>
             </w:r>
           </w:p>
         </w:tc>
@@ -512,7 +512,7 @@
     </w:tbl>
     <w:p>
       <w:pPr>
-        <w:pStyle w:val="Standard"/>
+        <w:pStyle w:val="7"/>
         <w:rPr>
           <w:rFonts w:ascii="Arial" w:hAnsi="Arial" w:cs="Arial"/>
         </w:rPr>
@@ -520,7 +520,7 @@
     </w:p>
     <w:p>
       <w:pPr>
-        <w:pStyle w:val="Standard"/>
+        <w:pStyle w:val="7"/>
       </w:pPr>
       <w:r>
         <w:rPr>
@@ -531,14 +531,16 @@
     </w:p>
     <w:tbl>
       <w:tblPr>
+        <w:tblStyle w:val="3"/>
         <w:tblW w:w="9000" w:type="dxa"/>
         <w:tblInd w:w="-5" w:type="dxa"/>
         <w:tblLayout w:type="fixed"/>
         <w:tblCellMar>
+          <w:top w:w="0" w:type="dxa"/>
           <w:left w:w="10" w:type="dxa"/>
+          <w:bottom w:w="0" w:type="dxa"/>
           <w:right w:w="10" w:type="dxa"/>
         </w:tblCellMar>
-        <w:tblLook w:val="0000" w:firstRow="0" w:lastRow="0" w:firstColumn="0" w:lastColumn="0" w:noHBand="0" w:noVBand="0"/>
       </w:tblPr>
       <w:tblGrid>
         <w:gridCol w:w="9000"/>
@@ -547,20 +549,22 @@
         <w:tblPrEx>
           <w:tblCellMar>
             <w:top w:w="0" w:type="dxa"/>
+            <w:left w:w="10" w:type="dxa"/>
             <w:bottom w:w="0" w:type="dxa"/>
+            <w:right w:w="10" w:type="dxa"/>
           </w:tblCellMar>
         </w:tblPrEx>
         <w:trPr>
-          <w:trHeight w:val="1221"/>
+          <w:trHeight w:val="1221" w:hRule="atLeast"/>
         </w:trPr>
         <w:tc>
           <w:tcPr>
             <w:tcW w:w="9000" w:type="dxa"/>
             <w:tcBorders>
-              <w:top w:val="single" w:sz="4" w:space="0" w:color="000000"/>
-              <w:left w:val="single" w:sz="4" w:space="0" w:color="000000"/>
-              <w:bottom w:val="single" w:sz="4" w:space="0" w:color="000000"/>
-              <w:right w:val="single" w:sz="4" w:space="0" w:color="000000"/>
+              <w:top w:val="single" w:color="000000" w:sz="4" w:space="0"/>
+              <w:left w:val="single" w:color="000000" w:sz="4" w:space="0"/>
+              <w:bottom w:val="single" w:color="000000" w:sz="4" w:space="0"/>
+              <w:right w:val="single" w:color="000000" w:sz="4" w:space="0"/>
             </w:tcBorders>
             <w:tcMar>
               <w:top w:w="0" w:type="dxa"/>
@@ -571,17 +575,17 @@
           </w:tcPr>
           <w:p>
             <w:pPr>
-              <w:pStyle w:val="Standard"/>
+              <w:pStyle w:val="7"/>
               <w:snapToGrid w:val="0"/>
               <w:spacing w:line="360" w:lineRule="auto"/>
               <w:jc w:val="both"/>
               <w:rPr>
-                <w:del w:id="9" w:author="Aparecida Ferreira" w:date="2026-03-10T10:14:00Z" w16du:dateUtc="2026-03-10T13:14:00Z"/>
+                <w:del w:id="9" w:author="Aparecida Ferreira" w:date="2026-03-10T10:14:00Z"/>
                 <w:rFonts w:ascii="Arial" w:hAnsi="Arial" w:cs="Arial"/>
               </w:rPr>
-              <w:pPrChange w:id="10" w:author="Aparecida Ferreira" w:date="2026-03-10T10:14:00Z" w16du:dateUtc="2026-03-10T13:14:00Z">
+              <w:pPrChange w:id="8" w:author="Aparecida Ferreira" w:date="2026-03-10T10:14:00Z">
                 <w:pPr>
-                  <w:pStyle w:val="Standard"/>
+                  <w:pStyle w:val="7"/>
                   <w:snapToGrid w:val="0"/>
                 </w:pPr>
               </w:pPrChange>
@@ -589,17 +593,20 @@
           </w:p>
           <w:p>
             <w:pPr>
-              <w:pStyle w:val="Textbody"/>
-              <w:spacing w:after="160" w:line="360" w:lineRule="auto"/>
+              <w:pStyle w:val="6"/>
+              <w:autoSpaceDN/>
+              <w:spacing w:after="0" w:line="360" w:lineRule="auto"/>
               <w:jc w:val="both"/>
               <w:rPr>
-                <w:rFonts w:ascii="Arial, Helvetica, sans-serif" w:hAnsi="Arial, Helvetica, sans-serif" w:cs="Arial"/>
-                <w:color w:val="222222"/>
-                <w:sz w:val="24"/>
-              </w:rPr>
-              <w:pPrChange w:id="11" w:author="Aparecida Ferreira" w:date="2026-03-10T10:14:00Z" w16du:dateUtc="2026-03-10T13:14:00Z">
+                <w:ins w:id="11" w:author="apare" w:date="2026-03-10T10:53:48Z"/>
+                <w:rFonts w:hint="default" w:ascii="Arial, Helvetica, sans-serif" w:hAnsi="Arial, Helvetica, sans-serif" w:cs="Arial"/>
+                <w:color w:val="222222"/>
+                <w:sz w:val="24"/>
+                <w:lang w:val="pt-BR"/>
+              </w:rPr>
+              <w:pPrChange w:id="10" w:author="apare" w:date="2026-03-10T10:54:02Z">
                 <w:pPr>
-                  <w:pStyle w:val="Textbody"/>
+                  <w:pStyle w:val="6"/>
                   <w:spacing w:after="160"/>
                 </w:pPr>
               </w:pPrChange>
@@ -612,7 +619,7 @@
               </w:rPr>
               <w:t xml:space="preserve">Com o crescimento do uso </w:t>
             </w:r>
-            <w:commentRangeStart w:id="12"/>
+            <w:commentRangeStart w:id="0"/>
             <w:r>
               <w:rPr>
                 <w:rFonts w:ascii="Arial, Helvetica, sans-serif" w:hAnsi="Arial, Helvetica, sans-serif" w:cs="Arial"/>
@@ -621,26 +628,116 @@
               </w:rPr>
               <w:t xml:space="preserve">de smartphones </w:t>
             </w:r>
-            <w:commentRangeEnd w:id="12"/>
-            <w:r>
-              <w:rPr>
-                <w:rStyle w:val="Refdecomentrio"/>
+            <w:commentRangeEnd w:id="0"/>
+            <w:r>
+              <w:rPr>
+                <w:rStyle w:val="4"/>
                 <w:rFonts w:ascii="Arial, Helvetica, sans-serif" w:hAnsi="Arial, Helvetica, sans-serif" w:cs="Arial"/>
                 <w:color w:val="222222"/>
                 <w:sz w:val="24"/>
                 <w:szCs w:val="22"/>
               </w:rPr>
-              <w:commentReference w:id="12"/>
-            </w:r>
-            <w:r>
-              <w:rPr>
-                <w:rFonts w:ascii="Arial, Helvetica, sans-serif" w:hAnsi="Arial, Helvetica, sans-serif" w:cs="Arial"/>
-                <w:color w:val="222222"/>
-                <w:sz w:val="24"/>
-              </w:rPr>
-              <w:t xml:space="preserve">e aplicativos, as pessoas têm buscado cada vez mais alternativas práticas e rápidas para o preparo de suas refeições. Nesse contexto, o desenvolvimento de aplicativos </w:t>
-            </w:r>
-            <w:commentRangeStart w:id="13"/>
+              <w:commentReference w:id="0"/>
+            </w:r>
+            <w:ins w:id="12" w:author="apare" w:date="2026-03-10T10:51:20Z">
+              <w:r>
+                <w:rPr>
+                  <w:rFonts w:ascii="Arial" w:hAnsi="Arial" w:eastAsia="Times New Roman" w:cs="Arial"/>
+                  <w:sz w:val="22"/>
+                  <w:szCs w:val="22"/>
+                  <w:rPrChange w:id="13" w:author="apare" w:date="2026-03-10T10:51:31Z">
+                    <w:rPr>
+                      <w:rFonts w:ascii="SimSun" w:hAnsi="SimSun" w:eastAsia="SimSun" w:cs="SimSun"/>
+                      <w:sz w:val="24"/>
+                      <w:szCs w:val="24"/>
+                    </w:rPr>
+                  </w:rPrChange>
+                </w:rPr>
+                <w:t xml:space="preserve"> </w:t>
+              </w:r>
+            </w:ins>
+            <w:r>
+              <w:rPr>
+                <w:rFonts w:ascii="Arial, Helvetica, sans-serif" w:hAnsi="Arial, Helvetica, sans-serif" w:cs="Arial"/>
+                <w:color w:val="222222"/>
+                <w:sz w:val="24"/>
+              </w:rPr>
+              <w:t>e aplicativos, as pessoas têm buscado cada vez mais alternativas práticas e rápidas para o preparo de suas refeições.</w:t>
+            </w:r>
+            <w:ins w:id="15" w:author="apare" w:date="2026-03-10T10:53:16Z">
+              <w:r>
+                <w:rPr>
+                  <w:rFonts w:hint="default" w:ascii="Arial, Helvetica, sans-serif" w:hAnsi="Arial, Helvetica, sans-serif" w:cs="Arial"/>
+                  <w:color w:val="222222"/>
+                  <w:sz w:val="24"/>
+                  <w:lang w:val="pt-BR"/>
+                </w:rPr>
+                <w:t xml:space="preserve"> </w:t>
+              </w:r>
+            </w:ins>
+          </w:p>
+          <w:p>
+            <w:pPr>
+              <w:pStyle w:val="6"/>
+              <w:autoSpaceDN/>
+              <w:spacing w:after="0" w:line="360" w:lineRule="auto"/>
+              <w:jc w:val="both"/>
+              <w:rPr>
+                <w:ins w:id="17" w:author="apare" w:date="2026-03-10T10:54:18Z"/>
+                <w:rFonts w:ascii="Arial, Helvetica, sans-serif" w:hAnsi="Arial, Helvetica, sans-serif" w:cs="Arial"/>
+                <w:color w:val="222222"/>
+                <w:sz w:val="24"/>
+              </w:rPr>
+              <w:pPrChange w:id="16" w:author="apare" w:date="2026-03-10T10:58:45Z">
+                <w:pPr>
+                  <w:pStyle w:val="6"/>
+                  <w:spacing w:after="160"/>
+                </w:pPr>
+              </w:pPrChange>
+            </w:pPr>
+            <w:ins w:id="18" w:author="apare" w:date="2026-03-10T10:53:16Z">
+              <w:r>
+                <w:rPr>
+                  <w:rStyle w:val="4"/>
+                  <w:rFonts w:hint="default" w:ascii="Arial, Helvetica, sans-serif" w:hAnsi="Arial, Helvetica, sans-serif" w:cs="Arial"/>
+                  <w:color w:val="222222"/>
+                  <w:sz w:val="24"/>
+                  <w:szCs w:val="22"/>
+                  <w:lang w:val="pt-BR"/>
+                </w:rPr>
+                <w:t xml:space="preserve">Para (Gil, 2011) </w:t>
+              </w:r>
+            </w:ins>
+            <w:ins w:id="19" w:author="apare" w:date="2026-03-10T10:53:16Z">
+              <w:r>
+                <w:rPr>
+                  <w:rFonts w:ascii="Arial" w:hAnsi="Arial" w:eastAsia="Times New Roman" w:cs="Arial"/>
+                  <w:sz w:val="22"/>
+                  <w:szCs w:val="22"/>
+                </w:rPr>
+                <w:t>De alguns anos para cá, o mundo se tornou extremamente conectado e isso só é possível por causa dos processos de comunicação. Existem vários aparelhos capazes de transmitir informações</w:t>
+              </w:r>
+            </w:ins>
+            <w:ins w:id="20" w:author="apare" w:date="2026-03-10T10:53:30Z">
+              <w:r>
+                <w:rPr>
+                  <w:rFonts w:hint="default" w:ascii="Arial" w:hAnsi="Arial" w:cs="Arial"/>
+                  <w:sz w:val="22"/>
+                  <w:szCs w:val="22"/>
+                  <w:lang w:val="pt-BR"/>
+                </w:rPr>
+                <w:t>.</w:t>
+              </w:r>
+            </w:ins>
+            <w:r>
+              <w:rPr>
+                <w:rFonts w:ascii="Arial, Helvetica, sans-serif" w:hAnsi="Arial, Helvetica, sans-serif" w:cs="Arial"/>
+                <w:color w:val="222222"/>
+                <w:sz w:val="24"/>
+              </w:rPr>
+              <w:t xml:space="preserve"> Nesse contexto, o desenvolvimento de aplicativos </w:t>
+            </w:r>
+            <w:commentRangeStart w:id="1"/>
             <w:r>
               <w:rPr>
                 <w:rFonts w:ascii="Arial, Helvetica, sans-serif" w:hAnsi="Arial, Helvetica, sans-serif" w:cs="Arial"/>
@@ -649,16 +746,16 @@
               </w:rPr>
               <w:t>culinários</w:t>
             </w:r>
-            <w:commentRangeEnd w:id="13"/>
-            <w:r>
-              <w:rPr>
-                <w:rStyle w:val="Refdecomentrio"/>
+            <w:commentRangeEnd w:id="1"/>
+            <w:r>
+              <w:rPr>
+                <w:rStyle w:val="4"/>
                 <w:rFonts w:ascii="Arial, Helvetica, sans-serif" w:hAnsi="Arial, Helvetica, sans-serif" w:cs="Arial"/>
                 <w:color w:val="222222"/>
                 <w:sz w:val="24"/>
                 <w:szCs w:val="22"/>
               </w:rPr>
-              <w:commentReference w:id="13"/>
+              <w:commentReference w:id="1"/>
             </w:r>
             <w:r>
               <w:rPr>
@@ -668,18 +765,139 @@
               </w:rPr>
               <w:t xml:space="preserve"> tem se destacado, oferecendo uma forma simples e ágil de encontrar receitas para diversos momentos do dia.</w:t>
             </w:r>
-          </w:p>
-          <w:p>
-            <w:pPr>
-              <w:pStyle w:val="Textbody"/>
+            <w:bookmarkStart w:id="0" w:name="_GoBack"/>
+            <w:bookmarkEnd w:id="0"/>
+          </w:p>
+          <w:p>
+            <w:pPr>
+              <w:spacing w:after="160"/>
+              <w:ind w:left="1416"/>
+              <w:jc w:val="both"/>
+              <w:rPr>
+                <w:rFonts w:ascii="Arial" w:hAnsi="Arial" w:cs="Arial"/>
+                <w:sz w:val="22"/>
+                <w:lang w:val="pt-BR"/>
+                <w:rPrChange w:id="22" w:author="apare" w:date="2026-03-10T10:57:14Z">
+                  <w:rPr>
+                    <w:rFonts w:ascii="Arial, Helvetica, sans-serif" w:hAnsi="Arial, Helvetica, sans-serif" w:cs="Arial"/>
+                    <w:color w:val="222222"/>
+                    <w:sz w:val="24"/>
+                  </w:rPr>
+                </w:rPrChange>
+              </w:rPr>
+              <w:pPrChange w:id="21" w:author="apare" w:date="2026-03-10T10:57:24Z">
+                <w:pPr>
+                  <w:pStyle w:val="6"/>
+                  <w:spacing w:after="160"/>
+                </w:pPr>
+              </w:pPrChange>
+            </w:pPr>
+            <w:ins w:id="23" w:author="apare" w:date="2026-03-10T10:57:04Z">
+              <w:r>
+                <w:rPr>
+                  <w:rFonts w:ascii="Arial" w:hAnsi="Arial" w:eastAsia="Times New Roman" w:cs="Arial"/>
+                  <w:sz w:val="22"/>
+                  <w:szCs w:val="22"/>
+                  <w:rPrChange w:id="24" w:author="apare" w:date="2026-03-10T10:57:14Z">
+                    <w:rPr>
+                      <w:rFonts w:ascii="SimSun" w:hAnsi="SimSun" w:eastAsia="SimSun" w:cs="SimSun"/>
+                      <w:sz w:val="24"/>
+                      <w:szCs w:val="24"/>
+                    </w:rPr>
+                  </w:rPrChange>
+                </w:rPr>
+                <w:t>No Brasil, a influência desse estilo é reforçada com a chegada de renomados chefs franceses, como Paul Bocuse, Claude Troisgros e Laurent, entre outros, a partir da década de 1970. Esses chefs passaram a utilizar e a valorizar em seus pratos produtos brasileiros, como a jabuticaba, a pitanga, a manga, a farinha de mandioca e a mandioquinha, entre outros ingredientes, inaugurando o que atualmente se define como “gastronomia brasileira”, hoje praticada por profissionais locais que a toda hora revisitam ou reinterpretam a tradicional cozinha brasileira.</w:t>
+              </w:r>
+            </w:ins>
+            <w:ins w:id="26" w:author="apare" w:date="2026-03-10T10:57:43Z">
+              <w:r>
+                <w:rPr>
+                  <w:rFonts w:hint="default" w:ascii="Arial" w:hAnsi="Arial" w:eastAsia="Times New Roman" w:cs="Arial"/>
+                  <w:sz w:val="22"/>
+                  <w:szCs w:val="22"/>
+                  <w:lang w:val="pt-BR"/>
+                </w:rPr>
+                <w:t xml:space="preserve"> </w:t>
+              </w:r>
+            </w:ins>
+            <w:ins w:id="27" w:author="apare" w:date="2026-03-10T10:57:44Z">
+              <w:r>
+                <w:rPr>
+                  <w:rFonts w:hint="default" w:ascii="Arial" w:hAnsi="Arial" w:eastAsia="Times New Roman" w:cs="Arial"/>
+                  <w:sz w:val="22"/>
+                  <w:szCs w:val="22"/>
+                  <w:lang w:val="pt-BR"/>
+                </w:rPr>
+                <w:t>(</w:t>
+              </w:r>
+            </w:ins>
+            <w:ins w:id="28" w:author="apare" w:date="2026-03-10T10:57:46Z">
+              <w:r>
+                <w:rPr>
+                  <w:rFonts w:hint="default" w:ascii="Arial" w:hAnsi="Arial" w:eastAsia="Times New Roman" w:cs="Arial"/>
+                  <w:sz w:val="22"/>
+                  <w:szCs w:val="22"/>
+                  <w:lang w:val="pt-BR"/>
+                </w:rPr>
+                <w:t>GO</w:t>
+              </w:r>
+            </w:ins>
+            <w:ins w:id="29" w:author="apare" w:date="2026-03-10T10:57:47Z">
+              <w:r>
+                <w:rPr>
+                  <w:rFonts w:hint="default" w:ascii="Arial" w:hAnsi="Arial" w:eastAsia="Times New Roman" w:cs="Arial"/>
+                  <w:sz w:val="22"/>
+                  <w:szCs w:val="22"/>
+                  <w:lang w:val="pt-BR"/>
+                </w:rPr>
+                <w:t>MES,</w:t>
+              </w:r>
+            </w:ins>
+            <w:ins w:id="30" w:author="apare" w:date="2026-03-10T10:57:48Z">
+              <w:r>
+                <w:rPr>
+                  <w:rFonts w:hint="default" w:ascii="Arial" w:hAnsi="Arial" w:eastAsia="Times New Roman" w:cs="Arial"/>
+                  <w:sz w:val="22"/>
+                  <w:szCs w:val="22"/>
+                  <w:lang w:val="pt-BR"/>
+                </w:rPr>
+                <w:t>20</w:t>
+              </w:r>
+            </w:ins>
+            <w:ins w:id="31" w:author="apare" w:date="2026-03-10T10:57:52Z">
+              <w:r>
+                <w:rPr>
+                  <w:rFonts w:hint="default" w:ascii="Arial" w:hAnsi="Arial" w:eastAsia="Times New Roman" w:cs="Arial"/>
+                  <w:sz w:val="22"/>
+                  <w:szCs w:val="22"/>
+                  <w:lang w:val="pt-BR"/>
+                </w:rPr>
+                <w:t>04</w:t>
+              </w:r>
+            </w:ins>
+            <w:ins w:id="32" w:author="apare" w:date="2026-03-10T10:57:56Z">
+              <w:r>
+                <w:rPr>
+                  <w:rFonts w:hint="default" w:ascii="Arial" w:hAnsi="Arial" w:eastAsia="Times New Roman" w:cs="Arial"/>
+                  <w:sz w:val="22"/>
+                  <w:szCs w:val="22"/>
+                  <w:lang w:val="pt-BR"/>
+                </w:rPr>
+                <w:t>)</w:t>
+              </w:r>
+            </w:ins>
+          </w:p>
+          <w:p>
+            <w:pPr>
+              <w:pStyle w:val="6"/>
               <w:spacing w:after="160" w:line="360" w:lineRule="auto"/>
               <w:jc w:val="both"/>
               <w:rPr>
                 <w:rFonts w:ascii="Arial" w:hAnsi="Arial" w:cs="Arial"/>
               </w:rPr>
-              <w:pPrChange w:id="14" w:author="Aparecida Ferreira" w:date="2026-03-10T10:14:00Z" w16du:dateUtc="2026-03-10T13:14:00Z">
+              <w:pPrChange w:id="33" w:author="Aparecida Ferreira" w:date="2026-03-10T10:14:00Z">
                 <w:pPr>
-                  <w:pStyle w:val="Textbody"/>
+                  <w:pStyle w:val="6"/>
                   <w:spacing w:after="160" w:line="259" w:lineRule="auto"/>
                 </w:pPr>
               </w:pPrChange>
@@ -694,7 +912,7 @@
             </w:r>
             <w:r>
               <w:rPr>
-                <w:rStyle w:val="StrongEmphasis"/>
+                <w:rStyle w:val="43"/>
                 <w:rFonts w:ascii="Arial, Helvetica, sans-serif" w:hAnsi="Arial, Helvetica, sans-serif"/>
                 <w:b w:val="0"/>
                 <w:color w:val="222222"/>
@@ -708,17 +926,9 @@
                 <w:color w:val="222222"/>
                 <w:sz w:val="24"/>
               </w:rPr>
-              <w:t xml:space="preserve"> visa a criação de um aplicativo que permita aos usuários acessarem </w:t>
-            </w:r>
-            <w:r>
-              <w:rPr>
-                <w:rFonts w:ascii="Arial, Helvetica, sans-serif" w:hAnsi="Arial, Helvetica, sans-serif" w:cs="Arial"/>
-                <w:color w:val="222222"/>
-                <w:sz w:val="24"/>
-              </w:rPr>
-              <w:t xml:space="preserve">receitas de doces e salgados, organizadas de maneira intuitiva. A estética do app será inspirada em uma temática romântica e delicada, evocando o universo da </w:t>
-            </w:r>
-            <w:commentRangeStart w:id="15"/>
+              <w:t xml:space="preserve"> visa a criação de um aplicativo que permita aos usuários acessarem receitas de doces e salgados, organizadas de maneira intuitiva. A estética do app será inspirada em uma temática romântica e delicada, evocando o universo da </w:t>
+            </w:r>
+            <w:commentRangeStart w:id="2"/>
             <w:r>
               <w:rPr>
                 <w:rFonts w:ascii="Arial, Helvetica, sans-serif" w:hAnsi="Arial, Helvetica, sans-serif" w:cs="Arial"/>
@@ -727,16 +937,16 @@
               </w:rPr>
               <w:t>confeitaria,</w:t>
             </w:r>
-            <w:commentRangeEnd w:id="15"/>
-            <w:r>
-              <w:rPr>
-                <w:rStyle w:val="Refdecomentrio"/>
+            <w:commentRangeEnd w:id="2"/>
+            <w:r>
+              <w:rPr>
+                <w:rStyle w:val="4"/>
                 <w:rFonts w:ascii="Arial, Helvetica, sans-serif" w:hAnsi="Arial, Helvetica, sans-serif" w:cs="Arial"/>
                 <w:color w:val="222222"/>
                 <w:sz w:val="24"/>
                 <w:szCs w:val="22"/>
               </w:rPr>
-              <w:commentReference w:id="15"/>
+              <w:commentReference w:id="2"/>
             </w:r>
             <w:r>
               <w:rPr>
@@ -746,7 +956,7 @@
               </w:rPr>
               <w:t xml:space="preserve"> similar ao estilo visual do jogo Amor Doce. O </w:t>
             </w:r>
-            <w:commentRangeStart w:id="16"/>
+            <w:commentRangeStart w:id="3"/>
             <w:r>
               <w:rPr>
                 <w:rFonts w:ascii="Arial, Helvetica, sans-serif" w:hAnsi="Arial, Helvetica, sans-serif" w:cs="Arial"/>
@@ -755,16 +965,16 @@
               </w:rPr>
               <w:t>app</w:t>
             </w:r>
-            <w:commentRangeEnd w:id="16"/>
-            <w:r>
-              <w:rPr>
-                <w:rStyle w:val="Refdecomentrio"/>
+            <w:commentRangeEnd w:id="3"/>
+            <w:r>
+              <w:rPr>
+                <w:rStyle w:val="4"/>
                 <w:rFonts w:ascii="Arial, Helvetica, sans-serif" w:hAnsi="Arial, Helvetica, sans-serif" w:cs="Arial"/>
                 <w:color w:val="222222"/>
                 <w:sz w:val="24"/>
                 <w:szCs w:val="22"/>
               </w:rPr>
-              <w:commentReference w:id="16"/>
+              <w:commentReference w:id="3"/>
             </w:r>
             <w:r>
               <w:rPr>
@@ -777,18 +987,18 @@
           </w:p>
           <w:p>
             <w:pPr>
-              <w:pStyle w:val="Textbody"/>
+              <w:pStyle w:val="6"/>
               <w:spacing w:after="160" w:line="360" w:lineRule="auto"/>
               <w:jc w:val="both"/>
               <w:rPr>
-                <w:del w:id="17" w:author="Aparecida Ferreira" w:date="2026-03-10T10:34:00Z" w16du:dateUtc="2026-03-10T13:34:00Z"/>
-                <w:rFonts w:ascii="Arial, Helvetica, sans-serif" w:hAnsi="Arial, Helvetica, sans-serif" w:cs="Arial"/>
-                <w:color w:val="222222"/>
-                <w:sz w:val="24"/>
-              </w:rPr>
-              <w:pPrChange w:id="18" w:author="Aparecida Ferreira" w:date="2026-03-10T10:34:00Z" w16du:dateUtc="2026-03-10T13:34:00Z">
+                <w:del w:id="35" w:author="Aparecida Ferreira" w:date="2026-03-10T10:34:00Z"/>
+                <w:rFonts w:ascii="Arial, Helvetica, sans-serif" w:hAnsi="Arial, Helvetica, sans-serif" w:cs="Arial"/>
+                <w:color w:val="222222"/>
+                <w:sz w:val="24"/>
+              </w:rPr>
+              <w:pPrChange w:id="34" w:author="Aparecida Ferreira" w:date="2026-03-10T10:34:00Z">
                 <w:pPr>
-                  <w:pStyle w:val="Textbody"/>
+                  <w:pStyle w:val="6"/>
                   <w:spacing w:after="160" w:line="259" w:lineRule="auto"/>
                 </w:pPr>
               </w:pPrChange>
@@ -799,29 +1009,20 @@
                 <w:color w:val="222222"/>
                 <w:sz w:val="24"/>
               </w:rPr>
-              <w:t xml:space="preserve">Além disso, o aplicativo será constantemente atualizado para refletir datas comemorativas, como Páscoa, Natal e o "Dia do Doce". Nessas datas, o app trará </w:t>
-            </w:r>
-            <w:r>
-              <w:rPr>
-                <w:rFonts w:ascii="Arial, Helvetica, sans-serif" w:hAnsi="Arial, Helvetica, sans-serif" w:cs="Arial"/>
-                <w:color w:val="222222"/>
-                <w:sz w:val="24"/>
-              </w:rPr>
-              <w:lastRenderedPageBreak/>
-              <w:t>receitas temáticas que condizem com a celebração. No especial de Natal, por exemplo, o app oferecerá um tutorial completo de receitas típicas da época, incluindo sugestões de ovos de Páscoa e outros pratos festivos.</w:t>
-            </w:r>
-          </w:p>
-          <w:p>
-            <w:pPr>
-              <w:pStyle w:val="Textbody"/>
+              <w:t>Além disso, o aplicativo será constantemente atualizado para refletir datas comemorativas, como Páscoa, Natal e o "Dia do Doce". Nessas datas, o app trará receitas temáticas que condizem com a celebração. No especial de Natal, por exemplo, o app oferecerá um tutorial completo de receitas típicas da época, incluindo sugestões de ovos de Páscoa e outros pratos festivos.</w:t>
+            </w:r>
+          </w:p>
+          <w:p>
+            <w:pPr>
+              <w:pStyle w:val="6"/>
               <w:spacing w:after="160" w:line="360" w:lineRule="auto"/>
               <w:jc w:val="both"/>
               <w:rPr>
                 <w:rFonts w:ascii="Arial" w:hAnsi="Arial" w:cs="Arial"/>
               </w:rPr>
-              <w:pPrChange w:id="19" w:author="Aparecida Ferreira" w:date="2026-03-10T10:34:00Z" w16du:dateUtc="2026-03-10T13:34:00Z">
+              <w:pPrChange w:id="36" w:author="Aparecida Ferreira" w:date="2026-03-10T10:34:00Z">
                 <w:pPr>
-                  <w:pStyle w:val="Standard"/>
+                  <w:pStyle w:val="7"/>
                 </w:pPr>
               </w:pPrChange>
             </w:pPr>
@@ -831,26 +1032,27 @@
     </w:tbl>
     <w:p>
       <w:pPr>
-        <w:pStyle w:val="Standard"/>
+        <w:pStyle w:val="7"/>
       </w:pPr>
       <w:r>
         <w:rPr>
           <w:rFonts w:ascii="Arial" w:hAnsi="Arial" w:cs="Arial"/>
         </w:rPr>
-        <w:lastRenderedPageBreak/>
         <w:t>HIPÓTESE / SOLUÇÃO</w:t>
       </w:r>
     </w:p>
     <w:tbl>
       <w:tblPr>
+        <w:tblStyle w:val="3"/>
         <w:tblW w:w="9000" w:type="dxa"/>
         <w:tblInd w:w="-5" w:type="dxa"/>
         <w:tblLayout w:type="fixed"/>
         <w:tblCellMar>
+          <w:top w:w="0" w:type="dxa"/>
           <w:left w:w="10" w:type="dxa"/>
+          <w:bottom w:w="0" w:type="dxa"/>
           <w:right w:w="10" w:type="dxa"/>
         </w:tblCellMar>
-        <w:tblLook w:val="0000" w:firstRow="0" w:lastRow="0" w:firstColumn="0" w:lastColumn="0" w:noHBand="0" w:noVBand="0"/>
       </w:tblPr>
       <w:tblGrid>
         <w:gridCol w:w="9000"/>
@@ -859,17 +1061,19 @@
         <w:tblPrEx>
           <w:tblCellMar>
             <w:top w:w="0" w:type="dxa"/>
+            <w:left w:w="10" w:type="dxa"/>
             <w:bottom w:w="0" w:type="dxa"/>
+            <w:right w:w="10" w:type="dxa"/>
           </w:tblCellMar>
         </w:tblPrEx>
         <w:tc>
           <w:tcPr>
             <w:tcW w:w="9000" w:type="dxa"/>
             <w:tcBorders>
-              <w:top w:val="single" w:sz="4" w:space="0" w:color="000000"/>
-              <w:left w:val="single" w:sz="4" w:space="0" w:color="000000"/>
-              <w:bottom w:val="single" w:sz="4" w:space="0" w:color="000000"/>
-              <w:right w:val="single" w:sz="4" w:space="0" w:color="000000"/>
+              <w:top w:val="single" w:color="000000" w:sz="4" w:space="0"/>
+              <w:left w:val="single" w:color="000000" w:sz="4" w:space="0"/>
+              <w:bottom w:val="single" w:color="000000" w:sz="4" w:space="0"/>
+              <w:right w:val="single" w:color="000000" w:sz="4" w:space="0"/>
             </w:tcBorders>
             <w:tcMar>
               <w:top w:w="0" w:type="dxa"/>
@@ -880,7 +1084,7 @@
           </w:tcPr>
           <w:p>
             <w:pPr>
-              <w:pStyle w:val="Textbody"/>
+              <w:pStyle w:val="6"/>
               <w:snapToGrid w:val="0"/>
               <w:spacing w:after="160"/>
               <w:jc w:val="both"/>
@@ -889,9 +1093,9 @@
                 <w:color w:val="222222"/>
                 <w:sz w:val="24"/>
               </w:rPr>
-              <w:pPrChange w:id="20" w:author="Aparecida Ferreira" w:date="2026-03-10T10:34:00Z" w16du:dateUtc="2026-03-10T13:34:00Z">
+              <w:pPrChange w:id="37" w:author="Aparecida Ferreira" w:date="2026-03-10T10:34:00Z">
                 <w:pPr>
-                  <w:pStyle w:val="Textbody"/>
+                  <w:pStyle w:val="6"/>
                   <w:snapToGrid w:val="0"/>
                   <w:spacing w:after="160"/>
                 </w:pPr>
@@ -903,29 +1107,21 @@
                 <w:color w:val="222222"/>
                 <w:sz w:val="24"/>
               </w:rPr>
-              <w:t xml:space="preserve">Com a </w:t>
-            </w:r>
-            <w:r>
-              <w:rPr>
-                <w:rFonts w:ascii="Arial, Helvetica, sans-serif" w:hAnsi="Arial, Helvetica, sans-serif" w:cs="Arial"/>
-                <w:color w:val="222222"/>
-                <w:sz w:val="24"/>
-              </w:rPr>
-              <w:t>crescente oferta de receitas na internet, muitos usuários enfrentam dificuldades devido à desorganização das informações, excesso de propagandas ou pela dificuldade em encontrar receitas específicas para datas comemorativas.</w:t>
-            </w:r>
-          </w:p>
-          <w:p>
-            <w:pPr>
-              <w:pStyle w:val="Textbody"/>
+              <w:t>Com a crescente oferta de receitas na internet, muitos usuários enfrentam dificuldades devido à desorganização das informações, excesso de propagandas ou pela dificuldade em encontrar receitas específicas para datas comemorativas.</w:t>
+            </w:r>
+          </w:p>
+          <w:p>
+            <w:pPr>
+              <w:pStyle w:val="6"/>
               <w:snapToGrid w:val="0"/>
               <w:spacing w:after="160" w:line="259" w:lineRule="auto"/>
               <w:jc w:val="both"/>
               <w:rPr>
                 <w:rFonts w:ascii="Arial" w:hAnsi="Arial" w:cs="Arial"/>
               </w:rPr>
-              <w:pPrChange w:id="21" w:author="Aparecida Ferreira" w:date="2026-03-10T10:34:00Z" w16du:dateUtc="2026-03-10T13:34:00Z">
+              <w:pPrChange w:id="38" w:author="Aparecida Ferreira" w:date="2026-03-10T10:34:00Z">
                 <w:pPr>
-                  <w:pStyle w:val="Textbody"/>
+                  <w:pStyle w:val="6"/>
                   <w:snapToGrid w:val="0"/>
                   <w:spacing w:after="160" w:line="259" w:lineRule="auto"/>
                 </w:pPr>
@@ -941,7 +1137,7 @@
             </w:r>
             <w:r>
               <w:rPr>
-                <w:rStyle w:val="StrongEmphasis"/>
+                <w:rStyle w:val="43"/>
                 <w:rFonts w:ascii="Arial, Helvetica, sans-serif" w:hAnsi="Arial, Helvetica, sans-serif"/>
                 <w:b w:val="0"/>
                 <w:color w:val="222222"/>
@@ -960,10 +1156,10 @@
           </w:p>
           <w:p>
             <w:pPr>
-              <w:pStyle w:val="Textbody"/>
+              <w:pStyle w:val="6"/>
               <w:numPr>
                 <w:ilvl w:val="0"/>
-                <w:numId w:val="2"/>
+                <w:numId w:val="1"/>
               </w:numPr>
               <w:snapToGrid w:val="0"/>
               <w:spacing w:after="160" w:line="259" w:lineRule="auto"/>
@@ -972,11 +1168,12 @@
               <w:rPr>
                 <w:rFonts w:ascii="Arial" w:hAnsi="Arial" w:cs="Arial"/>
               </w:rPr>
-              <w:pPrChange w:id="22" w:author="Aparecida Ferreira" w:date="2026-03-10T10:34:00Z" w16du:dateUtc="2026-03-10T13:34:00Z">
+              <w:pPrChange w:id="39" w:author="Aparecida Ferreira" w:date="2026-03-10T10:34:00Z">
                 <w:pPr>
-                  <w:pStyle w:val="Textbody"/>
+                  <w:pStyle w:val="6"/>
                   <w:numPr>
-                    <w:numId w:val="2"/>
+                    <w:ilvl w:val="0"/>
+                    <w:numId w:val="1"/>
                   </w:numPr>
                   <w:snapToGrid w:val="0"/>
                   <w:spacing w:after="160" w:line="259" w:lineRule="auto"/>
@@ -994,7 +1191,7 @@
             </w:r>
             <w:r>
               <w:rPr>
-                <w:rStyle w:val="StrongEmphasis"/>
+                <w:rStyle w:val="43"/>
                 <w:rFonts w:ascii="Arial, Helvetica, sans-serif" w:hAnsi="Arial, Helvetica, sans-serif"/>
                 <w:b w:val="0"/>
                 <w:color w:val="222222"/>
@@ -1010,7 +1207,7 @@
               </w:rPr>
               <w:t> para um acesso mais personalizado</w:t>
             </w:r>
-            <w:ins w:id="23" w:author="Aparecida Ferreira" w:date="2026-03-10T10:35:00Z" w16du:dateUtc="2026-03-10T13:35:00Z">
+            <w:ins w:id="40" w:author="Aparecida Ferreira" w:date="2026-03-10T10:35:00Z">
               <w:r>
                 <w:rPr>
                   <w:rFonts w:ascii="Arial, Helvetica, sans-serif" w:hAnsi="Arial, Helvetica, sans-serif" w:cs="Arial"/>
@@ -1023,10 +1220,10 @@
           </w:p>
           <w:p>
             <w:pPr>
-              <w:pStyle w:val="Textbody"/>
+              <w:pStyle w:val="6"/>
               <w:numPr>
                 <w:ilvl w:val="0"/>
-                <w:numId w:val="2"/>
+                <w:numId w:val="1"/>
               </w:numPr>
               <w:snapToGrid w:val="0"/>
               <w:spacing w:after="160" w:line="259" w:lineRule="auto"/>
@@ -1035,11 +1232,12 @@
               <w:rPr>
                 <w:rFonts w:ascii="Arial" w:hAnsi="Arial" w:cs="Arial"/>
               </w:rPr>
-              <w:pPrChange w:id="24" w:author="Aparecida Ferreira" w:date="2026-03-10T10:34:00Z" w16du:dateUtc="2026-03-10T13:34:00Z">
+              <w:pPrChange w:id="41" w:author="Aparecida Ferreira" w:date="2026-03-10T10:34:00Z">
                 <w:pPr>
-                  <w:pStyle w:val="Textbody"/>
+                  <w:pStyle w:val="6"/>
                   <w:numPr>
-                    <w:numId w:val="2"/>
+                    <w:ilvl w:val="0"/>
+                    <w:numId w:val="1"/>
                   </w:numPr>
                   <w:snapToGrid w:val="0"/>
                   <w:spacing w:after="160" w:line="259" w:lineRule="auto"/>
@@ -1049,7 +1247,7 @@
             </w:pPr>
             <w:r>
               <w:rPr>
-                <w:rStyle w:val="StrongEmphasis"/>
+                <w:rStyle w:val="43"/>
                 <w:rFonts w:ascii="Arial, Helvetica, sans-serif" w:hAnsi="Arial, Helvetica, sans-serif"/>
                 <w:b w:val="0"/>
                 <w:color w:val="222222"/>
@@ -1065,7 +1263,7 @@
               </w:rPr>
               <w:t>, como bolos, pudins, mousses, salgados e outras sobremesas</w:t>
             </w:r>
-            <w:ins w:id="25" w:author="Aparecida Ferreira" w:date="2026-03-10T10:35:00Z" w16du:dateUtc="2026-03-10T13:35:00Z">
+            <w:ins w:id="42" w:author="Aparecida Ferreira" w:date="2026-03-10T10:35:00Z">
               <w:r>
                 <w:rPr>
                   <w:rFonts w:ascii="Arial, Helvetica, sans-serif" w:hAnsi="Arial, Helvetica, sans-serif" w:cs="Arial"/>
@@ -1078,10 +1276,10 @@
           </w:p>
           <w:p>
             <w:pPr>
-              <w:pStyle w:val="Textbody"/>
+              <w:pStyle w:val="6"/>
               <w:numPr>
                 <w:ilvl w:val="0"/>
-                <w:numId w:val="2"/>
+                <w:numId w:val="1"/>
               </w:numPr>
               <w:snapToGrid w:val="0"/>
               <w:spacing w:after="160" w:line="259" w:lineRule="auto"/>
@@ -1090,11 +1288,12 @@
               <w:rPr>
                 <w:rFonts w:ascii="Arial" w:hAnsi="Arial" w:cs="Arial"/>
               </w:rPr>
-              <w:pPrChange w:id="26" w:author="Aparecida Ferreira" w:date="2026-03-10T10:34:00Z" w16du:dateUtc="2026-03-10T13:34:00Z">
+              <w:pPrChange w:id="43" w:author="Aparecida Ferreira" w:date="2026-03-10T10:34:00Z">
                 <w:pPr>
-                  <w:pStyle w:val="Textbody"/>
+                  <w:pStyle w:val="6"/>
                   <w:numPr>
-                    <w:numId w:val="2"/>
+                    <w:ilvl w:val="0"/>
+                    <w:numId w:val="1"/>
                   </w:numPr>
                   <w:snapToGrid w:val="0"/>
                   <w:spacing w:after="160" w:line="259" w:lineRule="auto"/>
@@ -1104,7 +1303,7 @@
             </w:pPr>
             <w:r>
               <w:rPr>
-                <w:rStyle w:val="StrongEmphasis"/>
+                <w:rStyle w:val="43"/>
                 <w:rFonts w:ascii="Arial, Helvetica, sans-serif" w:hAnsi="Arial, Helvetica, sans-serif"/>
                 <w:b w:val="0"/>
                 <w:color w:val="222222"/>
@@ -1120,7 +1319,7 @@
               </w:rPr>
               <w:t>, oferecendo receitas de acordo com datas comemorativas como Páscoa, Natal e o Dia do Doce</w:t>
             </w:r>
-            <w:ins w:id="27" w:author="Aparecida Ferreira" w:date="2026-03-10T10:35:00Z" w16du:dateUtc="2026-03-10T13:35:00Z">
+            <w:ins w:id="44" w:author="Aparecida Ferreira" w:date="2026-03-10T10:35:00Z">
               <w:r>
                 <w:rPr>
                   <w:rFonts w:ascii="Arial, Helvetica, sans-serif" w:hAnsi="Arial, Helvetica, sans-serif" w:cs="Arial"/>
@@ -1133,10 +1332,10 @@
           </w:p>
           <w:p>
             <w:pPr>
-              <w:pStyle w:val="Textbody"/>
+              <w:pStyle w:val="6"/>
               <w:numPr>
                 <w:ilvl w:val="0"/>
-                <w:numId w:val="2"/>
+                <w:numId w:val="1"/>
               </w:numPr>
               <w:snapToGrid w:val="0"/>
               <w:spacing w:after="160" w:line="259" w:lineRule="auto"/>
@@ -1145,11 +1344,12 @@
               <w:rPr>
                 <w:rFonts w:ascii="Arial" w:hAnsi="Arial" w:cs="Arial"/>
               </w:rPr>
-              <w:pPrChange w:id="28" w:author="Aparecida Ferreira" w:date="2026-03-10T10:34:00Z" w16du:dateUtc="2026-03-10T13:34:00Z">
+              <w:pPrChange w:id="45" w:author="Aparecida Ferreira" w:date="2026-03-10T10:34:00Z">
                 <w:pPr>
-                  <w:pStyle w:val="Textbody"/>
+                  <w:pStyle w:val="6"/>
                   <w:numPr>
-                    <w:numId w:val="2"/>
+                    <w:ilvl w:val="0"/>
+                    <w:numId w:val="1"/>
                   </w:numPr>
                   <w:snapToGrid w:val="0"/>
                   <w:spacing w:after="160" w:line="259" w:lineRule="auto"/>
@@ -1159,7 +1359,7 @@
             </w:pPr>
             <w:r>
               <w:rPr>
-                <w:rStyle w:val="StrongEmphasis"/>
+                <w:rStyle w:val="43"/>
                 <w:rFonts w:ascii="Arial, Helvetica, sans-serif" w:hAnsi="Arial, Helvetica, sans-serif"/>
                 <w:b w:val="0"/>
                 <w:color w:val="222222"/>
@@ -1175,7 +1375,7 @@
               </w:rPr>
               <w:t>, inspirada em confeitaria e festas, oferecendo uma experiência única e acolhedora</w:t>
             </w:r>
-            <w:ins w:id="29" w:author="Aparecida Ferreira" w:date="2026-03-10T10:35:00Z" w16du:dateUtc="2026-03-10T13:35:00Z">
+            <w:ins w:id="46" w:author="Aparecida Ferreira" w:date="2026-03-10T10:35:00Z">
               <w:r>
                 <w:rPr>
                   <w:rFonts w:ascii="Arial, Helvetica, sans-serif" w:hAnsi="Arial, Helvetica, sans-serif" w:cs="Arial"/>
@@ -1188,19 +1388,19 @@
           </w:p>
           <w:p>
             <w:pPr>
-              <w:pStyle w:val="Textbody"/>
+              <w:pStyle w:val="6"/>
               <w:snapToGrid w:val="0"/>
               <w:spacing w:after="160" w:line="259" w:lineRule="auto"/>
               <w:jc w:val="both"/>
               <w:rPr>
-                <w:del w:id="30" w:author="Aparecida Ferreira" w:date="2026-03-10T10:34:00Z" w16du:dateUtc="2026-03-10T13:34:00Z"/>
-                <w:rFonts w:ascii="Arial, Helvetica, sans-serif" w:hAnsi="Arial, Helvetica, sans-serif" w:cs="Arial"/>
-                <w:color w:val="222222"/>
-                <w:sz w:val="24"/>
-              </w:rPr>
-              <w:pPrChange w:id="31" w:author="Aparecida Ferreira" w:date="2026-03-10T10:34:00Z" w16du:dateUtc="2026-03-10T13:34:00Z">
+                <w:del w:id="48" w:author="Aparecida Ferreira" w:date="2026-03-10T10:34:00Z"/>
+                <w:rFonts w:ascii="Arial, Helvetica, sans-serif" w:hAnsi="Arial, Helvetica, sans-serif" w:cs="Arial"/>
+                <w:color w:val="222222"/>
+                <w:sz w:val="24"/>
+              </w:rPr>
+              <w:pPrChange w:id="47" w:author="Aparecida Ferreira" w:date="2026-03-10T10:34:00Z">
                 <w:pPr>
-                  <w:pStyle w:val="Textbody"/>
+                  <w:pStyle w:val="6"/>
                   <w:snapToGrid w:val="0"/>
                   <w:spacing w:after="160" w:line="259" w:lineRule="auto"/>
                 </w:pPr>
@@ -1217,17 +1417,17 @@
           </w:p>
           <w:p>
             <w:pPr>
-              <w:pStyle w:val="Textbody"/>
+              <w:pStyle w:val="6"/>
               <w:snapToGrid w:val="0"/>
               <w:spacing w:after="160" w:line="259" w:lineRule="auto"/>
               <w:jc w:val="both"/>
               <w:rPr>
-                <w:del w:id="32" w:author="Aparecida Ferreira" w:date="2026-03-10T10:34:00Z" w16du:dateUtc="2026-03-10T13:34:00Z"/>
+                <w:del w:id="50" w:author="Aparecida Ferreira" w:date="2026-03-10T10:34:00Z"/>
                 <w:rFonts w:ascii="Arial" w:hAnsi="Arial" w:cs="Arial"/>
               </w:rPr>
-              <w:pPrChange w:id="33" w:author="Aparecida Ferreira" w:date="2026-03-10T10:34:00Z" w16du:dateUtc="2026-03-10T13:34:00Z">
+              <w:pPrChange w:id="49" w:author="Aparecida Ferreira" w:date="2026-03-10T10:34:00Z">
                 <w:pPr>
-                  <w:pStyle w:val="Standard"/>
+                  <w:pStyle w:val="7"/>
                   <w:snapToGrid w:val="0"/>
                 </w:pPr>
               </w:pPrChange>
@@ -1235,24 +1435,24 @@
           </w:p>
           <w:p>
             <w:pPr>
-              <w:pStyle w:val="Standard"/>
-              <w:rPr>
-                <w:del w:id="34" w:author="Aparecida Ferreira" w:date="2026-03-10T10:34:00Z" w16du:dateUtc="2026-03-10T13:34:00Z"/>
-              </w:rPr>
-            </w:pPr>
-          </w:p>
-          <w:p>
-            <w:pPr>
-              <w:pStyle w:val="Standard"/>
-              <w:rPr>
-                <w:del w:id="35" w:author="Aparecida Ferreira" w:date="2026-03-10T10:34:00Z" w16du:dateUtc="2026-03-10T13:34:00Z"/>
+              <w:pStyle w:val="7"/>
+              <w:rPr>
+                <w:del w:id="51" w:author="Aparecida Ferreira" w:date="2026-03-10T10:34:00Z"/>
+              </w:rPr>
+            </w:pPr>
+          </w:p>
+          <w:p>
+            <w:pPr>
+              <w:pStyle w:val="7"/>
+              <w:rPr>
+                <w:del w:id="52" w:author="Aparecida Ferreira" w:date="2026-03-10T10:34:00Z"/>
                 <w:rFonts w:ascii="Arial" w:hAnsi="Arial" w:cs="Arial"/>
               </w:rPr>
             </w:pPr>
           </w:p>
           <w:p>
             <w:pPr>
-              <w:pStyle w:val="Standard"/>
+              <w:pStyle w:val="7"/>
               <w:rPr>
                 <w:rFonts w:ascii="Arial" w:hAnsi="Arial" w:cs="Arial"/>
               </w:rPr>
@@ -1263,7 +1463,7 @@
     </w:tbl>
     <w:p>
       <w:pPr>
-        <w:pStyle w:val="Standard"/>
+        <w:pStyle w:val="7"/>
         <w:rPr>
           <w:rFonts w:ascii="Arial" w:hAnsi="Arial" w:cs="Arial"/>
         </w:rPr>
@@ -1271,16 +1471,16 @@
     </w:p>
     <w:p>
       <w:pPr>
-        <w:pStyle w:val="Standard"/>
+        <w:pStyle w:val="7"/>
         <w:rPr>
-          <w:del w:id="36" w:author="Aparecida Ferreira" w:date="2026-03-10T10:35:00Z" w16du:dateUtc="2026-03-10T13:35:00Z"/>
+          <w:del w:id="53" w:author="Aparecida Ferreira" w:date="2026-03-10T10:35:00Z"/>
           <w:rFonts w:ascii="Arial" w:hAnsi="Arial" w:cs="Arial"/>
         </w:rPr>
       </w:pPr>
     </w:p>
     <w:p>
       <w:pPr>
-        <w:pStyle w:val="Standard"/>
+        <w:pStyle w:val="7"/>
         <w:rPr>
           <w:rFonts w:ascii="Arial" w:hAnsi="Arial" w:cs="Arial"/>
         </w:rPr>
@@ -1288,7 +1488,7 @@
     </w:p>
     <w:p>
       <w:pPr>
-        <w:pStyle w:val="Standard"/>
+        <w:pStyle w:val="7"/>
         <w:ind w:right="1134"/>
       </w:pPr>
       <w:r>
@@ -1300,14 +1500,16 @@
     </w:p>
     <w:tbl>
       <w:tblPr>
+        <w:tblStyle w:val="3"/>
         <w:tblW w:w="9000" w:type="dxa"/>
         <w:tblInd w:w="-5" w:type="dxa"/>
         <w:tblLayout w:type="fixed"/>
         <w:tblCellMar>
+          <w:top w:w="0" w:type="dxa"/>
           <w:left w:w="10" w:type="dxa"/>
+          <w:bottom w:w="0" w:type="dxa"/>
           <w:right w:w="10" w:type="dxa"/>
         </w:tblCellMar>
-        <w:tblLook w:val="0000" w:firstRow="0" w:lastRow="0" w:firstColumn="0" w:lastColumn="0" w:noHBand="0" w:noVBand="0"/>
       </w:tblPr>
       <w:tblGrid>
         <w:gridCol w:w="9000"/>
@@ -1316,17 +1518,19 @@
         <w:tblPrEx>
           <w:tblCellMar>
             <w:top w:w="0" w:type="dxa"/>
+            <w:left w:w="10" w:type="dxa"/>
             <w:bottom w:w="0" w:type="dxa"/>
+            <w:right w:w="10" w:type="dxa"/>
           </w:tblCellMar>
         </w:tblPrEx>
         <w:tc>
           <w:tcPr>
             <w:tcW w:w="9000" w:type="dxa"/>
             <w:tcBorders>
-              <w:top w:val="single" w:sz="4" w:space="0" w:color="000000"/>
-              <w:left w:val="single" w:sz="4" w:space="0" w:color="000000"/>
-              <w:bottom w:val="single" w:sz="4" w:space="0" w:color="000000"/>
-              <w:right w:val="single" w:sz="4" w:space="0" w:color="000000"/>
+              <w:top w:val="single" w:color="000000" w:sz="4" w:space="0"/>
+              <w:left w:val="single" w:color="000000" w:sz="4" w:space="0"/>
+              <w:bottom w:val="single" w:color="000000" w:sz="4" w:space="0"/>
+              <w:right w:val="single" w:color="000000" w:sz="4" w:space="0"/>
             </w:tcBorders>
             <w:tcMar>
               <w:top w:w="0" w:type="dxa"/>
@@ -1337,22 +1541,22 @@
           </w:tcPr>
           <w:p>
             <w:pPr>
-              <w:pStyle w:val="Textbody"/>
+              <w:pStyle w:val="6"/>
               <w:spacing w:after="160"/>
               <w:jc w:val="both"/>
               <w:rPr>
                 <w:rFonts w:ascii="Arial" w:hAnsi="Arial" w:cs="Arial"/>
               </w:rPr>
-              <w:pPrChange w:id="37" w:author="Aparecida Ferreira" w:date="2026-03-10T10:35:00Z" w16du:dateUtc="2026-03-10T13:35:00Z">
+              <w:pPrChange w:id="54" w:author="Aparecida Ferreira" w:date="2026-03-10T10:35:00Z">
                 <w:pPr>
-                  <w:pStyle w:val="Textbody"/>
+                  <w:pStyle w:val="6"/>
                   <w:spacing w:after="160"/>
                 </w:pPr>
               </w:pPrChange>
             </w:pPr>
             <w:r>
               <w:rPr>
-                <w:rStyle w:val="StrongEmphasis"/>
+                <w:rStyle w:val="43"/>
                 <w:rFonts w:ascii="Arial, Helvetica, sans-serif" w:hAnsi="Arial, Helvetica, sans-serif"/>
                 <w:b w:val="0"/>
                 <w:color w:val="222222"/>
@@ -1363,7 +1567,7 @@
           </w:p>
           <w:p>
             <w:pPr>
-              <w:pStyle w:val="Textbody"/>
+              <w:pStyle w:val="6"/>
               <w:spacing w:after="160" w:line="259" w:lineRule="auto"/>
               <w:jc w:val="both"/>
               <w:rPr>
@@ -1371,9 +1575,9 @@
                 <w:color w:val="222222"/>
                 <w:sz w:val="24"/>
               </w:rPr>
-              <w:pPrChange w:id="38" w:author="Aparecida Ferreira" w:date="2026-03-10T10:35:00Z" w16du:dateUtc="2026-03-10T13:35:00Z">
+              <w:pPrChange w:id="55" w:author="Aparecida Ferreira" w:date="2026-03-10T10:35:00Z">
                 <w:pPr>
-                  <w:pStyle w:val="Textbody"/>
+                  <w:pStyle w:val="6"/>
                   <w:spacing w:after="160" w:line="259" w:lineRule="auto"/>
                 </w:pPr>
               </w:pPrChange>
@@ -1384,35 +1588,27 @@
                 <w:color w:val="222222"/>
                 <w:sz w:val="24"/>
               </w:rPr>
-              <w:t xml:space="preserve">Essa </w:t>
-            </w:r>
-            <w:r>
-              <w:rPr>
-                <w:rFonts w:ascii="Arial, Helvetica, sans-serif" w:hAnsi="Arial, Helvetica, sans-serif" w:cs="Arial"/>
-                <w:color w:val="222222"/>
-                <w:sz w:val="24"/>
-              </w:rPr>
-              <w:t>disciplina será fundamental para planejar e estruturar o desenvolvimento do aplicativo. Nela, serão definidos os requisitos do sistema, as funcionalidades principais (login, organização de receitas, e atualizações sazonais), e os fluxos de interação do usuário.</w:t>
-            </w:r>
-          </w:p>
-          <w:p>
-            <w:pPr>
-              <w:pStyle w:val="Textbody"/>
+              <w:t>Essa disciplina será fundamental para planejar e estruturar o desenvolvimento do aplicativo. Nela, serão definidos os requisitos do sistema, as funcionalidades principais (login, organização de receitas, e atualizações sazonais), e os fluxos de interação do usuário.</w:t>
+            </w:r>
+          </w:p>
+          <w:p>
+            <w:pPr>
+              <w:pStyle w:val="6"/>
               <w:spacing w:after="160" w:line="259" w:lineRule="auto"/>
               <w:jc w:val="both"/>
               <w:rPr>
                 <w:rFonts w:ascii="Arial" w:hAnsi="Arial" w:cs="Arial"/>
               </w:rPr>
-              <w:pPrChange w:id="39" w:author="Aparecida Ferreira" w:date="2026-03-10T10:35:00Z" w16du:dateUtc="2026-03-10T13:35:00Z">
+              <w:pPrChange w:id="56" w:author="Aparecida Ferreira" w:date="2026-03-10T10:35:00Z">
                 <w:pPr>
-                  <w:pStyle w:val="Textbody"/>
+                  <w:pStyle w:val="6"/>
                   <w:spacing w:after="160" w:line="259" w:lineRule="auto"/>
                 </w:pPr>
               </w:pPrChange>
             </w:pPr>
             <w:r>
               <w:rPr>
-                <w:rStyle w:val="StrongEmphasis"/>
+                <w:rStyle w:val="43"/>
                 <w:rFonts w:ascii="Arial, Helvetica, sans-serif" w:hAnsi="Arial, Helvetica, sans-serif"/>
                 <w:b w:val="0"/>
                 <w:color w:val="222222"/>
@@ -1423,7 +1619,7 @@
           </w:p>
           <w:p>
             <w:pPr>
-              <w:pStyle w:val="Textbody"/>
+              <w:pStyle w:val="6"/>
               <w:spacing w:after="160" w:line="259" w:lineRule="auto"/>
               <w:jc w:val="both"/>
               <w:rPr>
@@ -1431,9 +1627,9 @@
                 <w:color w:val="222222"/>
                 <w:sz w:val="24"/>
               </w:rPr>
-              <w:pPrChange w:id="40" w:author="Aparecida Ferreira" w:date="2026-03-10T10:35:00Z" w16du:dateUtc="2026-03-10T13:35:00Z">
+              <w:pPrChange w:id="57" w:author="Aparecida Ferreira" w:date="2026-03-10T10:35:00Z">
                 <w:pPr>
-                  <w:pStyle w:val="Textbody"/>
+                  <w:pStyle w:val="6"/>
                   <w:spacing w:after="160" w:line="259" w:lineRule="auto"/>
                 </w:pPr>
               </w:pPrChange>
@@ -1449,22 +1645,22 @@
           </w:p>
           <w:p>
             <w:pPr>
-              <w:pStyle w:val="Textbody"/>
+              <w:pStyle w:val="6"/>
               <w:spacing w:after="160" w:line="259" w:lineRule="auto"/>
               <w:jc w:val="both"/>
               <w:rPr>
                 <w:rFonts w:ascii="Arial" w:hAnsi="Arial" w:cs="Arial"/>
               </w:rPr>
-              <w:pPrChange w:id="41" w:author="Aparecida Ferreira" w:date="2026-03-10T10:35:00Z" w16du:dateUtc="2026-03-10T13:35:00Z">
+              <w:pPrChange w:id="58" w:author="Aparecida Ferreira" w:date="2026-03-10T10:35:00Z">
                 <w:pPr>
-                  <w:pStyle w:val="Textbody"/>
+                  <w:pStyle w:val="6"/>
                   <w:spacing w:after="160" w:line="259" w:lineRule="auto"/>
                 </w:pPr>
               </w:pPrChange>
             </w:pPr>
             <w:r>
               <w:rPr>
-                <w:rStyle w:val="StrongEmphasis"/>
+                <w:rStyle w:val="43"/>
                 <w:rFonts w:ascii="Arial, Helvetica, sans-serif" w:hAnsi="Arial, Helvetica, sans-serif"/>
                 <w:b w:val="0"/>
                 <w:color w:val="222222"/>
@@ -1475,7 +1671,7 @@
           </w:p>
           <w:p>
             <w:pPr>
-              <w:pStyle w:val="Textbody"/>
+              <w:pStyle w:val="6"/>
               <w:spacing w:after="160" w:line="259" w:lineRule="auto"/>
               <w:jc w:val="both"/>
               <w:rPr>
@@ -1483,9 +1679,9 @@
                 <w:color w:val="222222"/>
                 <w:sz w:val="24"/>
               </w:rPr>
-              <w:pPrChange w:id="42" w:author="Aparecida Ferreira" w:date="2026-03-10T10:35:00Z" w16du:dateUtc="2026-03-10T13:35:00Z">
+              <w:pPrChange w:id="59" w:author="Aparecida Ferreira" w:date="2026-03-10T10:35:00Z">
                 <w:pPr>
-                  <w:pStyle w:val="Textbody"/>
+                  <w:pStyle w:val="6"/>
                   <w:spacing w:after="160" w:line="259" w:lineRule="auto"/>
                 </w:pPr>
               </w:pPrChange>
@@ -1496,30 +1692,21 @@
                 <w:color w:val="222222"/>
                 <w:sz w:val="24"/>
               </w:rPr>
-              <w:t xml:space="preserve">A disciplina de Web Design será fundamental para criar uma interface agradável e intuitiva. A estética será inspirada em elementos de confeitaria e romance, </w:t>
-            </w:r>
-            <w:r>
-              <w:rPr>
-                <w:rFonts w:ascii="Arial, Helvetica, sans-serif" w:hAnsi="Arial, Helvetica, sans-serif" w:cs="Arial"/>
-                <w:color w:val="222222"/>
-                <w:sz w:val="24"/>
-              </w:rPr>
-              <w:lastRenderedPageBreak/>
-              <w:t>garantindo uma navegação simples e eficiente, com uma experiência de uso envolvente e acessível.</w:t>
-            </w:r>
-          </w:p>
-          <w:p>
-            <w:pPr>
-              <w:pStyle w:val="Standard"/>
-              <w:rPr>
-                <w:del w:id="43" w:author="Aparecida Ferreira" w:date="2026-03-10T10:35:00Z" w16du:dateUtc="2026-03-10T13:35:00Z"/>
+              <w:t>A disciplina de Web Design será fundamental para criar uma interface agradável e intuitiva. A estética será inspirada em elementos de confeitaria e romance, garantindo uma navegação simples e eficiente, com uma experiência de uso envolvente e acessível.</w:t>
+            </w:r>
+          </w:p>
+          <w:p>
+            <w:pPr>
+              <w:pStyle w:val="7"/>
+              <w:rPr>
+                <w:del w:id="60" w:author="Aparecida Ferreira" w:date="2026-03-10T10:35:00Z"/>
                 <w:rFonts w:ascii="Arial" w:hAnsi="Arial" w:cs="Arial"/>
               </w:rPr>
             </w:pPr>
           </w:p>
           <w:p>
             <w:pPr>
-              <w:pStyle w:val="Standard"/>
+              <w:pStyle w:val="7"/>
               <w:rPr>
                 <w:rFonts w:ascii="Arial" w:hAnsi="Arial" w:cs="Arial"/>
               </w:rPr>
@@ -1530,7 +1717,7 @@
     </w:tbl>
     <w:p>
       <w:pPr>
-        <w:pStyle w:val="Standard"/>
+        <w:pStyle w:val="7"/>
         <w:rPr>
           <w:rFonts w:ascii="Arial" w:hAnsi="Arial" w:cs="Arial"/>
         </w:rPr>
@@ -1538,7 +1725,7 @@
     </w:p>
     <w:p>
       <w:pPr>
-        <w:pStyle w:val="Standard"/>
+        <w:pStyle w:val="7"/>
       </w:pPr>
       <w:r>
         <w:rPr>
@@ -1549,14 +1736,16 @@
     </w:p>
     <w:tbl>
       <w:tblPr>
+        <w:tblStyle w:val="3"/>
         <w:tblW w:w="9000" w:type="dxa"/>
         <w:tblInd w:w="-5" w:type="dxa"/>
         <w:tblLayout w:type="fixed"/>
         <w:tblCellMar>
+          <w:top w:w="0" w:type="dxa"/>
           <w:left w:w="10" w:type="dxa"/>
+          <w:bottom w:w="0" w:type="dxa"/>
           <w:right w:w="10" w:type="dxa"/>
         </w:tblCellMar>
-        <w:tblLook w:val="0000" w:firstRow="0" w:lastRow="0" w:firstColumn="0" w:lastColumn="0" w:noHBand="0" w:noVBand="0"/>
       </w:tblPr>
       <w:tblGrid>
         <w:gridCol w:w="9000"/>
@@ -1565,17 +1754,19 @@
         <w:tblPrEx>
           <w:tblCellMar>
             <w:top w:w="0" w:type="dxa"/>
+            <w:left w:w="10" w:type="dxa"/>
             <w:bottom w:w="0" w:type="dxa"/>
+            <w:right w:w="10" w:type="dxa"/>
           </w:tblCellMar>
         </w:tblPrEx>
         <w:tc>
           <w:tcPr>
             <w:tcW w:w="9000" w:type="dxa"/>
             <w:tcBorders>
-              <w:top w:val="single" w:sz="4" w:space="0" w:color="000000"/>
-              <w:left w:val="single" w:sz="4" w:space="0" w:color="000000"/>
-              <w:bottom w:val="single" w:sz="4" w:space="0" w:color="000000"/>
-              <w:right w:val="single" w:sz="4" w:space="0" w:color="000000"/>
+              <w:top w:val="single" w:color="000000" w:sz="4" w:space="0"/>
+              <w:left w:val="single" w:color="000000" w:sz="4" w:space="0"/>
+              <w:bottom w:val="single" w:color="000000" w:sz="4" w:space="0"/>
+              <w:right w:val="single" w:color="000000" w:sz="4" w:space="0"/>
             </w:tcBorders>
             <w:tcMar>
               <w:top w:w="0" w:type="dxa"/>
@@ -1586,17 +1777,17 @@
           </w:tcPr>
           <w:p>
             <w:pPr>
-              <w:pStyle w:val="Standard"/>
+              <w:pStyle w:val="7"/>
               <w:snapToGrid w:val="0"/>
               <w:spacing w:line="360" w:lineRule="auto"/>
               <w:jc w:val="both"/>
               <w:rPr>
-                <w:del w:id="44" w:author="Aparecida Ferreira" w:date="2026-03-10T10:35:00Z" w16du:dateUtc="2026-03-10T13:35:00Z"/>
+                <w:del w:id="62" w:author="Aparecida Ferreira" w:date="2026-03-10T10:35:00Z"/>
                 <w:rFonts w:ascii="Arial" w:hAnsi="Arial" w:cs="Arial"/>
               </w:rPr>
-              <w:pPrChange w:id="45" w:author="Aparecida Ferreira" w:date="2026-03-10T10:36:00Z" w16du:dateUtc="2026-03-10T13:36:00Z">
+              <w:pPrChange w:id="61" w:author="Aparecida Ferreira" w:date="2026-03-10T10:36:00Z">
                 <w:pPr>
-                  <w:pStyle w:val="Standard"/>
+                  <w:pStyle w:val="7"/>
                   <w:snapToGrid w:val="0"/>
                 </w:pPr>
               </w:pPrChange>
@@ -1604,22 +1795,22 @@
           </w:p>
           <w:p>
             <w:pPr>
-              <w:pStyle w:val="Standard"/>
+              <w:pStyle w:val="7"/>
               <w:spacing w:line="360" w:lineRule="auto"/>
               <w:jc w:val="both"/>
               <w:rPr>
-                <w:rFonts w:ascii="Arial" w:eastAsia="Calibri" w:hAnsi="Arial" w:cs="Arial"/>
+                <w:rFonts w:ascii="Arial" w:hAnsi="Arial" w:eastAsia="Calibri" w:cs="Arial"/>
                 <w:lang w:eastAsia="pt-BR"/>
               </w:rPr>
-              <w:pPrChange w:id="46" w:author="Aparecida Ferreira" w:date="2026-03-10T10:36:00Z" w16du:dateUtc="2026-03-10T13:36:00Z">
+              <w:pPrChange w:id="63" w:author="Aparecida Ferreira" w:date="2026-03-10T10:36:00Z">
                 <w:pPr>
-                  <w:pStyle w:val="Standard"/>
+                  <w:pStyle w:val="7"/>
                 </w:pPr>
               </w:pPrChange>
             </w:pPr>
             <w:r>
               <w:rPr>
-                <w:rFonts w:ascii="Arial, Helvetica, sans-serif" w:eastAsia="Calibri" w:hAnsi="Arial, Helvetica, sans-serif" w:cs="Arial"/>
+                <w:rFonts w:ascii="Arial, Helvetica, sans-serif" w:hAnsi="Arial, Helvetica, sans-serif" w:eastAsia="Calibri" w:cs="Arial"/>
                 <w:color w:val="222222"/>
                 <w:sz w:val="24"/>
                 <w:lang w:eastAsia="pt-BR"/>
@@ -1628,7 +1819,7 @@
             </w:r>
             <w:r>
               <w:rPr>
-                <w:rStyle w:val="StrongEmphasis"/>
+                <w:rStyle w:val="43"/>
                 <w:rFonts w:ascii="Arial, Helvetica, sans-serif" w:hAnsi="Arial, Helvetica, sans-serif"/>
                 <w:b w:val="0"/>
                 <w:color w:val="222222"/>
@@ -1639,21 +1830,12 @@
             </w:r>
             <w:r>
               <w:rPr>
-                <w:rFonts w:ascii="Arial, Helvetica, sans-serif" w:eastAsia="Calibri" w:hAnsi="Arial, Helvetica, sans-serif" w:cs="Arial"/>
+                <w:rFonts w:ascii="Arial, Helvetica, sans-serif" w:hAnsi="Arial, Helvetica, sans-serif" w:eastAsia="Calibri" w:cs="Arial"/>
                 <w:color w:val="222222"/>
                 <w:sz w:val="24"/>
                 <w:lang w:eastAsia="pt-BR"/>
               </w:rPr>
-              <w:t xml:space="preserve">, que oferece uma plataforma organizada e agradável para usuários que buscam receitas de </w:t>
-            </w:r>
-            <w:r>
-              <w:rPr>
-                <w:rFonts w:ascii="Arial, Helvetica, sans-serif" w:eastAsia="Calibri" w:hAnsi="Arial, Helvetica, sans-serif" w:cs="Arial"/>
-                <w:color w:val="222222"/>
-                <w:sz w:val="24"/>
-                <w:lang w:eastAsia="pt-BR"/>
-              </w:rPr>
-              <w:t>doces e salgados, com atualizações temáticas para datas comemorativas como Natal, Páscoa e o Dia do Doce.</w:t>
+              <w:t>, que oferece uma plataforma organizada e agradável para usuários que buscam receitas de doces e salgados, com atualizações temáticas para datas comemorativas como Natal, Páscoa e o Dia do Doce.</w:t>
             </w:r>
           </w:p>
         </w:tc>
@@ -1661,11 +1843,11 @@
     </w:tbl>
     <w:p>
       <w:pPr>
-        <w:pStyle w:val="Standard"/>
+        <w:pStyle w:val="7"/>
       </w:pPr>
       <w:r>
         <w:rPr>
-          <w:rFonts w:ascii="Arial" w:eastAsia="Arial" w:hAnsi="Arial" w:cs="Arial"/>
+          <w:rFonts w:ascii="Arial" w:hAnsi="Arial" w:eastAsia="Arial" w:cs="Arial"/>
         </w:rPr>
         <w:t xml:space="preserve"> </w:t>
       </w:r>
@@ -1678,14 +1860,16 @@
     </w:p>
     <w:tbl>
       <w:tblPr>
+        <w:tblStyle w:val="3"/>
         <w:tblW w:w="9000" w:type="dxa"/>
         <w:tblInd w:w="-5" w:type="dxa"/>
         <w:tblLayout w:type="fixed"/>
         <w:tblCellMar>
+          <w:top w:w="0" w:type="dxa"/>
           <w:left w:w="10" w:type="dxa"/>
+          <w:bottom w:w="0" w:type="dxa"/>
           <w:right w:w="10" w:type="dxa"/>
         </w:tblCellMar>
-        <w:tblLook w:val="0000" w:firstRow="0" w:lastRow="0" w:firstColumn="0" w:lastColumn="0" w:noHBand="0" w:noVBand="0"/>
       </w:tblPr>
       <w:tblGrid>
         <w:gridCol w:w="9000"/>
@@ -1694,17 +1878,19 @@
         <w:tblPrEx>
           <w:tblCellMar>
             <w:top w:w="0" w:type="dxa"/>
+            <w:left w:w="10" w:type="dxa"/>
             <w:bottom w:w="0" w:type="dxa"/>
+            <w:right w:w="10" w:type="dxa"/>
           </w:tblCellMar>
         </w:tblPrEx>
         <w:tc>
           <w:tcPr>
             <w:tcW w:w="9000" w:type="dxa"/>
             <w:tcBorders>
-              <w:top w:val="single" w:sz="4" w:space="0" w:color="000000"/>
-              <w:left w:val="single" w:sz="4" w:space="0" w:color="000000"/>
-              <w:bottom w:val="single" w:sz="4" w:space="0" w:color="000000"/>
-              <w:right w:val="single" w:sz="4" w:space="0" w:color="000000"/>
+              <w:top w:val="single" w:color="000000" w:sz="4" w:space="0"/>
+              <w:left w:val="single" w:color="000000" w:sz="4" w:space="0"/>
+              <w:bottom w:val="single" w:color="000000" w:sz="4" w:space="0"/>
+              <w:right w:val="single" w:color="000000" w:sz="4" w:space="0"/>
             </w:tcBorders>
             <w:tcMar>
               <w:top w:w="0" w:type="dxa"/>
@@ -1715,39 +1901,39 @@
           </w:tcPr>
           <w:p>
             <w:pPr>
-              <w:pStyle w:val="Standard"/>
+              <w:pStyle w:val="7"/>
               <w:jc w:val="both"/>
               <w:rPr>
-                <w:del w:id="47" w:author="Aparecida Ferreira" w:date="2026-03-10T10:36:00Z" w16du:dateUtc="2026-03-10T13:36:00Z"/>
-                <w:rFonts w:ascii="Arial" w:eastAsia="Calibri" w:hAnsi="Arial" w:cs="Arial"/>
+                <w:del w:id="65" w:author="Aparecida Ferreira" w:date="2026-03-10T10:36:00Z"/>
+                <w:rFonts w:ascii="Arial" w:hAnsi="Arial" w:eastAsia="Calibri" w:cs="Arial"/>
                 <w:lang w:eastAsia="pt-BR"/>
               </w:rPr>
-              <w:pPrChange w:id="48" w:author="Aparecida Ferreira" w:date="2026-03-10T10:36:00Z" w16du:dateUtc="2026-03-10T13:36:00Z">
+              <w:pPrChange w:id="64" w:author="Aparecida Ferreira" w:date="2026-03-10T10:36:00Z">
                 <w:pPr>
-                  <w:pStyle w:val="Standard"/>
+                  <w:pStyle w:val="7"/>
                 </w:pPr>
               </w:pPrChange>
             </w:pPr>
           </w:p>
           <w:p>
             <w:pPr>
-              <w:pStyle w:val="Textbody"/>
+              <w:pStyle w:val="6"/>
               <w:spacing w:after="160"/>
               <w:jc w:val="both"/>
               <w:rPr>
-                <w:rFonts w:ascii="Arial" w:eastAsia="Calibri" w:hAnsi="Arial" w:cs="Arial"/>
+                <w:rFonts w:ascii="Arial" w:hAnsi="Arial" w:eastAsia="Calibri" w:cs="Arial"/>
                 <w:lang w:eastAsia="pt-BR"/>
               </w:rPr>
-              <w:pPrChange w:id="49" w:author="Aparecida Ferreira" w:date="2026-03-10T10:36:00Z" w16du:dateUtc="2026-03-10T13:36:00Z">
+              <w:pPrChange w:id="66" w:author="Aparecida Ferreira" w:date="2026-03-10T10:36:00Z">
                 <w:pPr>
-                  <w:pStyle w:val="Textbody"/>
+                  <w:pStyle w:val="6"/>
                   <w:spacing w:after="160"/>
                 </w:pPr>
               </w:pPrChange>
             </w:pPr>
             <w:r>
               <w:rPr>
-                <w:rFonts w:ascii="Arial, Helvetica, sans-serif" w:eastAsia="Calibri" w:hAnsi="Arial, Helvetica, sans-serif" w:cs="Arial"/>
+                <w:rFonts w:ascii="Arial, Helvetica, sans-serif" w:hAnsi="Arial, Helvetica, sans-serif" w:eastAsia="Calibri" w:cs="Arial"/>
                 <w:color w:val="222222"/>
                 <w:sz w:val="24"/>
                 <w:lang w:eastAsia="pt-BR"/>
@@ -1756,7 +1942,7 @@
             </w:r>
             <w:r>
               <w:rPr>
-                <w:rStyle w:val="StrongEmphasis"/>
+                <w:rStyle w:val="43"/>
                 <w:rFonts w:ascii="Arial, Helvetica, sans-serif" w:hAnsi="Arial, Helvetica, sans-serif"/>
                 <w:b w:val="0"/>
                 <w:color w:val="222222"/>
@@ -1768,23 +1954,24 @@
           </w:p>
           <w:p>
             <w:pPr>
-              <w:pStyle w:val="Textbody"/>
+              <w:pStyle w:val="6"/>
               <w:numPr>
                 <w:ilvl w:val="0"/>
-                <w:numId w:val="3"/>
+                <w:numId w:val="2"/>
               </w:numPr>
               <w:spacing w:after="160" w:line="259" w:lineRule="auto"/>
               <w:ind w:left="225"/>
               <w:jc w:val="both"/>
               <w:rPr>
-                <w:rFonts w:ascii="Arial" w:eastAsia="Calibri" w:hAnsi="Arial" w:cs="Arial"/>
+                <w:rFonts w:ascii="Arial" w:hAnsi="Arial" w:eastAsia="Calibri" w:cs="Arial"/>
                 <w:lang w:eastAsia="pt-BR"/>
               </w:rPr>
-              <w:pPrChange w:id="50" w:author="Aparecida Ferreira" w:date="2026-03-10T10:36:00Z" w16du:dateUtc="2026-03-10T13:36:00Z">
+              <w:pPrChange w:id="67" w:author="Aparecida Ferreira" w:date="2026-03-10T10:36:00Z">
                 <w:pPr>
-                  <w:pStyle w:val="Textbody"/>
+                  <w:pStyle w:val="6"/>
                   <w:numPr>
-                    <w:numId w:val="3"/>
+                    <w:ilvl w:val="0"/>
+                    <w:numId w:val="2"/>
                   </w:numPr>
                   <w:spacing w:after="160" w:line="259" w:lineRule="auto"/>
                   <w:ind w:left="225"/>
@@ -1793,7 +1980,7 @@
             </w:pPr>
             <w:r>
               <w:rPr>
-                <w:rFonts w:ascii="Arial, Helvetica, sans-serif" w:eastAsia="Calibri" w:hAnsi="Arial, Helvetica, sans-serif" w:cs="Arial"/>
+                <w:rFonts w:ascii="Arial, Helvetica, sans-serif" w:hAnsi="Arial, Helvetica, sans-serif" w:eastAsia="Calibri" w:cs="Arial"/>
                 <w:color w:val="222222"/>
                 <w:sz w:val="24"/>
                 <w:lang w:eastAsia="pt-BR"/>
@@ -1802,46 +1989,36 @@
             </w:r>
             <w:r>
               <w:rPr>
-                <w:rStyle w:val="StrongEmphasis"/>
+                <w:rStyle w:val="43"/>
                 <w:rFonts w:ascii="Arial, Helvetica, sans-serif" w:hAnsi="Arial, Helvetica, sans-serif"/>
                 <w:b w:val="0"/>
                 <w:color w:val="222222"/>
                 <w:sz w:val="24"/>
                 <w:lang w:eastAsia="pt-BR"/>
               </w:rPr>
-              <w:t xml:space="preserve">banco de dados eficiente para armazenar e </w:t>
-            </w:r>
-            <w:r>
-              <w:rPr>
-                <w:rStyle w:val="StrongEmphasis"/>
-                <w:rFonts w:ascii="Arial, Helvetica, sans-serif" w:hAnsi="Arial, Helvetica, sans-serif"/>
-                <w:b w:val="0"/>
-                <w:color w:val="222222"/>
-                <w:sz w:val="24"/>
-                <w:lang w:eastAsia="pt-BR"/>
-              </w:rPr>
-              <w:t>organizar as receitas</w:t>
-            </w:r>
-          </w:p>
-          <w:p>
-            <w:pPr>
-              <w:pStyle w:val="Textbody"/>
+              <w:t>banco de dados eficiente para armazenar e organizar as receitas</w:t>
+            </w:r>
+          </w:p>
+          <w:p>
+            <w:pPr>
+              <w:pStyle w:val="6"/>
               <w:numPr>
                 <w:ilvl w:val="0"/>
-                <w:numId w:val="3"/>
+                <w:numId w:val="2"/>
               </w:numPr>
               <w:spacing w:after="160" w:line="259" w:lineRule="auto"/>
               <w:ind w:left="225"/>
               <w:jc w:val="both"/>
               <w:rPr>
-                <w:rFonts w:ascii="Arial" w:eastAsia="Calibri" w:hAnsi="Arial" w:cs="Arial"/>
+                <w:rFonts w:ascii="Arial" w:hAnsi="Arial" w:eastAsia="Calibri" w:cs="Arial"/>
                 <w:lang w:eastAsia="pt-BR"/>
               </w:rPr>
-              <w:pPrChange w:id="51" w:author="Aparecida Ferreira" w:date="2026-03-10T10:36:00Z" w16du:dateUtc="2026-03-10T13:36:00Z">
+              <w:pPrChange w:id="68" w:author="Aparecida Ferreira" w:date="2026-03-10T10:36:00Z">
                 <w:pPr>
-                  <w:pStyle w:val="Textbody"/>
+                  <w:pStyle w:val="6"/>
                   <w:numPr>
-                    <w:numId w:val="3"/>
+                    <w:ilvl w:val="0"/>
+                    <w:numId w:val="2"/>
                   </w:numPr>
                   <w:spacing w:after="160" w:line="259" w:lineRule="auto"/>
                   <w:ind w:left="225"/>
@@ -1850,7 +2027,7 @@
             </w:pPr>
             <w:r>
               <w:rPr>
-                <w:rFonts w:ascii="Arial, Helvetica, sans-serif" w:eastAsia="Calibri" w:hAnsi="Arial, Helvetica, sans-serif" w:cs="Arial"/>
+                <w:rFonts w:ascii="Arial, Helvetica, sans-serif" w:hAnsi="Arial, Helvetica, sans-serif" w:eastAsia="Calibri" w:cs="Arial"/>
                 <w:color w:val="222222"/>
                 <w:sz w:val="24"/>
                 <w:lang w:eastAsia="pt-BR"/>
@@ -1859,7 +2036,7 @@
             </w:r>
             <w:r>
               <w:rPr>
-                <w:rStyle w:val="StrongEmphasis"/>
+                <w:rStyle w:val="43"/>
                 <w:rFonts w:ascii="Arial, Helvetica, sans-serif" w:hAnsi="Arial, Helvetica, sans-serif"/>
                 <w:b w:val="0"/>
                 <w:color w:val="222222"/>
@@ -1870,7 +2047,7 @@
             </w:r>
             <w:r>
               <w:rPr>
-                <w:rFonts w:ascii="Arial, Helvetica, sans-serif" w:eastAsia="Calibri" w:hAnsi="Arial, Helvetica, sans-serif" w:cs="Arial"/>
+                <w:rFonts w:ascii="Arial, Helvetica, sans-serif" w:hAnsi="Arial, Helvetica, sans-serif" w:eastAsia="Calibri" w:cs="Arial"/>
                 <w:color w:val="222222"/>
                 <w:sz w:val="24"/>
                 <w:lang w:eastAsia="pt-BR"/>
@@ -1880,23 +2057,24 @@
           </w:p>
           <w:p>
             <w:pPr>
-              <w:pStyle w:val="Textbody"/>
+              <w:pStyle w:val="6"/>
               <w:numPr>
                 <w:ilvl w:val="0"/>
-                <w:numId w:val="3"/>
+                <w:numId w:val="2"/>
               </w:numPr>
               <w:spacing w:after="160" w:line="259" w:lineRule="auto"/>
               <w:ind w:left="225"/>
               <w:jc w:val="both"/>
               <w:rPr>
-                <w:rFonts w:ascii="Arial" w:eastAsia="Calibri" w:hAnsi="Arial" w:cs="Arial"/>
+                <w:rFonts w:ascii="Arial" w:hAnsi="Arial" w:eastAsia="Calibri" w:cs="Arial"/>
                 <w:lang w:eastAsia="pt-BR"/>
               </w:rPr>
-              <w:pPrChange w:id="52" w:author="Aparecida Ferreira" w:date="2026-03-10T10:36:00Z" w16du:dateUtc="2026-03-10T13:36:00Z">
+              <w:pPrChange w:id="69" w:author="Aparecida Ferreira" w:date="2026-03-10T10:36:00Z">
                 <w:pPr>
-                  <w:pStyle w:val="Textbody"/>
+                  <w:pStyle w:val="6"/>
                   <w:numPr>
-                    <w:numId w:val="3"/>
+                    <w:ilvl w:val="0"/>
+                    <w:numId w:val="2"/>
                   </w:numPr>
                   <w:spacing w:after="160" w:line="259" w:lineRule="auto"/>
                   <w:ind w:left="225"/>
@@ -1905,7 +2083,7 @@
             </w:pPr>
             <w:r>
               <w:rPr>
-                <w:rFonts w:ascii="Arial, Helvetica, sans-serif" w:eastAsia="Calibri" w:hAnsi="Arial, Helvetica, sans-serif" w:cs="Arial"/>
+                <w:rFonts w:ascii="Arial, Helvetica, sans-serif" w:hAnsi="Arial, Helvetica, sans-serif" w:eastAsia="Calibri" w:cs="Arial"/>
                 <w:color w:val="222222"/>
                 <w:sz w:val="24"/>
                 <w:lang w:eastAsia="pt-BR"/>
@@ -1914,7 +2092,7 @@
             </w:r>
             <w:r>
               <w:rPr>
-                <w:rStyle w:val="StrongEmphasis"/>
+                <w:rStyle w:val="43"/>
                 <w:rFonts w:ascii="Arial, Helvetica, sans-serif" w:hAnsi="Arial, Helvetica, sans-serif"/>
                 <w:b w:val="0"/>
                 <w:color w:val="222222"/>
@@ -1925,7 +2103,7 @@
             </w:r>
             <w:r>
               <w:rPr>
-                <w:rFonts w:ascii="Arial, Helvetica, sans-serif" w:eastAsia="Calibri" w:hAnsi="Arial, Helvetica, sans-serif" w:cs="Arial"/>
+                <w:rFonts w:ascii="Arial, Helvetica, sans-serif" w:hAnsi="Arial, Helvetica, sans-serif" w:eastAsia="Calibri" w:cs="Arial"/>
                 <w:color w:val="222222"/>
                 <w:sz w:val="24"/>
                 <w:lang w:eastAsia="pt-BR"/>
@@ -1935,23 +2113,24 @@
           </w:p>
           <w:p>
             <w:pPr>
-              <w:pStyle w:val="Textbody"/>
+              <w:pStyle w:val="6"/>
               <w:numPr>
                 <w:ilvl w:val="0"/>
-                <w:numId w:val="3"/>
+                <w:numId w:val="2"/>
               </w:numPr>
               <w:spacing w:after="160" w:line="259" w:lineRule="auto"/>
               <w:ind w:left="225"/>
               <w:jc w:val="both"/>
               <w:rPr>
-                <w:rFonts w:ascii="Arial" w:eastAsia="Calibri" w:hAnsi="Arial" w:cs="Arial"/>
+                <w:rFonts w:ascii="Arial" w:hAnsi="Arial" w:eastAsia="Calibri" w:cs="Arial"/>
                 <w:lang w:eastAsia="pt-BR"/>
               </w:rPr>
-              <w:pPrChange w:id="53" w:author="Aparecida Ferreira" w:date="2026-03-10T10:36:00Z" w16du:dateUtc="2026-03-10T13:36:00Z">
+              <w:pPrChange w:id="70" w:author="Aparecida Ferreira" w:date="2026-03-10T10:36:00Z">
                 <w:pPr>
-                  <w:pStyle w:val="Textbody"/>
+                  <w:pStyle w:val="6"/>
                   <w:numPr>
-                    <w:numId w:val="3"/>
+                    <w:ilvl w:val="0"/>
+                    <w:numId w:val="2"/>
                   </w:numPr>
                   <w:spacing w:after="160" w:line="259" w:lineRule="auto"/>
                   <w:ind w:left="225"/>
@@ -1960,7 +2139,7 @@
             </w:pPr>
             <w:r>
               <w:rPr>
-                <w:rFonts w:ascii="Arial, Helvetica, sans-serif" w:eastAsia="Calibri" w:hAnsi="Arial, Helvetica, sans-serif" w:cs="Arial"/>
+                <w:rFonts w:ascii="Arial, Helvetica, sans-serif" w:hAnsi="Arial, Helvetica, sans-serif" w:eastAsia="Calibri" w:cs="Arial"/>
                 <w:color w:val="222222"/>
                 <w:sz w:val="24"/>
                 <w:lang w:eastAsia="pt-BR"/>
@@ -1969,7 +2148,7 @@
             </w:r>
             <w:r>
               <w:rPr>
-                <w:rStyle w:val="StrongEmphasis"/>
+                <w:rStyle w:val="43"/>
                 <w:rFonts w:ascii="Arial, Helvetica, sans-serif" w:hAnsi="Arial, Helvetica, sans-serif"/>
                 <w:b w:val="0"/>
                 <w:color w:val="222222"/>
@@ -1980,7 +2159,7 @@
             </w:r>
             <w:r>
               <w:rPr>
-                <w:rFonts w:ascii="Arial, Helvetica, sans-serif" w:eastAsia="Calibri" w:hAnsi="Arial, Helvetica, sans-serif" w:cs="Arial"/>
+                <w:rFonts w:ascii="Arial, Helvetica, sans-serif" w:hAnsi="Arial, Helvetica, sans-serif" w:eastAsia="Calibri" w:cs="Arial"/>
                 <w:color w:val="222222"/>
                 <w:sz w:val="24"/>
                 <w:lang w:eastAsia="pt-BR"/>
@@ -1990,23 +2169,24 @@
           </w:p>
           <w:p>
             <w:pPr>
-              <w:pStyle w:val="Textbody"/>
+              <w:pStyle w:val="6"/>
               <w:numPr>
                 <w:ilvl w:val="0"/>
-                <w:numId w:val="3"/>
+                <w:numId w:val="2"/>
               </w:numPr>
               <w:spacing w:after="160" w:line="259" w:lineRule="auto"/>
               <w:ind w:left="225"/>
               <w:jc w:val="both"/>
               <w:rPr>
-                <w:rFonts w:ascii="Arial" w:eastAsia="Calibri" w:hAnsi="Arial" w:cs="Arial"/>
+                <w:rFonts w:ascii="Arial" w:hAnsi="Arial" w:eastAsia="Calibri" w:cs="Arial"/>
                 <w:lang w:eastAsia="pt-BR"/>
               </w:rPr>
-              <w:pPrChange w:id="54" w:author="Aparecida Ferreira" w:date="2026-03-10T10:36:00Z" w16du:dateUtc="2026-03-10T13:36:00Z">
+              <w:pPrChange w:id="71" w:author="Aparecida Ferreira" w:date="2026-03-10T10:36:00Z">
                 <w:pPr>
-                  <w:pStyle w:val="Textbody"/>
+                  <w:pStyle w:val="6"/>
                   <w:numPr>
-                    <w:numId w:val="3"/>
+                    <w:ilvl w:val="0"/>
+                    <w:numId w:val="2"/>
                   </w:numPr>
                   <w:spacing w:after="160" w:line="259" w:lineRule="auto"/>
                   <w:ind w:left="225"/>
@@ -2015,7 +2195,7 @@
             </w:pPr>
             <w:r>
               <w:rPr>
-                <w:rFonts w:ascii="Arial, Helvetica, sans-serif" w:eastAsia="Calibri" w:hAnsi="Arial, Helvetica, sans-serif" w:cs="Arial"/>
+                <w:rFonts w:ascii="Arial, Helvetica, sans-serif" w:hAnsi="Arial, Helvetica, sans-serif" w:eastAsia="Calibri" w:cs="Arial"/>
                 <w:color w:val="222222"/>
                 <w:sz w:val="24"/>
                 <w:lang w:eastAsia="pt-BR"/>
@@ -2024,7 +2204,7 @@
             </w:r>
             <w:r>
               <w:rPr>
-                <w:rStyle w:val="StrongEmphasis"/>
+                <w:rStyle w:val="43"/>
                 <w:rFonts w:ascii="Arial, Helvetica, sans-serif" w:hAnsi="Arial, Helvetica, sans-serif"/>
                 <w:b w:val="0"/>
                 <w:color w:val="222222"/>
@@ -2035,7 +2215,7 @@
             </w:r>
             <w:r>
               <w:rPr>
-                <w:rFonts w:ascii="Arial, Helvetica, sans-serif" w:eastAsia="Calibri" w:hAnsi="Arial, Helvetica, sans-serif" w:cs="Arial"/>
+                <w:rFonts w:ascii="Arial, Helvetica, sans-serif" w:hAnsi="Arial, Helvetica, sans-serif" w:eastAsia="Calibri" w:cs="Arial"/>
                 <w:color w:val="222222"/>
                 <w:sz w:val="24"/>
                 <w:lang w:eastAsia="pt-BR"/>
@@ -2045,20 +2225,20 @@
           </w:p>
           <w:p>
             <w:pPr>
-              <w:pStyle w:val="Textbody"/>
+              <w:pStyle w:val="6"/>
               <w:spacing w:after="160" w:line="259" w:lineRule="auto"/>
               <w:rPr>
-                <w:rFonts w:ascii="Arial" w:eastAsia="Calibri" w:hAnsi="Arial" w:cs="Arial"/>
+                <w:rFonts w:ascii="Arial" w:hAnsi="Arial" w:eastAsia="Calibri" w:cs="Arial"/>
                 <w:lang w:eastAsia="pt-BR"/>
               </w:rPr>
             </w:pPr>
-            <w:del w:id="55" w:author="Aparecida Ferreira" w:date="2026-03-10T10:39:00Z" w16du:dateUtc="2026-03-10T13:39:00Z">
+            <w:del w:id="72" w:author="Aparecida Ferreira" w:date="2026-03-10T10:39:00Z">
               <w:r>
                 <w:rPr>
-                  <w:rFonts w:ascii="Arial" w:eastAsia="Calibri" w:hAnsi="Arial" w:cs="Arial"/>
+                  <w:rFonts w:ascii="Arial" w:hAnsi="Arial" w:eastAsia="Calibri" w:cs="Arial"/>
                   <w:lang w:eastAsia="pt-BR"/>
                 </w:rPr>
-                <w:br/>
+                <w:br w:type="textWrapping"/>
               </w:r>
             </w:del>
           </w:p>
@@ -2067,7 +2247,7 @@
     </w:tbl>
     <w:p>
       <w:pPr>
-        <w:pStyle w:val="Standard"/>
+        <w:pStyle w:val="7"/>
         <w:rPr>
           <w:rFonts w:ascii="Arial" w:hAnsi="Arial" w:cs="Arial"/>
         </w:rPr>
@@ -2075,19 +2255,19 @@
     </w:p>
     <w:p>
       <w:pPr>
-        <w:pStyle w:val="Standard"/>
+        <w:pStyle w:val="7"/>
         <w:spacing w:line="360" w:lineRule="auto"/>
       </w:pPr>
       <w:r>
         <w:rPr>
-          <w:rFonts w:ascii="Arial" w:eastAsia="Arial" w:hAnsi="Arial" w:cs="Arial"/>
+          <w:rFonts w:ascii="Arial" w:hAnsi="Arial" w:eastAsia="Arial" w:cs="Arial"/>
         </w:rPr>
         <w:t xml:space="preserve"> </w:t>
       </w:r>
     </w:p>
     <w:p>
       <w:pPr>
-        <w:pStyle w:val="Standard"/>
+        <w:pStyle w:val="7"/>
         <w:spacing w:line="360" w:lineRule="auto"/>
       </w:pPr>
       <w:r>
@@ -2099,14 +2279,16 @@
     </w:p>
     <w:tbl>
       <w:tblPr>
+        <w:tblStyle w:val="3"/>
         <w:tblW w:w="9000" w:type="dxa"/>
         <w:tblInd w:w="-5" w:type="dxa"/>
         <w:tblLayout w:type="fixed"/>
         <w:tblCellMar>
+          <w:top w:w="0" w:type="dxa"/>
           <w:left w:w="10" w:type="dxa"/>
+          <w:bottom w:w="0" w:type="dxa"/>
           <w:right w:w="10" w:type="dxa"/>
         </w:tblCellMar>
-        <w:tblLook w:val="0000" w:firstRow="0" w:lastRow="0" w:firstColumn="0" w:lastColumn="0" w:noHBand="0" w:noVBand="0"/>
       </w:tblPr>
       <w:tblGrid>
         <w:gridCol w:w="9000"/>
@@ -2115,17 +2297,19 @@
         <w:tblPrEx>
           <w:tblCellMar>
             <w:top w:w="0" w:type="dxa"/>
+            <w:left w:w="10" w:type="dxa"/>
             <w:bottom w:w="0" w:type="dxa"/>
+            <w:right w:w="10" w:type="dxa"/>
           </w:tblCellMar>
         </w:tblPrEx>
         <w:tc>
           <w:tcPr>
             <w:tcW w:w="9000" w:type="dxa"/>
             <w:tcBorders>
-              <w:top w:val="single" w:sz="4" w:space="0" w:color="000000"/>
-              <w:left w:val="single" w:sz="4" w:space="0" w:color="000000"/>
-              <w:bottom w:val="single" w:sz="4" w:space="0" w:color="000000"/>
-              <w:right w:val="single" w:sz="4" w:space="0" w:color="000000"/>
+              <w:top w:val="single" w:color="000000" w:sz="4" w:space="0"/>
+              <w:left w:val="single" w:color="000000" w:sz="4" w:space="0"/>
+              <w:bottom w:val="single" w:color="000000" w:sz="4" w:space="0"/>
+              <w:right w:val="single" w:color="000000" w:sz="4" w:space="0"/>
             </w:tcBorders>
             <w:tcMar>
               <w:top w:w="0" w:type="dxa"/>
@@ -2136,15 +2320,15 @@
           </w:tcPr>
           <w:p>
             <w:pPr>
-              <w:pStyle w:val="Textbody"/>
+              <w:pStyle w:val="6"/>
               <w:spacing w:after="160" w:line="360" w:lineRule="auto"/>
               <w:jc w:val="both"/>
               <w:rPr>
                 <w:rFonts w:ascii="Arial" w:hAnsi="Arial" w:cs="Arial"/>
               </w:rPr>
-              <w:pPrChange w:id="56" w:author="Aparecida Ferreira" w:date="2026-03-10T10:40:00Z" w16du:dateUtc="2026-03-10T13:40:00Z">
+              <w:pPrChange w:id="73" w:author="Aparecida Ferreira" w:date="2026-03-10T10:40:00Z">
                 <w:pPr>
-                  <w:pStyle w:val="Textbody"/>
+                  <w:pStyle w:val="6"/>
                   <w:spacing w:after="160" w:line="360" w:lineRule="auto"/>
                 </w:pPr>
               </w:pPrChange>
@@ -2159,23 +2343,13 @@
             </w:r>
             <w:r>
               <w:rPr>
-                <w:rStyle w:val="StrongEmphasis"/>
+                <w:rStyle w:val="43"/>
                 <w:rFonts w:ascii="Arial, Helvetica, sans-serif" w:hAnsi="Arial, Helvetica, sans-serif"/>
                 <w:b w:val="0"/>
                 <w:color w:val="222222"/>
                 <w:sz w:val="24"/>
               </w:rPr>
-              <w:t xml:space="preserve">Candy Love’s – </w:t>
-            </w:r>
-            <w:r>
-              <w:rPr>
-                <w:rStyle w:val="StrongEmphasis"/>
-                <w:rFonts w:ascii="Arial, Helvetica, sans-serif" w:hAnsi="Arial, Helvetica, sans-serif"/>
-                <w:b w:val="0"/>
-                <w:color w:val="222222"/>
-                <w:sz w:val="24"/>
-              </w:rPr>
-              <w:t>Receitas</w:t>
+              <w:t>Candy Love’s – Receitas</w:t>
             </w:r>
             <w:r>
               <w:rPr>
@@ -2188,22 +2362,22 @@
           </w:p>
           <w:p>
             <w:pPr>
-              <w:pStyle w:val="Textbody"/>
+              <w:pStyle w:val="6"/>
               <w:spacing w:after="160" w:line="360" w:lineRule="auto"/>
               <w:jc w:val="both"/>
               <w:rPr>
                 <w:rFonts w:ascii="Arial" w:hAnsi="Arial" w:cs="Arial"/>
               </w:rPr>
-              <w:pPrChange w:id="57" w:author="Aparecida Ferreira" w:date="2026-03-10T10:40:00Z" w16du:dateUtc="2026-03-10T13:40:00Z">
+              <w:pPrChange w:id="74" w:author="Aparecida Ferreira" w:date="2026-03-10T10:40:00Z">
                 <w:pPr>
-                  <w:pStyle w:val="Textbody"/>
+                  <w:pStyle w:val="6"/>
                   <w:spacing w:after="160" w:line="360" w:lineRule="auto"/>
                 </w:pPr>
               </w:pPrChange>
             </w:pPr>
             <w:r>
               <w:rPr>
-                <w:rStyle w:val="StrongEmphasis"/>
+                <w:rStyle w:val="43"/>
                 <w:rFonts w:ascii="Arial, Helvetica, sans-serif" w:hAnsi="Arial, Helvetica, sans-serif"/>
                 <w:b w:val="0"/>
                 <w:color w:val="222222"/>
@@ -2211,10 +2385,10 @@
               </w:rPr>
               <w:t>Pesquisa</w:t>
             </w:r>
-            <w:ins w:id="58" w:author="Aparecida Ferreira" w:date="2026-03-10T10:41:00Z" w16du:dateUtc="2026-03-10T13:41:00Z">
+            <w:ins w:id="75" w:author="Aparecida Ferreira" w:date="2026-03-10T10:41:00Z">
               <w:r>
                 <w:rPr>
-                  <w:rStyle w:val="StrongEmphasis"/>
+                  <w:rStyle w:val="43"/>
                   <w:rFonts w:ascii="Arial, Helvetica, sans-serif" w:hAnsi="Arial, Helvetica, sans-serif"/>
                   <w:b w:val="0"/>
                   <w:color w:val="222222"/>
@@ -2223,10 +2397,10 @@
                 <w:t xml:space="preserve"> </w:t>
               </w:r>
             </w:ins>
-            <w:del w:id="59" w:author="Aparecida Ferreira" w:date="2026-03-10T10:40:00Z" w16du:dateUtc="2026-03-10T13:40:00Z">
+            <w:del w:id="76" w:author="Aparecida Ferreira" w:date="2026-03-10T10:40:00Z">
               <w:r>
                 <w:rPr>
-                  <w:rStyle w:val="StrongEmphasis"/>
+                  <w:rStyle w:val="43"/>
                   <w:rFonts w:ascii="Arial, Helvetica, sans-serif" w:hAnsi="Arial, Helvetica, sans-serif"/>
                   <w:b w:val="0"/>
                   <w:color w:val="222222"/>
@@ -2237,7 +2411,7 @@
             </w:del>
             <w:r>
               <w:rPr>
-                <w:rStyle w:val="StrongEmphasis"/>
+                <w:rStyle w:val="43"/>
                 <w:rFonts w:ascii="Arial, Helvetica, sans-serif" w:hAnsi="Arial, Helvetica, sans-serif"/>
                 <w:b w:val="0"/>
                 <w:color w:val="222222"/>
@@ -2245,10 +2419,10 @@
               </w:rPr>
               <w:t>Bibliográfica</w:t>
             </w:r>
-            <w:ins w:id="60" w:author="Aparecida Ferreira" w:date="2026-03-10T10:41:00Z" w16du:dateUtc="2026-03-10T13:41:00Z">
+            <w:ins w:id="77" w:author="Aparecida Ferreira" w:date="2026-03-10T10:41:00Z">
               <w:r>
                 <w:rPr>
-                  <w:rStyle w:val="StrongEmphasis"/>
+                  <w:rStyle w:val="43"/>
                   <w:rFonts w:ascii="Arial, Helvetica, sans-serif" w:hAnsi="Arial, Helvetica, sans-serif"/>
                   <w:b w:val="0"/>
                   <w:color w:val="222222"/>
@@ -2257,10 +2431,10 @@
                 <w:t>:</w:t>
               </w:r>
             </w:ins>
-            <w:ins w:id="61" w:author="Aparecida Ferreira" w:date="2026-03-10T10:40:00Z" w16du:dateUtc="2026-03-10T13:40:00Z">
+            <w:ins w:id="78" w:author="Aparecida Ferreira" w:date="2026-03-10T10:40:00Z">
               <w:r>
                 <w:rPr>
-                  <w:rStyle w:val="StrongEmphasis"/>
+                  <w:rStyle w:val="43"/>
                   <w:rFonts w:ascii="Arial, Helvetica, sans-serif" w:hAnsi="Arial, Helvetica, sans-serif"/>
                   <w:b w:val="0"/>
                   <w:color w:val="222222"/>
@@ -2269,14 +2443,14 @@
                 <w:t xml:space="preserve"> </w:t>
               </w:r>
             </w:ins>
-            <w:del w:id="62" w:author="Aparecida Ferreira" w:date="2026-03-10T10:40:00Z" w16du:dateUtc="2026-03-10T13:40:00Z">
+            <w:del w:id="79" w:author="Aparecida Ferreira" w:date="2026-03-10T10:40:00Z">
               <w:r>
                 <w:rPr>
                   <w:rFonts w:ascii="Arial, Helvetica, sans-serif" w:hAnsi="Arial, Helvetica, sans-serif" w:cs="Arial"/>
                   <w:color w:val="222222"/>
                   <w:sz w:val="24"/>
                 </w:rPr>
-                <w:br/>
+                <w:br w:type="textWrapping"/>
               </w:r>
             </w:del>
             <w:r>
@@ -2290,34 +2464,33 @@
           </w:p>
           <w:p>
             <w:pPr>
-              <w:pStyle w:val="Textbody"/>
+              <w:pStyle w:val="6"/>
               <w:spacing w:after="160" w:line="360" w:lineRule="auto"/>
               <w:jc w:val="both"/>
               <w:rPr>
                 <w:rFonts w:ascii="Arial" w:hAnsi="Arial" w:cs="Arial"/>
               </w:rPr>
-              <w:pPrChange w:id="63" w:author="Aparecida Ferreira" w:date="2026-03-10T10:40:00Z" w16du:dateUtc="2026-03-10T13:40:00Z">
+              <w:pPrChange w:id="80" w:author="Aparecida Ferreira" w:date="2026-03-10T10:40:00Z">
                 <w:pPr>
-                  <w:pStyle w:val="Textbody"/>
+                  <w:pStyle w:val="6"/>
                   <w:spacing w:after="160" w:line="360" w:lineRule="auto"/>
                 </w:pPr>
               </w:pPrChange>
             </w:pPr>
             <w:r>
               <w:rPr>
-                <w:rStyle w:val="StrongEmphasis"/>
+                <w:rStyle w:val="43"/>
                 <w:rFonts w:ascii="Arial, Helvetica, sans-serif" w:hAnsi="Arial, Helvetica, sans-serif"/>
                 <w:b w:val="0"/>
                 <w:color w:val="222222"/>
                 <w:sz w:val="24"/>
               </w:rPr>
-              <w:lastRenderedPageBreak/>
               <w:t>Pesquisa de Campo</w:t>
             </w:r>
-            <w:ins w:id="64" w:author="Aparecida Ferreira" w:date="2026-03-10T10:41:00Z" w16du:dateUtc="2026-03-10T13:41:00Z">
+            <w:ins w:id="81" w:author="Aparecida Ferreira" w:date="2026-03-10T10:41:00Z">
               <w:r>
                 <w:rPr>
-                  <w:rStyle w:val="StrongEmphasis"/>
+                  <w:rStyle w:val="43"/>
                   <w:rFonts w:ascii="Arial, Helvetica, sans-serif" w:hAnsi="Arial, Helvetica, sans-serif"/>
                   <w:b w:val="0"/>
                   <w:color w:val="222222"/>
@@ -2326,14 +2499,14 @@
                 <w:t xml:space="preserve">: </w:t>
               </w:r>
             </w:ins>
-            <w:del w:id="65" w:author="Aparecida Ferreira" w:date="2026-03-10T10:41:00Z" w16du:dateUtc="2026-03-10T13:41:00Z">
+            <w:del w:id="82" w:author="Aparecida Ferreira" w:date="2026-03-10T10:41:00Z">
               <w:r>
                 <w:rPr>
                   <w:rFonts w:ascii="Arial, Helvetica, sans-serif" w:hAnsi="Arial, Helvetica, sans-serif" w:cs="Arial"/>
                   <w:color w:val="222222"/>
                   <w:sz w:val="24"/>
                 </w:rPr>
-                <w:br/>
+                <w:br w:type="textWrapping"/>
               </w:r>
             </w:del>
             <w:r>
@@ -2347,22 +2520,22 @@
           </w:p>
           <w:p>
             <w:pPr>
-              <w:pStyle w:val="Textbody"/>
+              <w:pStyle w:val="6"/>
               <w:spacing w:after="160" w:line="360" w:lineRule="auto"/>
               <w:jc w:val="both"/>
               <w:rPr>
                 <w:rFonts w:ascii="Arial" w:hAnsi="Arial" w:cs="Arial"/>
               </w:rPr>
-              <w:pPrChange w:id="66" w:author="Aparecida Ferreira" w:date="2026-03-10T10:40:00Z" w16du:dateUtc="2026-03-10T13:40:00Z">
+              <w:pPrChange w:id="83" w:author="Aparecida Ferreira" w:date="2026-03-10T10:40:00Z">
                 <w:pPr>
-                  <w:pStyle w:val="Textbody"/>
+                  <w:pStyle w:val="6"/>
                   <w:spacing w:after="160" w:line="360" w:lineRule="auto"/>
                 </w:pPr>
               </w:pPrChange>
             </w:pPr>
             <w:r>
               <w:rPr>
-                <w:rStyle w:val="StrongEmphasis"/>
+                <w:rStyle w:val="43"/>
                 <w:rFonts w:ascii="Arial, Helvetica, sans-serif" w:hAnsi="Arial, Helvetica, sans-serif"/>
                 <w:b w:val="0"/>
                 <w:color w:val="222222"/>
@@ -2370,10 +2543,10 @@
               </w:rPr>
               <w:t>Entrevista</w:t>
             </w:r>
-            <w:ins w:id="67" w:author="Aparecida Ferreira" w:date="2026-03-10T10:41:00Z" w16du:dateUtc="2026-03-10T13:41:00Z">
+            <w:ins w:id="84" w:author="Aparecida Ferreira" w:date="2026-03-10T10:41:00Z">
               <w:r>
                 <w:rPr>
-                  <w:rStyle w:val="StrongEmphasis"/>
+                  <w:rStyle w:val="43"/>
                   <w:rFonts w:ascii="Arial, Helvetica, sans-serif" w:hAnsi="Arial, Helvetica, sans-serif"/>
                   <w:b w:val="0"/>
                   <w:color w:val="222222"/>
@@ -2382,14 +2555,14 @@
                 <w:t xml:space="preserve">: </w:t>
               </w:r>
             </w:ins>
-            <w:del w:id="68" w:author="Aparecida Ferreira" w:date="2026-03-10T10:41:00Z" w16du:dateUtc="2026-03-10T13:41:00Z">
+            <w:del w:id="85" w:author="Aparecida Ferreira" w:date="2026-03-10T10:41:00Z">
               <w:r>
                 <w:rPr>
                   <w:rFonts w:ascii="Arial, Helvetica, sans-serif" w:hAnsi="Arial, Helvetica, sans-serif" w:cs="Arial"/>
                   <w:color w:val="222222"/>
                   <w:sz w:val="24"/>
                 </w:rPr>
-                <w:br/>
+                <w:br w:type="textWrapping"/>
               </w:r>
             </w:del>
             <w:r>
@@ -2403,22 +2576,22 @@
           </w:p>
           <w:p>
             <w:pPr>
-              <w:pStyle w:val="Textbody"/>
+              <w:pStyle w:val="6"/>
               <w:spacing w:after="160" w:line="360" w:lineRule="auto"/>
               <w:jc w:val="both"/>
               <w:rPr>
                 <w:rFonts w:ascii="Arial" w:hAnsi="Arial" w:cs="Arial"/>
               </w:rPr>
-              <w:pPrChange w:id="69" w:author="Aparecida Ferreira" w:date="2026-03-10T10:40:00Z" w16du:dateUtc="2026-03-10T13:40:00Z">
+              <w:pPrChange w:id="86" w:author="Aparecida Ferreira" w:date="2026-03-10T10:40:00Z">
                 <w:pPr>
-                  <w:pStyle w:val="Textbody"/>
+                  <w:pStyle w:val="6"/>
                   <w:spacing w:after="160" w:line="360" w:lineRule="auto"/>
                 </w:pPr>
               </w:pPrChange>
             </w:pPr>
             <w:r>
               <w:rPr>
-                <w:rStyle w:val="StrongEmphasis"/>
+                <w:rStyle w:val="43"/>
                 <w:rFonts w:ascii="Arial, Helvetica, sans-serif" w:hAnsi="Arial, Helvetica, sans-serif"/>
                 <w:b w:val="0"/>
                 <w:color w:val="222222"/>
@@ -2426,10 +2599,10 @@
               </w:rPr>
               <w:t>Levantamento das Necessidades</w:t>
             </w:r>
-            <w:ins w:id="70" w:author="Aparecida Ferreira" w:date="2026-03-10T10:41:00Z" w16du:dateUtc="2026-03-10T13:41:00Z">
+            <w:ins w:id="87" w:author="Aparecida Ferreira" w:date="2026-03-10T10:41:00Z">
               <w:r>
                 <w:rPr>
-                  <w:rStyle w:val="StrongEmphasis"/>
+                  <w:rStyle w:val="43"/>
                   <w:rFonts w:ascii="Arial, Helvetica, sans-serif" w:hAnsi="Arial, Helvetica, sans-serif"/>
                   <w:b w:val="0"/>
                   <w:color w:val="222222"/>
@@ -2438,14 +2611,14 @@
                 <w:t xml:space="preserve">: </w:t>
               </w:r>
             </w:ins>
-            <w:del w:id="71" w:author="Aparecida Ferreira" w:date="2026-03-10T10:41:00Z" w16du:dateUtc="2026-03-10T13:41:00Z">
+            <w:del w:id="88" w:author="Aparecida Ferreira" w:date="2026-03-10T10:41:00Z">
               <w:r>
                 <w:rPr>
                   <w:rFonts w:ascii="Arial, Helvetica, sans-serif" w:hAnsi="Arial, Helvetica, sans-serif" w:cs="Arial"/>
                   <w:color w:val="222222"/>
                   <w:sz w:val="24"/>
                 </w:rPr>
-                <w:br/>
+                <w:br w:type="textWrapping"/>
               </w:r>
             </w:del>
             <w:r>
@@ -2459,7 +2632,7 @@
           </w:p>
           <w:p>
             <w:pPr>
-              <w:pStyle w:val="Standard"/>
+              <w:pStyle w:val="7"/>
               <w:spacing w:line="360" w:lineRule="auto"/>
               <w:rPr>
                 <w:rFonts w:ascii="Arial" w:hAnsi="Arial" w:cs="Arial"/>
@@ -2471,7 +2644,7 @@
     </w:tbl>
     <w:p>
       <w:pPr>
-        <w:pStyle w:val="Standard"/>
+        <w:pStyle w:val="7"/>
         <w:spacing w:line="360" w:lineRule="auto"/>
         <w:rPr>
           <w:rFonts w:ascii="Arial" w:hAnsi="Arial" w:cs="Arial"/>
@@ -2480,26 +2653,26 @@
     </w:p>
     <w:p>
       <w:pPr>
-        <w:pStyle w:val="Standard"/>
+        <w:pStyle w:val="7"/>
       </w:pPr>
       <w:r>
         <w:rPr>
-          <w:rFonts w:ascii="Arial" w:eastAsia="Arial" w:hAnsi="Arial" w:cs="Arial"/>
+          <w:rFonts w:ascii="Arial" w:hAnsi="Arial" w:eastAsia="Arial" w:cs="Arial"/>
         </w:rPr>
         <w:t xml:space="preserve"> </w:t>
       </w:r>
     </w:p>
     <w:p>
       <w:pPr>
-        <w:pStyle w:val="Standard"/>
+        <w:pStyle w:val="7"/>
         <w:rPr>
-          <w:rFonts w:ascii="Arial" w:eastAsia="Arial" w:hAnsi="Arial" w:cs="Arial"/>
+          <w:rFonts w:ascii="Arial" w:hAnsi="Arial" w:eastAsia="Arial" w:cs="Arial"/>
         </w:rPr>
       </w:pPr>
     </w:p>
     <w:p>
       <w:pPr>
-        <w:pStyle w:val="Standard"/>
+        <w:pStyle w:val="7"/>
       </w:pPr>
       <w:r>
         <w:rPr>
@@ -2510,14 +2683,16 @@
     </w:p>
     <w:tbl>
       <w:tblPr>
+        <w:tblStyle w:val="3"/>
         <w:tblW w:w="9000" w:type="dxa"/>
         <w:tblInd w:w="-5" w:type="dxa"/>
         <w:tblLayout w:type="fixed"/>
         <w:tblCellMar>
+          <w:top w:w="0" w:type="dxa"/>
           <w:left w:w="10" w:type="dxa"/>
+          <w:bottom w:w="0" w:type="dxa"/>
           <w:right w:w="10" w:type="dxa"/>
         </w:tblCellMar>
-        <w:tblLook w:val="0000" w:firstRow="0" w:lastRow="0" w:firstColumn="0" w:lastColumn="0" w:noHBand="0" w:noVBand="0"/>
       </w:tblPr>
       <w:tblGrid>
         <w:gridCol w:w="9000"/>
@@ -2526,17 +2701,19 @@
         <w:tblPrEx>
           <w:tblCellMar>
             <w:top w:w="0" w:type="dxa"/>
+            <w:left w:w="10" w:type="dxa"/>
             <w:bottom w:w="0" w:type="dxa"/>
+            <w:right w:w="10" w:type="dxa"/>
           </w:tblCellMar>
         </w:tblPrEx>
         <w:tc>
           <w:tcPr>
             <w:tcW w:w="9000" w:type="dxa"/>
             <w:tcBorders>
-              <w:top w:val="single" w:sz="4" w:space="0" w:color="000000"/>
-              <w:left w:val="single" w:sz="4" w:space="0" w:color="000000"/>
-              <w:bottom w:val="single" w:sz="4" w:space="0" w:color="000000"/>
-              <w:right w:val="single" w:sz="4" w:space="0" w:color="000000"/>
+              <w:top w:val="single" w:color="000000" w:sz="4" w:space="0"/>
+              <w:left w:val="single" w:color="000000" w:sz="4" w:space="0"/>
+              <w:bottom w:val="single" w:color="000000" w:sz="4" w:space="0"/>
+              <w:right w:val="single" w:color="000000" w:sz="4" w:space="0"/>
             </w:tcBorders>
             <w:tcMar>
               <w:top w:w="0" w:type="dxa"/>
@@ -2547,7 +2724,220 @@
           </w:tcPr>
           <w:p>
             <w:pPr>
-              <w:pStyle w:val="Textbody"/>
+              <w:spacing w:after="160"/>
+              <w:rPr>
+                <w:ins w:id="90" w:author="apare" w:date="2026-03-10T10:58:06Z"/>
+                <w:rFonts w:ascii="Arial" w:hAnsi="Arial" w:eastAsia="Times New Roman" w:cs="Arial"/>
+                <w:sz w:val="22"/>
+                <w:szCs w:val="22"/>
+              </w:rPr>
+              <w:pPrChange w:id="89" w:author="apare" w:date="2026-03-10T10:55:03Z">
+                <w:pPr>
+                  <w:pStyle w:val="6"/>
+                  <w:spacing w:after="160"/>
+                </w:pPr>
+              </w:pPrChange>
+            </w:pPr>
+            <w:ins w:id="91" w:author="apare" w:date="2026-03-10T10:54:57Z">
+              <w:r>
+                <w:rPr>
+                  <w:rFonts w:ascii="Arial" w:hAnsi="Arial" w:eastAsia="Times New Roman" w:cs="Arial"/>
+                  <w:sz w:val="22"/>
+                  <w:szCs w:val="22"/>
+                  <w:rPrChange w:id="92" w:author="apare" w:date="2026-03-10T10:55:17Z">
+                    <w:rPr>
+                      <w:rFonts w:ascii="SimSun" w:hAnsi="SimSun" w:eastAsia="SimSun" w:cs="SimSun"/>
+                      <w:sz w:val="24"/>
+                      <w:szCs w:val="24"/>
+                    </w:rPr>
+                  </w:rPrChange>
+                </w:rPr>
+                <w:t>GIL, Fernando de Oliveira. Metodologia de Avaliação de Segurança das Comunicações entre Controlador e Piloto via Enlace de Dados (CPDLC) aplicada em Áreas Terminais. São Paulo, 2011.</w:t>
+              </w:r>
+            </w:ins>
+          </w:p>
+          <w:p>
+            <w:pPr>
+              <w:spacing w:after="160"/>
+              <w:rPr>
+                <w:ins w:id="95" w:author="apare" w:date="2026-03-10T10:58:07Z"/>
+                <w:rFonts w:ascii="Arial" w:hAnsi="Arial" w:eastAsia="Times New Roman" w:cs="Arial"/>
+                <w:sz w:val="22"/>
+                <w:szCs w:val="22"/>
+              </w:rPr>
+              <w:pPrChange w:id="94" w:author="apare" w:date="2026-03-10T10:55:03Z">
+                <w:pPr>
+                  <w:pStyle w:val="6"/>
+                  <w:spacing w:after="160"/>
+                </w:pPr>
+              </w:pPrChange>
+            </w:pPr>
+          </w:p>
+          <w:p>
+            <w:pPr>
+              <w:spacing w:after="160"/>
+              <w:rPr>
+                <w:ins w:id="97" w:author="apare" w:date="2026-03-10T10:54:54Z"/>
+                <w:rFonts w:ascii="Arial" w:hAnsi="Arial" w:eastAsia="Times New Roman" w:cs="Arial"/>
+                <w:b w:val="0"/>
+                <w:sz w:val="22"/>
+                <w:szCs w:val="22"/>
+                <w:rPrChange w:id="98" w:author="apare" w:date="2026-03-10T10:55:17Z">
+                  <w:rPr>
+                    <w:ins w:id="99" w:author="apare" w:date="2026-03-10T10:54:54Z"/>
+                    <w:rStyle w:val="43"/>
+                    <w:rFonts w:ascii="Arial, Helvetica, sans-serif" w:hAnsi="Arial, Helvetica, sans-serif"/>
+                    <w:b w:val="0"/>
+                    <w:color w:val="222222"/>
+                    <w:sz w:val="24"/>
+                  </w:rPr>
+                </w:rPrChange>
+              </w:rPr>
+              <w:pPrChange w:id="96" w:author="apare" w:date="2026-03-10T10:55:03Z">
+                <w:pPr>
+                  <w:pStyle w:val="6"/>
+                  <w:spacing w:after="160"/>
+                </w:pPr>
+              </w:pPrChange>
+            </w:pPr>
+            <w:ins w:id="100" w:author="apare" w:date="2026-03-10T10:58:08Z">
+              <w:r>
+                <w:rPr>
+                  <w:rFonts w:ascii="Arial" w:hAnsi="Arial" w:eastAsia="SimSun" w:cs="Arial"/>
+                  <w:i w:val="0"/>
+                  <w:iCs w:val="0"/>
+                  <w:caps w:val="0"/>
+                  <w:color w:val="222222"/>
+                  <w:spacing w:val="0"/>
+                  <w:sz w:val="22"/>
+                  <w:szCs w:val="22"/>
+                  <w:shd w:val="clear" w:fill="FFFFFF"/>
+                  <w:rPrChange w:id="101" w:author="apare" w:date="2026-03-10T10:58:17Z">
+                    <w:rPr>
+                      <w:rFonts w:ascii="Arial" w:hAnsi="Arial" w:eastAsia="SimSun" w:cs="Arial"/>
+                      <w:i w:val="0"/>
+                      <w:iCs w:val="0"/>
+                      <w:caps w:val="0"/>
+                      <w:color w:val="222222"/>
+                      <w:spacing w:val="0"/>
+                      <w:sz w:val="19"/>
+                      <w:szCs w:val="19"/>
+                      <w:shd w:val="clear" w:fill="FFFFFF"/>
+                    </w:rPr>
+                  </w:rPrChange>
+                </w:rPr>
+                <w:t>GOMES, Laura Graziela; BARBOSA, Livia. Culinária de papel.</w:t>
+              </w:r>
+            </w:ins>
+            <w:ins w:id="103" w:author="apare" w:date="2026-03-10T10:58:08Z">
+              <w:r>
+                <w:rPr>
+                  <w:rFonts w:hint="default" w:ascii="Arial" w:hAnsi="Arial" w:eastAsia="SimSun" w:cs="Arial"/>
+                  <w:i w:val="0"/>
+                  <w:iCs w:val="0"/>
+                  <w:caps w:val="0"/>
+                  <w:color w:val="222222"/>
+                  <w:spacing w:val="0"/>
+                  <w:sz w:val="22"/>
+                  <w:szCs w:val="22"/>
+                  <w:shd w:val="clear" w:fill="FFFFFF"/>
+                  <w:rPrChange w:id="104" w:author="apare" w:date="2026-03-10T10:58:17Z">
+                    <w:rPr>
+                      <w:rFonts w:hint="default" w:ascii="Arial" w:hAnsi="Arial" w:eastAsia="SimSun" w:cs="Arial"/>
+                      <w:i w:val="0"/>
+                      <w:iCs w:val="0"/>
+                      <w:caps w:val="0"/>
+                      <w:color w:val="222222"/>
+                      <w:spacing w:val="0"/>
+                      <w:sz w:val="19"/>
+                      <w:szCs w:val="19"/>
+                      <w:shd w:val="clear" w:fill="FFFFFF"/>
+                    </w:rPr>
+                  </w:rPrChange>
+                </w:rPr>
+                <w:t> </w:t>
+              </w:r>
+            </w:ins>
+            <w:ins w:id="106" w:author="apare" w:date="2026-03-10T10:58:08Z">
+              <w:r>
+                <w:rPr>
+                  <w:rFonts w:hint="default" w:ascii="Arial" w:hAnsi="Arial" w:eastAsia="SimSun" w:cs="Arial"/>
+                  <w:b/>
+                  <w:bCs/>
+                  <w:i w:val="0"/>
+                  <w:iCs w:val="0"/>
+                  <w:caps w:val="0"/>
+                  <w:color w:val="222222"/>
+                  <w:spacing w:val="0"/>
+                  <w:sz w:val="22"/>
+                  <w:szCs w:val="22"/>
+                  <w:shd w:val="clear" w:fill="FFFFFF"/>
+                  <w:rPrChange w:id="107" w:author="apare" w:date="2026-03-10T10:58:17Z">
+                    <w:rPr>
+                      <w:rFonts w:hint="default" w:ascii="Arial" w:hAnsi="Arial" w:eastAsia="SimSun" w:cs="Arial"/>
+                      <w:b/>
+                      <w:bCs/>
+                      <w:i w:val="0"/>
+                      <w:iCs w:val="0"/>
+                      <w:caps w:val="0"/>
+                      <w:color w:val="222222"/>
+                      <w:spacing w:val="0"/>
+                      <w:sz w:val="19"/>
+                      <w:szCs w:val="19"/>
+                      <w:shd w:val="clear" w:fill="FFFFFF"/>
+                    </w:rPr>
+                  </w:rPrChange>
+                </w:rPr>
+                <w:t>Estudos históricos</w:t>
+              </w:r>
+            </w:ins>
+            <w:ins w:id="109" w:author="apare" w:date="2026-03-10T10:58:08Z">
+              <w:r>
+                <w:rPr>
+                  <w:rFonts w:hint="default" w:ascii="Arial" w:hAnsi="Arial" w:eastAsia="SimSun" w:cs="Arial"/>
+                  <w:i w:val="0"/>
+                  <w:iCs w:val="0"/>
+                  <w:caps w:val="0"/>
+                  <w:color w:val="222222"/>
+                  <w:spacing w:val="0"/>
+                  <w:sz w:val="22"/>
+                  <w:szCs w:val="22"/>
+                  <w:shd w:val="clear" w:fill="FFFFFF"/>
+                  <w:rPrChange w:id="110" w:author="apare" w:date="2026-03-10T10:58:17Z">
+                    <w:rPr>
+                      <w:rFonts w:hint="default" w:ascii="Arial" w:hAnsi="Arial" w:eastAsia="SimSun" w:cs="Arial"/>
+                      <w:i w:val="0"/>
+                      <w:iCs w:val="0"/>
+                      <w:caps w:val="0"/>
+                      <w:color w:val="222222"/>
+                      <w:spacing w:val="0"/>
+                      <w:sz w:val="19"/>
+                      <w:szCs w:val="19"/>
+                      <w:shd w:val="clear" w:fill="FFFFFF"/>
+                    </w:rPr>
+                  </w:rPrChange>
+                </w:rPr>
+                <w:t>, v. 33, p. 3-23, 2004.</w:t>
+              </w:r>
+            </w:ins>
+          </w:p>
+          <w:p>
+            <w:pPr>
+              <w:pStyle w:val="6"/>
+              <w:spacing w:after="160"/>
+              <w:rPr>
+                <w:ins w:id="112" w:author="apare" w:date="2026-03-10T10:54:54Z"/>
+                <w:rStyle w:val="43"/>
+                <w:rFonts w:ascii="Arial, Helvetica, sans-serif" w:hAnsi="Arial, Helvetica, sans-serif"/>
+                <w:b w:val="0"/>
+                <w:color w:val="222222"/>
+                <w:sz w:val="24"/>
+              </w:rPr>
+            </w:pPr>
+          </w:p>
+          <w:p>
+            <w:pPr>
+              <w:pStyle w:val="6"/>
               <w:spacing w:after="160"/>
               <w:rPr>
                 <w:rFonts w:ascii="Arial" w:hAnsi="Arial" w:cs="Arial"/>
@@ -2555,10 +2945,10 @@
                 <w:shd w:val="clear" w:color="auto" w:fill="F5F5F5"/>
               </w:rPr>
             </w:pPr>
-            <w:commentRangeStart w:id="72"/>
-            <w:r>
-              <w:rPr>
-                <w:rStyle w:val="StrongEmphasis"/>
+            <w:commentRangeStart w:id="4"/>
+            <w:r>
+              <w:rPr>
+                <w:rStyle w:val="43"/>
                 <w:rFonts w:ascii="Arial, Helvetica, sans-serif" w:hAnsi="Arial, Helvetica, sans-serif"/>
                 <w:b w:val="0"/>
                 <w:color w:val="222222"/>
@@ -2573,7 +2963,7 @@
                 <w:sz w:val="24"/>
                 <w:shd w:val="clear" w:color="auto" w:fill="F5F5F5"/>
               </w:rPr>
-              <w:br/>
+              <w:br w:type="textWrapping"/>
             </w:r>
             <w:r>
               <w:rPr>
@@ -2591,7 +2981,7 @@
                 <w:sz w:val="24"/>
                 <w:shd w:val="clear" w:color="auto" w:fill="F5F5F5"/>
               </w:rPr>
-              <w:br/>
+              <w:br w:type="textWrapping"/>
             </w:r>
             <w:r>
               <w:rPr>
@@ -2609,7 +2999,7 @@
                 <w:sz w:val="24"/>
                 <w:shd w:val="clear" w:color="auto" w:fill="F5F5F5"/>
               </w:rPr>
-              <w:br/>
+              <w:br w:type="textWrapping"/>
             </w:r>
             <w:r>
               <w:rPr>
@@ -2618,21 +3008,12 @@
                 <w:sz w:val="24"/>
                 <w:shd w:val="clear" w:color="auto" w:fill="F5F5F5"/>
               </w:rPr>
-              <w:t xml:space="preserve">BOOCH, Grady. UML – </w:t>
-            </w:r>
-            <w:r>
-              <w:rPr>
-                <w:rFonts w:ascii="Arial, Helvetica, sans-serif" w:hAnsi="Arial, Helvetica, sans-serif" w:cs="Arial"/>
-                <w:color w:val="222222"/>
-                <w:sz w:val="24"/>
-                <w:shd w:val="clear" w:color="auto" w:fill="F5F5F5"/>
-              </w:rPr>
-              <w:t>Guia do Usuário.</w:t>
-            </w:r>
-          </w:p>
-          <w:p>
-            <w:pPr>
-              <w:pStyle w:val="Textbody"/>
+              <w:t>BOOCH, Grady. UML – Guia do Usuário.</w:t>
+            </w:r>
+          </w:p>
+          <w:p>
+            <w:pPr>
+              <w:pStyle w:val="6"/>
               <w:spacing w:after="160" w:line="259" w:lineRule="auto"/>
               <w:rPr>
                 <w:rFonts w:ascii="Arial" w:hAnsi="Arial" w:cs="Arial"/>
@@ -2642,7 +3023,7 @@
             </w:pPr>
             <w:r>
               <w:rPr>
-                <w:rStyle w:val="StrongEmphasis"/>
+                <w:rStyle w:val="43"/>
                 <w:rFonts w:ascii="Arial, Helvetica, sans-serif" w:hAnsi="Arial, Helvetica, sans-serif"/>
                 <w:b w:val="0"/>
                 <w:color w:val="222222"/>
@@ -2657,7 +3038,7 @@
                 <w:sz w:val="24"/>
                 <w:shd w:val="clear" w:color="auto" w:fill="F5F5F5"/>
               </w:rPr>
-              <w:br/>
+              <w:br w:type="textWrapping"/>
             </w:r>
             <w:r>
               <w:rPr>
@@ -2675,7 +3056,7 @@
                 <w:sz w:val="24"/>
                 <w:shd w:val="clear" w:color="auto" w:fill="F5F5F5"/>
               </w:rPr>
-              <w:br/>
+              <w:br w:type="textWrapping"/>
             </w:r>
             <w:r>
               <w:rPr>
@@ -2693,7 +3074,7 @@
                 <w:sz w:val="24"/>
                 <w:shd w:val="clear" w:color="auto" w:fill="F5F5F5"/>
               </w:rPr>
-              <w:br/>
+              <w:br w:type="textWrapping"/>
             </w:r>
             <w:r>
               <w:rPr>
@@ -2707,7 +3088,7 @@
           </w:p>
           <w:p>
             <w:pPr>
-              <w:pStyle w:val="Textbody"/>
+              <w:pStyle w:val="6"/>
               <w:spacing w:after="160" w:line="259" w:lineRule="auto"/>
               <w:rPr>
                 <w:rFonts w:ascii="Arial" w:hAnsi="Arial" w:cs="Arial"/>
@@ -2717,7 +3098,7 @@
             </w:pPr>
             <w:r>
               <w:rPr>
-                <w:rStyle w:val="StrongEmphasis"/>
+                <w:rStyle w:val="43"/>
                 <w:rFonts w:ascii="Arial, Helvetica, sans-serif" w:hAnsi="Arial, Helvetica, sans-serif"/>
                 <w:b w:val="0"/>
                 <w:color w:val="222222"/>
@@ -2732,7 +3113,7 @@
                 <w:sz w:val="24"/>
                 <w:shd w:val="clear" w:color="auto" w:fill="F5F5F5"/>
               </w:rPr>
-              <w:br/>
+              <w:br w:type="textWrapping"/>
             </w:r>
             <w:r>
               <w:rPr>
@@ -2741,7 +3122,7 @@
                 <w:sz w:val="24"/>
                 <w:shd w:val="clear" w:color="auto" w:fill="F5F5F5"/>
               </w:rPr>
-              <w:t xml:space="preserve">KRUG, Steve. Não Me Faça Pensar: Uma </w:t>
+              <w:t>KRUG, Steve. Não Me Faça Pensar: Uma Abordagem de Bom Senso à Usabilidade na Web.</w:t>
             </w:r>
             <w:r>
               <w:rPr>
@@ -2750,7 +3131,7 @@
                 <w:sz w:val="24"/>
                 <w:shd w:val="clear" w:color="auto" w:fill="F5F5F5"/>
               </w:rPr>
-              <w:t>Abordagem de Bom Senso à Usabilidade na Web.</w:t>
+              <w:br w:type="textWrapping"/>
             </w:r>
             <w:r>
               <w:rPr>
@@ -2759,7 +3140,7 @@
                 <w:sz w:val="24"/>
                 <w:shd w:val="clear" w:color="auto" w:fill="F5F5F5"/>
               </w:rPr>
-              <w:br/>
+              <w:t>TIDWELL, Jenifer. Design de Interface.</w:t>
             </w:r>
             <w:r>
               <w:rPr>
@@ -2768,7 +3149,7 @@
                 <w:sz w:val="24"/>
                 <w:shd w:val="clear" w:color="auto" w:fill="F5F5F5"/>
               </w:rPr>
-              <w:t>TIDWELL, Jenifer. Design de Interface.</w:t>
+              <w:br w:type="textWrapping"/>
             </w:r>
             <w:r>
               <w:rPr>
@@ -2777,33 +3158,24 @@
                 <w:sz w:val="24"/>
                 <w:shd w:val="clear" w:color="auto" w:fill="F5F5F5"/>
               </w:rPr>
-              <w:br/>
-            </w:r>
-            <w:r>
-              <w:rPr>
-                <w:rFonts w:ascii="Arial, Helvetica, sans-serif" w:hAnsi="Arial, Helvetica, sans-serif" w:cs="Arial"/>
-                <w:color w:val="222222"/>
-                <w:sz w:val="24"/>
-                <w:shd w:val="clear" w:color="auto" w:fill="F5F5F5"/>
-              </w:rPr>
               <w:t>DUCKETT, Jon. HTML e CSS: Design e Construção de Sites.</w:t>
             </w:r>
-            <w:commentRangeEnd w:id="72"/>
-            <w:r>
-              <w:rPr>
-                <w:rStyle w:val="Refdecomentrio"/>
+            <w:commentRangeEnd w:id="4"/>
+            <w:r>
+              <w:rPr>
+                <w:rStyle w:val="4"/>
                 <w:rFonts w:ascii="Arial" w:hAnsi="Arial" w:cs="Arial"/>
                 <w:color w:val="000000"/>
                 <w:sz w:val="22"/>
                 <w:szCs w:val="22"/>
                 <w:shd w:val="clear" w:color="auto" w:fill="F5F5F5"/>
               </w:rPr>
-              <w:commentReference w:id="72"/>
-            </w:r>
-          </w:p>
-          <w:p>
-            <w:pPr>
-              <w:pStyle w:val="Textbody"/>
+              <w:commentReference w:id="4"/>
+            </w:r>
+          </w:p>
+          <w:p>
+            <w:pPr>
+              <w:pStyle w:val="6"/>
               <w:spacing w:after="160" w:line="259" w:lineRule="auto"/>
               <w:rPr>
                 <w:rFonts w:ascii="Arial" w:hAnsi="Arial" w:cs="Arial"/>
@@ -2817,7 +3189,7 @@
                 <w:color w:val="000000"/>
                 <w:shd w:val="clear" w:color="auto" w:fill="F5F5F5"/>
               </w:rPr>
-              <w:br/>
+              <w:br w:type="textWrapping"/>
             </w:r>
           </w:p>
         </w:tc>
@@ -2825,7 +3197,7 @@
     </w:tbl>
     <w:p>
       <w:pPr>
-        <w:pStyle w:val="Standard"/>
+        <w:pStyle w:val="7"/>
         <w:rPr>
           <w:rFonts w:ascii="Arial" w:hAnsi="Arial" w:cs="Arial"/>
         </w:rPr>
@@ -2833,15 +3205,15 @@
     </w:p>
     <w:p>
       <w:pPr>
-        <w:pStyle w:val="Standard"/>
+        <w:pStyle w:val="7"/>
         <w:rPr>
-          <w:rFonts w:ascii="Arial" w:eastAsia="Arial" w:hAnsi="Arial" w:cs="Arial"/>
+          <w:rFonts w:ascii="Arial" w:hAnsi="Arial" w:eastAsia="Arial" w:cs="Arial"/>
         </w:rPr>
       </w:pPr>
     </w:p>
     <w:p>
       <w:pPr>
-        <w:pStyle w:val="Standard"/>
+        <w:pStyle w:val="7"/>
         <w:rPr>
           <w:rFonts w:ascii="Arial" w:hAnsi="Arial" w:cs="Arial"/>
           <w:b/>
@@ -2849,95 +3221,62 @@
       </w:pPr>
     </w:p>
     <w:sectPr>
-      <w:headerReference w:type="default" r:id="rId11"/>
+      <w:headerReference r:id="rId5" w:type="default"/>
       <w:pgSz w:w="11906" w:h="16838"/>
       <w:pgMar w:top="1701" w:right="1134" w:bottom="1134" w:left="1701" w:header="708" w:footer="720" w:gutter="0"/>
-      <w:cols w:space="720"/>
+      <w:cols w:space="720" w:num="1"/>
     </w:sectPr>
   </w:body>
 </w:document>
 </file>
 
 <file path=word/comments.xml><?xml version="1.0" encoding="utf-8"?>
-<w:comments xmlns:wpc="http://schemas.microsoft.com/office/word/2010/wordprocessingCanvas" xmlns:cx="http://schemas.microsoft.com/office/drawing/2014/chartex" xmlns:cx1="http://schemas.microsoft.com/office/drawing/2015/9/8/chartex" xmlns:cx2="http://schemas.microsoft.com/office/drawing/2015/10/21/chartex" xmlns:cx3="http://schemas.microsoft.com/office/drawing/2016/5/9/chartex" xmlns:cx4="http://schemas.microsoft.com/office/drawing/2016/5/10/chartex" xmlns:cx5="http://schemas.microsoft.com/office/drawing/2016/5/11/chartex" xmlns:cx6="http://schemas.microsoft.com/office/drawing/2016/5/12/chartex" xmlns:cx7="http://schemas.microsoft.com/office/drawing/2016/5/13/chartex" xmlns:cx8="http://schemas.microsoft.com/office/drawing/2016/5/14/chartex" xmlns:mc="http://schemas.openxmlformats.org/markup-compatibility/2006" xmlns:aink="http://schemas.microsoft.com/office/drawing/2016/ink" xmlns:am3d="http://schemas.microsoft.com/office/drawing/2017/model3d" xmlns:o="urn:schemas-microsoft-com:office:office" xmlns:oel="http://schemas.microsoft.com/office/2019/extlst" xmlns:r="http://schemas.openxmlformats.org/officeDocument/2006/relationships" xmlns:m="http://schemas.openxmlformats.org/officeDocument/2006/math" xmlns:v="urn:schemas-microsoft-com:vml" xmlns:wp14="http://schemas.microsoft.com/office/word/2010/wordprocessingDrawing" xmlns:wp="http://schemas.openxmlformats.org/drawingml/2006/wordprocessingDrawing" xmlns:w10="urn:schemas-microsoft-com:office:word" xmlns:w="http://schemas.openxmlformats.org/wordprocessingml/2006/main" xmlns:w14="http://schemas.microsoft.com/office/word/2010/wordml" xmlns:w15="http://schemas.microsoft.com/office/word/2012/wordml" xmlns:w16cex="http://schemas.microsoft.com/office/word/2018/wordml/cex" xmlns:w16cid="http://schemas.microsoft.com/office/word/2016/wordml/cid" xmlns:w16="http://schemas.microsoft.com/office/word/2018/wordml" xmlns:w16du="http://schemas.microsoft.com/office/word/2023/wordml/word16du" xmlns:w16sdtdh="http://schemas.microsoft.com/office/word/2020/wordml/sdtdatahash" xmlns:w16sdtfl="http://schemas.microsoft.com/office/word/2024/wordml/sdtformatlock" xmlns:w16se="http://schemas.microsoft.com/office/word/2015/wordml/symex" xmlns:wpg="http://schemas.microsoft.com/office/word/2010/wordprocessingGroup" xmlns:wpi="http://schemas.microsoft.com/office/word/2010/wordprocessingInk" xmlns:wne="http://schemas.microsoft.com/office/word/2006/wordml" xmlns:wps="http://schemas.microsoft.com/office/word/2010/wordprocessingShape" mc:Ignorable="w14 w15 w16se w16cid w16 w16cex w16sdtdh w16sdtfl w16du wp14">
-  <w:comment w:id="12" w:author="Aparecida Ferreira" w:date="2026-03-10T10:14:00Z" w:initials="AF">
+<w:comments xmlns:wpc="http://schemas.microsoft.com/office/word/2010/wordprocessingCanvas" xmlns:mc="http://schemas.openxmlformats.org/markup-compatibility/2006" xmlns:o="urn:schemas-microsoft-com:office:office" xmlns:r="http://schemas.openxmlformats.org/officeDocument/2006/relationships" xmlns:m="http://schemas.openxmlformats.org/officeDocument/2006/math" xmlns:v="urn:schemas-microsoft-com:vml" xmlns:wp14="http://schemas.microsoft.com/office/word/2010/wordprocessingDrawing" xmlns:wp="http://schemas.openxmlformats.org/drawingml/2006/wordprocessingDrawing" xmlns:w="http://schemas.openxmlformats.org/wordprocessingml/2006/main" xmlns:w14="http://schemas.microsoft.com/office/word/2010/wordml" xmlns:w15="http://schemas.microsoft.com/office/word/2012/wordml" xmlns:w10="urn:schemas-microsoft-com:office:word" xmlns:wpg="http://schemas.microsoft.com/office/word/2010/wordprocessingGroup" xmlns:wpi="http://schemas.microsoft.com/office/word/2010/wordprocessingInk" xmlns:wne="http://schemas.microsoft.com/office/word/2006/wordml" xmlns:wps="http://schemas.microsoft.com/office/word/2010/wordprocessingShape" xmlns:wpsCustomData="http://www.wps.cn/officeDocument/2013/wpsCustomData" mc:Ignorable="w14 w15 wp14">
+  <w:comment w:id="0" w:author="Aparecida Ferreira" w:date="2026-03-10T10:14:00Z" w:initials="">
     <w:p>
       <w:pPr>
-        <w:pStyle w:val="Textodecomentrio"/>
-      </w:pPr>
-      <w:r>
-        <w:rPr>
-          <w:rStyle w:val="Refdecomentrio"/>
-        </w:rPr>
-        <w:annotationRef/>
-      </w:r>
+        <w:pStyle w:val="8"/>
+      </w:pPr>
       <w:r>
         <w:t>Fundamentar Dispositivo eletrônico.</w:t>
       </w:r>
     </w:p>
   </w:comment>
-  <w:comment w:id="13" w:author="Aparecida Ferreira" w:date="2026-03-10T10:25:00Z" w:initials="AF">
+  <w:comment w:id="1" w:author="Aparecida Ferreira" w:date="2026-03-10T10:25:00Z" w:initials="">
     <w:p>
       <w:pPr>
-        <w:pStyle w:val="Textodecomentrio"/>
-      </w:pPr>
-      <w:r>
-        <w:rPr>
-          <w:rStyle w:val="Refdecomentrio"/>
-        </w:rPr>
-        <w:annotationRef/>
-      </w:r>
+        <w:pStyle w:val="8"/>
+      </w:pPr>
       <w:r>
         <w:t>Fundamentar culinária e contar a história.</w:t>
       </w:r>
     </w:p>
   </w:comment>
-  <w:comment w:id="15" w:author="Aparecida Ferreira" w:date="2026-03-10T10:28:00Z" w:initials="AF">
+  <w:comment w:id="2" w:author="Aparecida Ferreira" w:date="2026-03-10T10:28:00Z" w:initials="">
     <w:p>
       <w:pPr>
-        <w:pStyle w:val="Textodecomentrio"/>
+        <w:pStyle w:val="8"/>
       </w:pPr>
       <w:r>
-        <w:rPr>
-          <w:rStyle w:val="Refdecomentrio"/>
-        </w:rPr>
-        <w:annotationRef/>
-      </w:r>
-      <w:r>
-        <w:t>Histórias das confe</w:t>
-      </w:r>
-      <w:r>
-        <w:t>itaria</w:t>
+        <w:t>Histórias das confeitaria</w:t>
       </w:r>
     </w:p>
   </w:comment>
-  <w:comment w:id="16" w:author="Aparecida Ferreira" w:date="2026-03-10T10:33:00Z" w:initials="AF">
+  <w:comment w:id="3" w:author="Aparecida Ferreira" w:date="2026-03-10T10:33:00Z" w:initials="">
     <w:p>
       <w:pPr>
-        <w:pStyle w:val="Textodecomentrio"/>
-      </w:pPr>
-      <w:r>
-        <w:rPr>
-          <w:rStyle w:val="Refdecomentrio"/>
-        </w:rPr>
-        <w:annotationRef/>
-      </w:r>
+        <w:pStyle w:val="8"/>
+      </w:pPr>
       <w:r>
         <w:t>Fundamente aplicativo.</w:t>
       </w:r>
     </w:p>
   </w:comment>
-  <w:comment w:id="72" w:author="Aparecida Ferreira" w:date="2026-03-10T10:42:00Z" w:initials="AF">
+  <w:comment w:id="4" w:author="Aparecida Ferreira" w:date="2026-03-10T10:42:00Z" w:initials="">
     <w:p>
       <w:pPr>
-        <w:pStyle w:val="Textodecomentrio"/>
-      </w:pPr>
-      <w:r>
-        <w:rPr>
-          <w:rStyle w:val="Refdecomentrio"/>
-        </w:rPr>
-        <w:annotationRef/>
-      </w:r>
+        <w:pStyle w:val="8"/>
+      </w:pPr>
       <w:r>
         <w:t>Refazer ; Os autores somente aparecem aqui, quando estão presentes no texto acima.</w:t>
       </w:r>
@@ -2947,7 +3286,7 @@
 </file>
 
 <file path=word/commentsExtended.xml><?xml version="1.0" encoding="utf-8"?>
-<w15:commentsEx xmlns:wpc="http://schemas.microsoft.com/office/word/2010/wordprocessingCanvas" xmlns:cx="http://schemas.microsoft.com/office/drawing/2014/chartex" xmlns:cx1="http://schemas.microsoft.com/office/drawing/2015/9/8/chartex" xmlns:cx2="http://schemas.microsoft.com/office/drawing/2015/10/21/chartex" xmlns:cx3="http://schemas.microsoft.com/office/drawing/2016/5/9/chartex" xmlns:cx4="http://schemas.microsoft.com/office/drawing/2016/5/10/chartex" xmlns:cx5="http://schemas.microsoft.com/office/drawing/2016/5/11/chartex" xmlns:cx6="http://schemas.microsoft.com/office/drawing/2016/5/12/chartex" xmlns:cx7="http://schemas.microsoft.com/office/drawing/2016/5/13/chartex" xmlns:cx8="http://schemas.microsoft.com/office/drawing/2016/5/14/chartex" xmlns:mc="http://schemas.openxmlformats.org/markup-compatibility/2006" xmlns:aink="http://schemas.microsoft.com/office/drawing/2016/ink" xmlns:am3d="http://schemas.microsoft.com/office/drawing/2017/model3d" xmlns:o="urn:schemas-microsoft-com:office:office" xmlns:oel="http://schemas.microsoft.com/office/2019/extlst" xmlns:r="http://schemas.openxmlformats.org/officeDocument/2006/relationships" xmlns:m="http://schemas.openxmlformats.org/officeDocument/2006/math" xmlns:v="urn:schemas-microsoft-com:vml" xmlns:wp14="http://schemas.microsoft.com/office/word/2010/wordprocessingDrawing" xmlns:wp="http://schemas.openxmlformats.org/drawingml/2006/wordprocessingDrawing" xmlns:w10="urn:schemas-microsoft-com:office:word" xmlns:w="http://schemas.openxmlformats.org/wordprocessingml/2006/main" xmlns:w14="http://schemas.microsoft.com/office/word/2010/wordml" xmlns:w15="http://schemas.microsoft.com/office/word/2012/wordml" xmlns:w16cex="http://schemas.microsoft.com/office/word/2018/wordml/cex" xmlns:w16cid="http://schemas.microsoft.com/office/word/2016/wordml/cid" xmlns:w16="http://schemas.microsoft.com/office/word/2018/wordml" xmlns:w16du="http://schemas.microsoft.com/office/word/2023/wordml/word16du" xmlns:w16sdtdh="http://schemas.microsoft.com/office/word/2020/wordml/sdtdatahash" xmlns:w16sdtfl="http://schemas.microsoft.com/office/word/2024/wordml/sdtformatlock" xmlns:w16se="http://schemas.microsoft.com/office/word/2015/wordml/symex" xmlns:wpg="http://schemas.microsoft.com/office/word/2010/wordprocessingGroup" xmlns:wpi="http://schemas.microsoft.com/office/word/2010/wordprocessingInk" xmlns:wne="http://schemas.microsoft.com/office/word/2006/wordml" xmlns:wps="http://schemas.microsoft.com/office/word/2010/wordprocessingShape" mc:Ignorable="w14 w15 w16se w16cid w16 w16cex w16sdtdh w16sdtfl w16du wp14">
+<w15:commentsEx xmlns:wpc="http://schemas.microsoft.com/office/word/2010/wordprocessingCanvas" xmlns:mc="http://schemas.openxmlformats.org/markup-compatibility/2006" xmlns:o="urn:schemas-microsoft-com:office:office" xmlns:r="http://schemas.openxmlformats.org/officeDocument/2006/relationships" xmlns:m="http://schemas.openxmlformats.org/officeDocument/2006/math" xmlns:v="urn:schemas-microsoft-com:vml" xmlns:wp14="http://schemas.microsoft.com/office/word/2010/wordprocessingDrawing" xmlns:wp="http://schemas.openxmlformats.org/drawingml/2006/wordprocessingDrawing" xmlns:w="http://schemas.openxmlformats.org/wordprocessingml/2006/main" xmlns:w14="http://schemas.microsoft.com/office/word/2010/wordml" xmlns:w15="http://schemas.microsoft.com/office/word/2012/wordml" xmlns:w10="urn:schemas-microsoft-com:office:word" xmlns:wpg="http://schemas.microsoft.com/office/word/2010/wordprocessingGroup" xmlns:wpi="http://schemas.microsoft.com/office/word/2010/wordprocessingInk" xmlns:wne="http://schemas.microsoft.com/office/word/2006/wordml" xmlns:wps="http://schemas.microsoft.com/office/word/2010/wordprocessingShape" xmlns:wpsCustomData="http://www.wps.cn/officeDocument/2013/wpsCustomData" mc:Ignorable="w14 w15 wp14">
   <w15:commentEx w15:paraId="5FD25B6A" w15:done="0"/>
   <w15:commentEx w15:paraId="1196B11E" w15:done="0"/>
   <w15:commentEx w15:paraId="701BB0AB" w15:done="0"/>
@@ -2956,77 +3295,16 @@
 </w15:commentsEx>
 </file>
 
-<file path=word/commentsExtensible.xml><?xml version="1.0" encoding="utf-8"?>
-<w16cex:commentsExtensible xmlns:wpc="http://schemas.microsoft.com/office/word/2010/wordprocessingCanvas" xmlns:cx="http://schemas.microsoft.com/office/drawing/2014/chartex" xmlns:cx1="http://schemas.microsoft.com/office/drawing/2015/9/8/chartex" xmlns:cx2="http://schemas.microsoft.com/office/drawing/2015/10/21/chartex" xmlns:cx3="http://schemas.microsoft.com/office/drawing/2016/5/9/chartex" xmlns:cx4="http://schemas.microsoft.com/office/drawing/2016/5/10/chartex" xmlns:cx5="http://schemas.microsoft.com/office/drawing/2016/5/11/chartex" xmlns:cx6="http://schemas.microsoft.com/office/drawing/2016/5/12/chartex" xmlns:cx7="http://schemas.microsoft.com/office/drawing/2016/5/13/chartex" xmlns:cx8="http://schemas.microsoft.com/office/drawing/2016/5/14/chartex" xmlns:cr="http://schemas.microsoft.com/office/comments/2020/reactions" xmlns:mc="http://schemas.openxmlformats.org/markup-compatibility/2006" xmlns:aink="http://schemas.microsoft.com/office/drawing/2016/ink" xmlns:am3d="http://schemas.microsoft.com/office/drawing/2017/model3d" xmlns:o="urn:schemas-microsoft-com:office:office" xmlns:oel="http://schemas.microsoft.com/office/2019/extlst" xmlns:r="http://schemas.openxmlformats.org/officeDocument/2006/relationships" xmlns:m="http://schemas.openxmlformats.org/officeDocument/2006/math" xmlns:v="urn:schemas-microsoft-com:vml" xmlns:wp14="http://schemas.microsoft.com/office/word/2010/wordprocessingDrawing" xmlns:wp="http://schemas.openxmlformats.org/drawingml/2006/wordprocessingDrawing" xmlns:w10="urn:schemas-microsoft-com:office:word" xmlns:w="http://schemas.openxmlformats.org/wordprocessingml/2006/main" xmlns:w14="http://schemas.microsoft.com/office/word/2010/wordml" xmlns:w15="http://schemas.microsoft.com/office/word/2012/wordml" xmlns:w16cex="http://schemas.microsoft.com/office/word/2018/wordml/cex" xmlns:w16cid="http://schemas.microsoft.com/office/word/2016/wordml/cid" xmlns:w16="http://schemas.microsoft.com/office/word/2018/wordml" xmlns:w16du="http://schemas.microsoft.com/office/word/2023/wordml/word16du" xmlns:w16sdtdh="http://schemas.microsoft.com/office/word/2020/wordml/sdtdatahash" xmlns:w16sdtfl="http://schemas.microsoft.com/office/word/2024/wordml/sdtformatlock" xmlns:w16se="http://schemas.microsoft.com/office/word/2015/wordml/symex" xmlns:wpg="http://schemas.microsoft.com/office/word/2010/wordprocessingGroup" xmlns:wpi="http://schemas.microsoft.com/office/word/2010/wordprocessingInk" xmlns:wne="http://schemas.microsoft.com/office/word/2006/wordml" xmlns:wps="http://schemas.microsoft.com/office/word/2010/wordprocessingShape" mc:Ignorable="w14 w15 w16se w16cid w16 w16cex w16sdtdh w16sdtfl cr w16du wp14">
-  <w16cex:commentExtensible w16cex:durableId="4C470BA3" w16cex:dateUtc="2026-03-10T13:14:00Z"/>
-  <w16cex:commentExtensible w16cex:durableId="5F97891C" w16cex:dateUtc="2026-03-10T13:25:00Z"/>
-  <w16cex:commentExtensible w16cex:durableId="0A7789AA" w16cex:dateUtc="2026-03-10T13:28:00Z"/>
-  <w16cex:commentExtensible w16cex:durableId="72F154C9" w16cex:dateUtc="2026-03-10T13:33:00Z"/>
-  <w16cex:commentExtensible w16cex:durableId="07794F8C" w16cex:dateUtc="2026-03-10T13:42:00Z"/>
-</w16cex:commentsExtensible>
-</file>
-
-<file path=word/commentsIds.xml><?xml version="1.0" encoding="utf-8"?>
-<w16cid:commentsIds xmlns:wpc="http://schemas.microsoft.com/office/word/2010/wordprocessingCanvas" xmlns:cx="http://schemas.microsoft.com/office/drawing/2014/chartex" xmlns:cx1="http://schemas.microsoft.com/office/drawing/2015/9/8/chartex" xmlns:cx2="http://schemas.microsoft.com/office/drawing/2015/10/21/chartex" xmlns:cx3="http://schemas.microsoft.com/office/drawing/2016/5/9/chartex" xmlns:cx4="http://schemas.microsoft.com/office/drawing/2016/5/10/chartex" xmlns:cx5="http://schemas.microsoft.com/office/drawing/2016/5/11/chartex" xmlns:cx6="http://schemas.microsoft.com/office/drawing/2016/5/12/chartex" xmlns:cx7="http://schemas.microsoft.com/office/drawing/2016/5/13/chartex" xmlns:cx8="http://schemas.microsoft.com/office/drawing/2016/5/14/chartex" xmlns:mc="http://schemas.openxmlformats.org/markup-compatibility/2006" xmlns:aink="http://schemas.microsoft.com/office/drawing/2016/ink" xmlns:am3d="http://schemas.microsoft.com/office/drawing/2017/model3d" xmlns:o="urn:schemas-microsoft-com:office:office" xmlns:oel="http://schemas.microsoft.com/office/2019/extlst" xmlns:r="http://schemas.openxmlformats.org/officeDocument/2006/relationships" xmlns:m="http://schemas.openxmlformats.org/officeDocument/2006/math" xmlns:v="urn:schemas-microsoft-com:vml" xmlns:wp14="http://schemas.microsoft.com/office/word/2010/wordprocessingDrawing" xmlns:wp="http://schemas.openxmlformats.org/drawingml/2006/wordprocessingDrawing" xmlns:w10="urn:schemas-microsoft-com:office:word" xmlns:w="http://schemas.openxmlformats.org/wordprocessingml/2006/main" xmlns:w14="http://schemas.microsoft.com/office/word/2010/wordml" xmlns:w15="http://schemas.microsoft.com/office/word/2012/wordml" xmlns:w16cex="http://schemas.microsoft.com/office/word/2018/wordml/cex" xmlns:w16cid="http://schemas.microsoft.com/office/word/2016/wordml/cid" xmlns:w16="http://schemas.microsoft.com/office/word/2018/wordml" xmlns:w16du="http://schemas.microsoft.com/office/word/2023/wordml/word16du" xmlns:w16sdtdh="http://schemas.microsoft.com/office/word/2020/wordml/sdtdatahash" xmlns:w16sdtfl="http://schemas.microsoft.com/office/word/2024/wordml/sdtformatlock" xmlns:w16se="http://schemas.microsoft.com/office/word/2015/wordml/symex" xmlns:wpg="http://schemas.microsoft.com/office/word/2010/wordprocessingGroup" xmlns:wpi="http://schemas.microsoft.com/office/word/2010/wordprocessingInk" xmlns:wne="http://schemas.microsoft.com/office/word/2006/wordml" xmlns:wps="http://schemas.microsoft.com/office/word/2010/wordprocessingShape" mc:Ignorable="w14 w15 w16se w16cid w16 w16cex w16sdtdh w16sdtfl w16du wp14">
-  <w16cid:commentId w16cid:paraId="5FD25B6A" w16cid:durableId="4C470BA3"/>
-  <w16cid:commentId w16cid:paraId="1196B11E" w16cid:durableId="5F97891C"/>
-  <w16cid:commentId w16cid:paraId="701BB0AB" w16cid:durableId="0A7789AA"/>
-  <w16cid:commentId w16cid:paraId="5821F704" w16cid:durableId="72F154C9"/>
-  <w16cid:commentId w16cid:paraId="2F5CA4CF" w16cid:durableId="07794F8C"/>
-</w16cid:commentsIds>
-</file>
-
-<file path=word/endnotes.xml><?xml version="1.0" encoding="utf-8"?>
-<w:endnotes xmlns:wpc="http://schemas.microsoft.com/office/word/2010/wordprocessingCanvas" xmlns:cx="http://schemas.microsoft.com/office/drawing/2014/chartex" xmlns:cx1="http://schemas.microsoft.com/office/drawing/2015/9/8/chartex" xmlns:cx2="http://schemas.microsoft.com/office/drawing/2015/10/21/chartex" xmlns:cx3="http://schemas.microsoft.com/office/drawing/2016/5/9/chartex" xmlns:cx4="http://schemas.microsoft.com/office/drawing/2016/5/10/chartex" xmlns:cx5="http://schemas.microsoft.com/office/drawing/2016/5/11/chartex" xmlns:cx6="http://schemas.microsoft.com/office/drawing/2016/5/12/chartex" xmlns:cx7="http://schemas.microsoft.com/office/drawing/2016/5/13/chartex" xmlns:cx8="http://schemas.microsoft.com/office/drawing/2016/5/14/chartex" xmlns:mc="http://schemas.openxmlformats.org/markup-compatibility/2006" xmlns:aink="http://schemas.microsoft.com/office/drawing/2016/ink" xmlns:am3d="http://schemas.microsoft.com/office/drawing/2017/model3d" xmlns:o="urn:schemas-microsoft-com:office:office" xmlns:oel="http://schemas.microsoft.com/office/2019/extlst" xmlns:r="http://schemas.openxmlformats.org/officeDocument/2006/relationships" xmlns:m="http://schemas.openxmlformats.org/officeDocument/2006/math" xmlns:v="urn:schemas-microsoft-com:vml" xmlns:wp14="http://schemas.microsoft.com/office/word/2010/wordprocessingDrawing" xmlns:wp="http://schemas.openxmlformats.org/drawingml/2006/wordprocessingDrawing" xmlns:w10="urn:schemas-microsoft-com:office:word" xmlns:w="http://schemas.openxmlformats.org/wordprocessingml/2006/main" xmlns:w14="http://schemas.microsoft.com/office/word/2010/wordml" xmlns:w15="http://schemas.microsoft.com/office/word/2012/wordml" xmlns:w16cex="http://schemas.microsoft.com/office/word/2018/wordml/cex" xmlns:w16cid="http://schemas.microsoft.com/office/word/2016/wordml/cid" xmlns:w16="http://schemas.microsoft.com/office/word/2018/wordml" xmlns:w16du="http://schemas.microsoft.com/office/word/2023/wordml/word16du" xmlns:w16sdtdh="http://schemas.microsoft.com/office/word/2020/wordml/sdtdatahash" xmlns:w16sdtfl="http://schemas.microsoft.com/office/word/2024/wordml/sdtformatlock" xmlns:w16se="http://schemas.microsoft.com/office/word/2015/wordml/symex" xmlns:wpg="http://schemas.microsoft.com/office/word/2010/wordprocessingGroup" xmlns:wpi="http://schemas.microsoft.com/office/word/2010/wordprocessingInk" xmlns:wne="http://schemas.microsoft.com/office/word/2006/wordml" xmlns:wps="http://schemas.microsoft.com/office/word/2010/wordprocessingShape" mc:Ignorable="w14 w15 w16se w16cid w16 w16cex w16sdtdh w16sdtfl w16du wp14">
-  <w:endnote w:type="separator" w:id="-1">
-    <w:p>
-      <w:r>
-        <w:separator/>
-      </w:r>
-    </w:p>
-  </w:endnote>
-  <w:endnote w:type="continuationSeparator" w:id="0">
-    <w:p>
-      <w:r>
-        <w:continuationSeparator/>
-      </w:r>
-    </w:p>
-  </w:endnote>
-</w:endnotes>
-</file>
-
-<file path=word/footnotes.xml><?xml version="1.0" encoding="utf-8"?>
-<w:footnotes xmlns:wpc="http://schemas.microsoft.com/office/word/2010/wordprocessingCanvas" xmlns:cx="http://schemas.microsoft.com/office/drawing/2014/chartex" xmlns:cx1="http://schemas.microsoft.com/office/drawing/2015/9/8/chartex" xmlns:cx2="http://schemas.microsoft.com/office/drawing/2015/10/21/chartex" xmlns:cx3="http://schemas.microsoft.com/office/drawing/2016/5/9/chartex" xmlns:cx4="http://schemas.microsoft.com/office/drawing/2016/5/10/chartex" xmlns:cx5="http://schemas.microsoft.com/office/drawing/2016/5/11/chartex" xmlns:cx6="http://schemas.microsoft.com/office/drawing/2016/5/12/chartex" xmlns:cx7="http://schemas.microsoft.com/office/drawing/2016/5/13/chartex" xmlns:cx8="http://schemas.microsoft.com/office/drawing/2016/5/14/chartex" xmlns:mc="http://schemas.openxmlformats.org/markup-compatibility/2006" xmlns:aink="http://schemas.microsoft.com/office/drawing/2016/ink" xmlns:am3d="http://schemas.microsoft.com/office/drawing/2017/model3d" xmlns:o="urn:schemas-microsoft-com:office:office" xmlns:oel="http://schemas.microsoft.com/office/2019/extlst" xmlns:r="http://schemas.openxmlformats.org/officeDocument/2006/relationships" xmlns:m="http://schemas.openxmlformats.org/officeDocument/2006/math" xmlns:v="urn:schemas-microsoft-com:vml" xmlns:wp14="http://schemas.microsoft.com/office/word/2010/wordprocessingDrawing" xmlns:wp="http://schemas.openxmlformats.org/drawingml/2006/wordprocessingDrawing" xmlns:w10="urn:schemas-microsoft-com:office:word" xmlns:w="http://schemas.openxmlformats.org/wordprocessingml/2006/main" xmlns:w14="http://schemas.microsoft.com/office/word/2010/wordml" xmlns:w15="http://schemas.microsoft.com/office/word/2012/wordml" xmlns:w16cex="http://schemas.microsoft.com/office/word/2018/wordml/cex" xmlns:w16cid="http://schemas.microsoft.com/office/word/2016/wordml/cid" xmlns:w16="http://schemas.microsoft.com/office/word/2018/wordml" xmlns:w16du="http://schemas.microsoft.com/office/word/2023/wordml/word16du" xmlns:w16sdtdh="http://schemas.microsoft.com/office/word/2020/wordml/sdtdatahash" xmlns:w16sdtfl="http://schemas.microsoft.com/office/word/2024/wordml/sdtformatlock" xmlns:w16se="http://schemas.microsoft.com/office/word/2015/wordml/symex" xmlns:wpg="http://schemas.microsoft.com/office/word/2010/wordprocessingGroup" xmlns:wpi="http://schemas.microsoft.com/office/word/2010/wordprocessingInk" xmlns:wne="http://schemas.microsoft.com/office/word/2006/wordml" xmlns:wps="http://schemas.microsoft.com/office/word/2010/wordprocessingShape" mc:Ignorable="w14 w15 w16se w16cid w16 w16cex w16sdtdh w16sdtfl w16du wp14">
-  <w:footnote w:type="separator" w:id="-1">
-    <w:p>
-      <w:r>
-        <w:rPr>
-          <w:color w:val="000000"/>
-        </w:rPr>
-        <w:separator/>
-      </w:r>
-    </w:p>
-  </w:footnote>
-  <w:footnote w:type="continuationSeparator" w:id="0">
-    <w:p>
-      <w:r>
-        <w:continuationSeparator/>
-      </w:r>
-    </w:p>
-  </w:footnote>
-</w:footnotes>
-</file>
-
 <file path=word/header1.xml><?xml version="1.0" encoding="utf-8"?>
-<w:hdr xmlns:wpc="http://schemas.microsoft.com/office/word/2010/wordprocessingCanvas" xmlns:cx="http://schemas.microsoft.com/office/drawing/2014/chartex" xmlns:cx1="http://schemas.microsoft.com/office/drawing/2015/9/8/chartex" xmlns:cx2="http://schemas.microsoft.com/office/drawing/2015/10/21/chartex" xmlns:cx3="http://schemas.microsoft.com/office/drawing/2016/5/9/chartex" xmlns:cx4="http://schemas.microsoft.com/office/drawing/2016/5/10/chartex" xmlns:cx5="http://schemas.microsoft.com/office/drawing/2016/5/11/chartex" xmlns:cx6="http://schemas.microsoft.com/office/drawing/2016/5/12/chartex" xmlns:cx7="http://schemas.microsoft.com/office/drawing/2016/5/13/chartex" xmlns:cx8="http://schemas.microsoft.com/office/drawing/2016/5/14/chartex" xmlns:mc="http://schemas.openxmlformats.org/markup-compatibility/2006" xmlns:aink="http://schemas.microsoft.com/office/drawing/2016/ink" xmlns:am3d="http://schemas.microsoft.com/office/drawing/2017/model3d" xmlns:o="urn:schemas-microsoft-com:office:office" xmlns:oel="http://schemas.microsoft.com/office/2019/extlst" xmlns:r="http://schemas.openxmlformats.org/officeDocument/2006/relationships" xmlns:m="http://schemas.openxmlformats.org/officeDocument/2006/math" xmlns:v="urn:schemas-microsoft-com:vml" xmlns:wp14="http://schemas.microsoft.com/office/word/2010/wordprocessingDrawing" xmlns:wp="http://schemas.openxmlformats.org/drawingml/2006/wordprocessingDrawing" xmlns:w10="urn:schemas-microsoft-com:office:word" xmlns:w="http://schemas.openxmlformats.org/wordprocessingml/2006/main" xmlns:w14="http://schemas.microsoft.com/office/word/2010/wordml" xmlns:w15="http://schemas.microsoft.com/office/word/2012/wordml" xmlns:w16cex="http://schemas.microsoft.com/office/word/2018/wordml/cex" xmlns:w16cid="http://schemas.microsoft.com/office/word/2016/wordml/cid" xmlns:w16="http://schemas.microsoft.com/office/word/2018/wordml" xmlns:w16du="http://schemas.microsoft.com/office/word/2023/wordml/word16du" xmlns:w16sdtdh="http://schemas.microsoft.com/office/word/2020/wordml/sdtdatahash" xmlns:w16sdtfl="http://schemas.microsoft.com/office/word/2024/wordml/sdtformatlock" xmlns:w16se="http://schemas.microsoft.com/office/word/2015/wordml/symex" xmlns:wpg="http://schemas.microsoft.com/office/word/2010/wordprocessingGroup" xmlns:wpi="http://schemas.microsoft.com/office/word/2010/wordprocessingInk" xmlns:wne="http://schemas.microsoft.com/office/word/2006/wordml" xmlns:wps="http://schemas.microsoft.com/office/word/2010/wordprocessingShape" mc:Ignorable="w14 w15 w16se w16cid w16 w16cex w16sdtdh w16sdtfl w16du wp14">
+<w:hdr xmlns:wpc="http://schemas.microsoft.com/office/word/2010/wordprocessingCanvas" xmlns:mc="http://schemas.openxmlformats.org/markup-compatibility/2006" xmlns:o="urn:schemas-microsoft-com:office:office" xmlns:r="http://schemas.openxmlformats.org/officeDocument/2006/relationships" xmlns:m="http://schemas.openxmlformats.org/officeDocument/2006/math" xmlns:v="urn:schemas-microsoft-com:vml" xmlns:wp14="http://schemas.microsoft.com/office/word/2010/wordprocessingDrawing" xmlns:wp="http://schemas.openxmlformats.org/drawingml/2006/wordprocessingDrawing" xmlns:w10="urn:schemas-microsoft-com:office:word" xmlns:w="http://schemas.openxmlformats.org/wordprocessingml/2006/main" xmlns:w14="http://schemas.microsoft.com/office/word/2010/wordml" xmlns:w15="http://schemas.microsoft.com/office/word/2012/wordml" xmlns:wpg="http://schemas.microsoft.com/office/word/2010/wordprocessingGroup" xmlns:wpi="http://schemas.microsoft.com/office/word/2010/wordprocessingInk" xmlns:wne="http://schemas.microsoft.com/office/word/2006/wordml" xmlns:wps="http://schemas.microsoft.com/office/word/2010/wordprocessingShape" xmlns:wpsCustomData="http://www.wps.cn/officeDocument/2013/wpsCustomData" mc:Ignorable="w14 w15 wp14">
   <w:p>
     <w:pPr>
-      <w:pStyle w:val="Cabealho"/>
+      <w:pStyle w:val="9"/>
       <w:tabs>
+        <w:tab w:val="center" w:pos="4819"/>
+        <w:tab w:val="right" w:pos="9639"/>
         <w:tab w:val="clear" w:pos="4252"/>
         <w:tab w:val="clear" w:pos="8504"/>
-        <w:tab w:val="center" w:pos="4819"/>
-        <w:tab w:val="right" w:pos="9639"/>
       </w:tabs>
     </w:pPr>
     <w:r>
@@ -3037,101 +3315,13 @@
 </file>
 
 <file path=word/numbering.xml><?xml version="1.0" encoding="utf-8"?>
-<w:numbering xmlns:wpc="http://schemas.microsoft.com/office/word/2010/wordprocessingCanvas" xmlns:cx="http://schemas.microsoft.com/office/drawing/2014/chartex" xmlns:cx1="http://schemas.microsoft.com/office/drawing/2015/9/8/chartex" xmlns:cx2="http://schemas.microsoft.com/office/drawing/2015/10/21/chartex" xmlns:cx3="http://schemas.microsoft.com/office/drawing/2016/5/9/chartex" xmlns:cx4="http://schemas.microsoft.com/office/drawing/2016/5/10/chartex" xmlns:cx5="http://schemas.microsoft.com/office/drawing/2016/5/11/chartex" xmlns:cx6="http://schemas.microsoft.com/office/drawing/2016/5/12/chartex" xmlns:cx7="http://schemas.microsoft.com/office/drawing/2016/5/13/chartex" xmlns:cx8="http://schemas.microsoft.com/office/drawing/2016/5/14/chartex" xmlns:mc="http://schemas.openxmlformats.org/markup-compatibility/2006" xmlns:aink="http://schemas.microsoft.com/office/drawing/2016/ink" xmlns:am3d="http://schemas.microsoft.com/office/drawing/2017/model3d" xmlns:o="urn:schemas-microsoft-com:office:office" xmlns:oel="http://schemas.microsoft.com/office/2019/extlst" xmlns:r="http://schemas.openxmlformats.org/officeDocument/2006/relationships" xmlns:m="http://schemas.openxmlformats.org/officeDocument/2006/math" xmlns:v="urn:schemas-microsoft-com:vml" xmlns:wp14="http://schemas.microsoft.com/office/word/2010/wordprocessingDrawing" xmlns:wp="http://schemas.openxmlformats.org/drawingml/2006/wordprocessingDrawing" xmlns:w10="urn:schemas-microsoft-com:office:word" xmlns:w="http://schemas.openxmlformats.org/wordprocessingml/2006/main" xmlns:w14="http://schemas.microsoft.com/office/word/2010/wordml" xmlns:w15="http://schemas.microsoft.com/office/word/2012/wordml" xmlns:w16cex="http://schemas.microsoft.com/office/word/2018/wordml/cex" xmlns:w16cid="http://schemas.microsoft.com/office/word/2016/wordml/cid" xmlns:w16="http://schemas.microsoft.com/office/word/2018/wordml" xmlns:w16du="http://schemas.microsoft.com/office/word/2023/wordml/word16du" xmlns:w16sdtdh="http://schemas.microsoft.com/office/word/2020/wordml/sdtdatahash" xmlns:w16sdtfl="http://schemas.microsoft.com/office/word/2024/wordml/sdtformatlock" xmlns:w16se="http://schemas.microsoft.com/office/word/2015/wordml/symex" xmlns:wpg="http://schemas.microsoft.com/office/word/2010/wordprocessingGroup" xmlns:wpi="http://schemas.microsoft.com/office/word/2010/wordprocessingInk" xmlns:wne="http://schemas.microsoft.com/office/word/2006/wordml" xmlns:wps="http://schemas.microsoft.com/office/word/2010/wordprocessingShape" mc:Ignorable="w14 w15 w16se w16cid w16 w16cex w16sdtdh w16sdtfl w16du wp14">
-  <w:abstractNum w:abstractNumId="0" w15:restartNumberingAfterBreak="0">
-    <w:nsid w:val="09FE7FC5"/>
-    <w:multiLevelType w:val="multilevel"/>
-    <w:tmpl w:val="F6BE780E"/>
-    <w:styleLink w:val="WWNum1"/>
-    <w:lvl w:ilvl="0">
-      <w:numFmt w:val="bullet"/>
-      <w:lvlText w:val="o"/>
-      <w:lvlJc w:val="left"/>
-      <w:pPr>
-        <w:ind w:left="720" w:hanging="360"/>
-      </w:pPr>
-      <w:rPr>
-        <w:rFonts w:cs="Courier New"/>
-      </w:rPr>
-    </w:lvl>
-    <w:lvl w:ilvl="1">
-      <w:start w:val="1"/>
-      <w:numFmt w:val="decimal"/>
-      <w:lvlText w:val="%2."/>
-      <w:lvlJc w:val="left"/>
-      <w:pPr>
-        <w:ind w:left="1080" w:hanging="360"/>
-      </w:pPr>
-    </w:lvl>
-    <w:lvl w:ilvl="2">
-      <w:start w:val="1"/>
-      <w:numFmt w:val="decimal"/>
-      <w:lvlText w:val="%3."/>
-      <w:lvlJc w:val="left"/>
-      <w:pPr>
-        <w:ind w:left="1440" w:hanging="360"/>
-      </w:pPr>
-    </w:lvl>
-    <w:lvl w:ilvl="3">
-      <w:start w:val="1"/>
-      <w:numFmt w:val="decimal"/>
-      <w:lvlText w:val="%4."/>
-      <w:lvlJc w:val="left"/>
-      <w:pPr>
-        <w:ind w:left="1800" w:hanging="360"/>
-      </w:pPr>
-    </w:lvl>
-    <w:lvl w:ilvl="4">
-      <w:start w:val="1"/>
-      <w:numFmt w:val="decimal"/>
-      <w:lvlText w:val="%5."/>
-      <w:lvlJc w:val="left"/>
-      <w:pPr>
-        <w:ind w:left="2160" w:hanging="360"/>
-      </w:pPr>
-    </w:lvl>
-    <w:lvl w:ilvl="5">
-      <w:start w:val="1"/>
-      <w:numFmt w:val="decimal"/>
-      <w:lvlText w:val="%6."/>
-      <w:lvlJc w:val="left"/>
-      <w:pPr>
-        <w:ind w:left="2520" w:hanging="360"/>
-      </w:pPr>
-    </w:lvl>
-    <w:lvl w:ilvl="6">
-      <w:start w:val="1"/>
-      <w:numFmt w:val="decimal"/>
-      <w:lvlText w:val="%7."/>
-      <w:lvlJc w:val="left"/>
-      <w:pPr>
-        <w:ind w:left="2880" w:hanging="360"/>
-      </w:pPr>
-    </w:lvl>
-    <w:lvl w:ilvl="7">
-      <w:start w:val="1"/>
-      <w:numFmt w:val="decimal"/>
-      <w:lvlText w:val="%8."/>
-      <w:lvlJc w:val="left"/>
-      <w:pPr>
-        <w:ind w:left="3240" w:hanging="360"/>
-      </w:pPr>
-    </w:lvl>
-    <w:lvl w:ilvl="8">
-      <w:start w:val="1"/>
-      <w:numFmt w:val="decimal"/>
-      <w:lvlText w:val="%9."/>
-      <w:lvlJc w:val="left"/>
-      <w:pPr>
-        <w:ind w:left="3600" w:hanging="360"/>
-      </w:pPr>
-    </w:lvl>
-  </w:abstractNum>
-  <w:abstractNum w:abstractNumId="1" w15:restartNumberingAfterBreak="0">
+<w:numbering xmlns:wpc="http://schemas.microsoft.com/office/word/2010/wordprocessingCanvas" xmlns:mc="http://schemas.openxmlformats.org/markup-compatibility/2006" xmlns:o="urn:schemas-microsoft-com:office:office" xmlns:r="http://schemas.openxmlformats.org/officeDocument/2006/relationships" xmlns:m="http://schemas.openxmlformats.org/officeDocument/2006/math" xmlns:v="urn:schemas-microsoft-com:vml" xmlns:wp14="http://schemas.microsoft.com/office/word/2010/wordprocessingDrawing" xmlns:wp="http://schemas.openxmlformats.org/drawingml/2006/wordprocessingDrawing" xmlns:w10="urn:schemas-microsoft-com:office:word" xmlns:w="http://schemas.openxmlformats.org/wordprocessingml/2006/main" xmlns:w14="http://schemas.microsoft.com/office/word/2010/wordml" xmlns:wpg="http://schemas.microsoft.com/office/word/2010/wordprocessingGroup" xmlns:wpi="http://schemas.microsoft.com/office/word/2010/wordprocessingInk" xmlns:wne="http://schemas.microsoft.com/office/word/2006/wordml" xmlns:wps="http://schemas.microsoft.com/office/word/2010/wordprocessingShape" xmlns:wpsCustomData="http://www.wps.cn/officeDocument/2013/wpsCustomData" mc:Ignorable="w14 wp14">
+  <w:abstractNum w:abstractNumId="0">
     <w:nsid w:val="3AE22260"/>
     <w:multiLevelType w:val="multilevel"/>
-    <w:tmpl w:val="FB940556"/>
-    <w:lvl w:ilvl="0">
+    <w:tmpl w:val="3AE22260"/>
+    <w:lvl w:ilvl="0" w:tentative="0">
+      <w:start w:val="0"/>
       <w:numFmt w:val="bullet"/>
       <w:lvlText w:val="•"/>
       <w:lvlJc w:val="left"/>
@@ -3139,10 +3329,11 @@
         <w:ind w:left="709" w:firstLine="0"/>
       </w:pPr>
       <w:rPr>
-        <w:rFonts w:ascii="OpenSymbol" w:eastAsia="OpenSymbol" w:hAnsi="OpenSymbol" w:cs="OpenSymbol"/>
+        <w:rFonts w:ascii="OpenSymbol" w:hAnsi="OpenSymbol" w:eastAsia="OpenSymbol" w:cs="OpenSymbol"/>
       </w:rPr>
     </w:lvl>
-    <w:lvl w:ilvl="1">
+    <w:lvl w:ilvl="1" w:tentative="0">
+      <w:start w:val="0"/>
       <w:numFmt w:val="bullet"/>
       <w:lvlText w:val="•"/>
       <w:lvlJc w:val="left"/>
@@ -3150,10 +3341,11 @@
         <w:ind w:left="1418" w:hanging="283"/>
       </w:pPr>
       <w:rPr>
-        <w:rFonts w:ascii="OpenSymbol" w:eastAsia="OpenSymbol" w:hAnsi="OpenSymbol" w:cs="OpenSymbol"/>
+        <w:rFonts w:ascii="OpenSymbol" w:hAnsi="OpenSymbol" w:eastAsia="OpenSymbol" w:cs="OpenSymbol"/>
       </w:rPr>
     </w:lvl>
-    <w:lvl w:ilvl="2">
+    <w:lvl w:ilvl="2" w:tentative="0">
+      <w:start w:val="0"/>
       <w:numFmt w:val="bullet"/>
       <w:lvlText w:val="•"/>
       <w:lvlJc w:val="left"/>
@@ -3161,10 +3353,11 @@
         <w:ind w:left="2127" w:hanging="283"/>
       </w:pPr>
       <w:rPr>
-        <w:rFonts w:ascii="OpenSymbol" w:eastAsia="OpenSymbol" w:hAnsi="OpenSymbol" w:cs="OpenSymbol"/>
+        <w:rFonts w:ascii="OpenSymbol" w:hAnsi="OpenSymbol" w:eastAsia="OpenSymbol" w:cs="OpenSymbol"/>
       </w:rPr>
     </w:lvl>
-    <w:lvl w:ilvl="3">
+    <w:lvl w:ilvl="3" w:tentative="0">
+      <w:start w:val="0"/>
       <w:numFmt w:val="bullet"/>
       <w:lvlText w:val="•"/>
       <w:lvlJc w:val="left"/>
@@ -3172,10 +3365,11 @@
         <w:ind w:left="2836" w:hanging="283"/>
       </w:pPr>
       <w:rPr>
-        <w:rFonts w:ascii="OpenSymbol" w:eastAsia="OpenSymbol" w:hAnsi="OpenSymbol" w:cs="OpenSymbol"/>
+        <w:rFonts w:ascii="OpenSymbol" w:hAnsi="OpenSymbol" w:eastAsia="OpenSymbol" w:cs="OpenSymbol"/>
       </w:rPr>
     </w:lvl>
-    <w:lvl w:ilvl="4">
+    <w:lvl w:ilvl="4" w:tentative="0">
+      <w:start w:val="0"/>
       <w:numFmt w:val="bullet"/>
       <w:lvlText w:val="•"/>
       <w:lvlJc w:val="left"/>
@@ -3183,10 +3377,11 @@
         <w:ind w:left="3545" w:hanging="283"/>
       </w:pPr>
       <w:rPr>
-        <w:rFonts w:ascii="OpenSymbol" w:eastAsia="OpenSymbol" w:hAnsi="OpenSymbol" w:cs="OpenSymbol"/>
+        <w:rFonts w:ascii="OpenSymbol" w:hAnsi="OpenSymbol" w:eastAsia="OpenSymbol" w:cs="OpenSymbol"/>
       </w:rPr>
     </w:lvl>
-    <w:lvl w:ilvl="5">
+    <w:lvl w:ilvl="5" w:tentative="0">
+      <w:start w:val="0"/>
       <w:numFmt w:val="bullet"/>
       <w:lvlText w:val="•"/>
       <w:lvlJc w:val="left"/>
@@ -3194,10 +3389,11 @@
         <w:ind w:left="4254" w:hanging="283"/>
       </w:pPr>
       <w:rPr>
-        <w:rFonts w:ascii="OpenSymbol" w:eastAsia="OpenSymbol" w:hAnsi="OpenSymbol" w:cs="OpenSymbol"/>
+        <w:rFonts w:ascii="OpenSymbol" w:hAnsi="OpenSymbol" w:eastAsia="OpenSymbol" w:cs="OpenSymbol"/>
       </w:rPr>
     </w:lvl>
-    <w:lvl w:ilvl="6">
+    <w:lvl w:ilvl="6" w:tentative="0">
+      <w:start w:val="0"/>
       <w:numFmt w:val="bullet"/>
       <w:lvlText w:val="•"/>
       <w:lvlJc w:val="left"/>
@@ -3205,10 +3401,11 @@
         <w:ind w:left="4963" w:hanging="283"/>
       </w:pPr>
       <w:rPr>
-        <w:rFonts w:ascii="OpenSymbol" w:eastAsia="OpenSymbol" w:hAnsi="OpenSymbol" w:cs="OpenSymbol"/>
+        <w:rFonts w:ascii="OpenSymbol" w:hAnsi="OpenSymbol" w:eastAsia="OpenSymbol" w:cs="OpenSymbol"/>
       </w:rPr>
     </w:lvl>
-    <w:lvl w:ilvl="7">
+    <w:lvl w:ilvl="7" w:tentative="0">
+      <w:start w:val="0"/>
       <w:numFmt w:val="bullet"/>
       <w:lvlText w:val="•"/>
       <w:lvlJc w:val="left"/>
@@ -3216,10 +3413,11 @@
         <w:ind w:left="5672" w:hanging="283"/>
       </w:pPr>
       <w:rPr>
-        <w:rFonts w:ascii="OpenSymbol" w:eastAsia="OpenSymbol" w:hAnsi="OpenSymbol" w:cs="OpenSymbol"/>
+        <w:rFonts w:ascii="OpenSymbol" w:hAnsi="OpenSymbol" w:eastAsia="OpenSymbol" w:cs="OpenSymbol"/>
       </w:rPr>
     </w:lvl>
-    <w:lvl w:ilvl="8">
+    <w:lvl w:ilvl="8" w:tentative="0">
+      <w:start w:val="0"/>
       <w:numFmt w:val="bullet"/>
       <w:lvlText w:val="•"/>
       <w:lvlJc w:val="left"/>
@@ -3227,15 +3425,16 @@
         <w:ind w:left="6381" w:hanging="283"/>
       </w:pPr>
       <w:rPr>
-        <w:rFonts w:ascii="OpenSymbol" w:eastAsia="OpenSymbol" w:hAnsi="OpenSymbol" w:cs="OpenSymbol"/>
+        <w:rFonts w:ascii="OpenSymbol" w:hAnsi="OpenSymbol" w:eastAsia="OpenSymbol" w:cs="OpenSymbol"/>
       </w:rPr>
     </w:lvl>
   </w:abstractNum>
-  <w:abstractNum w:abstractNumId="2" w15:restartNumberingAfterBreak="0">
+  <w:abstractNum w:abstractNumId="1">
     <w:nsid w:val="5868629C"/>
     <w:multiLevelType w:val="multilevel"/>
-    <w:tmpl w:val="A94EB1D6"/>
-    <w:lvl w:ilvl="0">
+    <w:tmpl w:val="5868629C"/>
+    <w:lvl w:ilvl="0" w:tentative="0">
+      <w:start w:val="0"/>
       <w:numFmt w:val="bullet"/>
       <w:lvlText w:val="•"/>
       <w:lvlJc w:val="left"/>
@@ -3243,10 +3442,11 @@
         <w:ind w:left="709" w:firstLine="0"/>
       </w:pPr>
       <w:rPr>
-        <w:rFonts w:ascii="OpenSymbol" w:eastAsia="OpenSymbol" w:hAnsi="OpenSymbol" w:cs="OpenSymbol"/>
+        <w:rFonts w:ascii="OpenSymbol" w:hAnsi="OpenSymbol" w:eastAsia="OpenSymbol" w:cs="OpenSymbol"/>
       </w:rPr>
     </w:lvl>
-    <w:lvl w:ilvl="1">
+    <w:lvl w:ilvl="1" w:tentative="0">
+      <w:start w:val="0"/>
       <w:numFmt w:val="bullet"/>
       <w:lvlText w:val="•"/>
       <w:lvlJc w:val="left"/>
@@ -3254,10 +3454,11 @@
         <w:ind w:left="1418" w:hanging="283"/>
       </w:pPr>
       <w:rPr>
-        <w:rFonts w:ascii="OpenSymbol" w:eastAsia="OpenSymbol" w:hAnsi="OpenSymbol" w:cs="OpenSymbol"/>
+        <w:rFonts w:ascii="OpenSymbol" w:hAnsi="OpenSymbol" w:eastAsia="OpenSymbol" w:cs="OpenSymbol"/>
       </w:rPr>
     </w:lvl>
-    <w:lvl w:ilvl="2">
+    <w:lvl w:ilvl="2" w:tentative="0">
+      <w:start w:val="0"/>
       <w:numFmt w:val="bullet"/>
       <w:lvlText w:val="•"/>
       <w:lvlJc w:val="left"/>
@@ -3265,10 +3466,11 @@
         <w:ind w:left="2127" w:hanging="283"/>
       </w:pPr>
       <w:rPr>
-        <w:rFonts w:ascii="OpenSymbol" w:eastAsia="OpenSymbol" w:hAnsi="OpenSymbol" w:cs="OpenSymbol"/>
+        <w:rFonts w:ascii="OpenSymbol" w:hAnsi="OpenSymbol" w:eastAsia="OpenSymbol" w:cs="OpenSymbol"/>
       </w:rPr>
     </w:lvl>
-    <w:lvl w:ilvl="3">
+    <w:lvl w:ilvl="3" w:tentative="0">
+      <w:start w:val="0"/>
       <w:numFmt w:val="bullet"/>
       <w:lvlText w:val="•"/>
       <w:lvlJc w:val="left"/>
@@ -3276,10 +3478,11 @@
         <w:ind w:left="2836" w:hanging="283"/>
       </w:pPr>
       <w:rPr>
-        <w:rFonts w:ascii="OpenSymbol" w:eastAsia="OpenSymbol" w:hAnsi="OpenSymbol" w:cs="OpenSymbol"/>
+        <w:rFonts w:ascii="OpenSymbol" w:hAnsi="OpenSymbol" w:eastAsia="OpenSymbol" w:cs="OpenSymbol"/>
       </w:rPr>
     </w:lvl>
-    <w:lvl w:ilvl="4">
+    <w:lvl w:ilvl="4" w:tentative="0">
+      <w:start w:val="0"/>
       <w:numFmt w:val="bullet"/>
       <w:lvlText w:val="•"/>
       <w:lvlJc w:val="left"/>
@@ -3287,10 +3490,11 @@
         <w:ind w:left="3545" w:hanging="283"/>
       </w:pPr>
       <w:rPr>
-        <w:rFonts w:ascii="OpenSymbol" w:eastAsia="OpenSymbol" w:hAnsi="OpenSymbol" w:cs="OpenSymbol"/>
+        <w:rFonts w:ascii="OpenSymbol" w:hAnsi="OpenSymbol" w:eastAsia="OpenSymbol" w:cs="OpenSymbol"/>
       </w:rPr>
     </w:lvl>
-    <w:lvl w:ilvl="5">
+    <w:lvl w:ilvl="5" w:tentative="0">
+      <w:start w:val="0"/>
       <w:numFmt w:val="bullet"/>
       <w:lvlText w:val="•"/>
       <w:lvlJc w:val="left"/>
@@ -3298,10 +3502,11 @@
         <w:ind w:left="4254" w:hanging="283"/>
       </w:pPr>
       <w:rPr>
-        <w:rFonts w:ascii="OpenSymbol" w:eastAsia="OpenSymbol" w:hAnsi="OpenSymbol" w:cs="OpenSymbol"/>
+        <w:rFonts w:ascii="OpenSymbol" w:hAnsi="OpenSymbol" w:eastAsia="OpenSymbol" w:cs="OpenSymbol"/>
       </w:rPr>
     </w:lvl>
-    <w:lvl w:ilvl="6">
+    <w:lvl w:ilvl="6" w:tentative="0">
+      <w:start w:val="0"/>
       <w:numFmt w:val="bullet"/>
       <w:lvlText w:val="•"/>
       <w:lvlJc w:val="left"/>
@@ -3309,10 +3514,11 @@
         <w:ind w:left="4963" w:hanging="283"/>
       </w:pPr>
       <w:rPr>
-        <w:rFonts w:ascii="OpenSymbol" w:eastAsia="OpenSymbol" w:hAnsi="OpenSymbol" w:cs="OpenSymbol"/>
+        <w:rFonts w:ascii="OpenSymbol" w:hAnsi="OpenSymbol" w:eastAsia="OpenSymbol" w:cs="OpenSymbol"/>
       </w:rPr>
     </w:lvl>
-    <w:lvl w:ilvl="7">
+    <w:lvl w:ilvl="7" w:tentative="0">
+      <w:start w:val="0"/>
       <w:numFmt w:val="bullet"/>
       <w:lvlText w:val="•"/>
       <w:lvlJc w:val="left"/>
@@ -3320,10 +3526,11 @@
         <w:ind w:left="5672" w:hanging="283"/>
       </w:pPr>
       <w:rPr>
-        <w:rFonts w:ascii="OpenSymbol" w:eastAsia="OpenSymbol" w:hAnsi="OpenSymbol" w:cs="OpenSymbol"/>
+        <w:rFonts w:ascii="OpenSymbol" w:hAnsi="OpenSymbol" w:eastAsia="OpenSymbol" w:cs="OpenSymbol"/>
       </w:rPr>
     </w:lvl>
-    <w:lvl w:ilvl="8">
+    <w:lvl w:ilvl="8" w:tentative="0">
+      <w:start w:val="0"/>
       <w:numFmt w:val="bullet"/>
       <w:lvlText w:val="•"/>
       <w:lvlJc w:val="left"/>
@@ -3331,443 +3538,221 @@
         <w:ind w:left="6381" w:hanging="283"/>
       </w:pPr>
       <w:rPr>
-        <w:rFonts w:ascii="OpenSymbol" w:eastAsia="OpenSymbol" w:hAnsi="OpenSymbol" w:cs="OpenSymbol"/>
+        <w:rFonts w:ascii="OpenSymbol" w:hAnsi="OpenSymbol" w:eastAsia="OpenSymbol" w:cs="OpenSymbol"/>
       </w:rPr>
     </w:lvl>
   </w:abstractNum>
-  <w:num w:numId="1" w16cid:durableId="484663525">
+  <w:num w:numId="1">
     <w:abstractNumId w:val="0"/>
   </w:num>
-  <w:num w:numId="2" w16cid:durableId="278607717">
+  <w:num w:numId="2">
     <w:abstractNumId w:val="1"/>
-  </w:num>
-  <w:num w:numId="3" w16cid:durableId="1827621865">
-    <w:abstractNumId w:val="2"/>
   </w:num>
 </w:numbering>
 </file>
 
 <file path=word/people.xml><?xml version="1.0" encoding="utf-8"?>
-<w15:people xmlns:wpc="http://schemas.microsoft.com/office/word/2010/wordprocessingCanvas" xmlns:cx="http://schemas.microsoft.com/office/drawing/2014/chartex" xmlns:cx1="http://schemas.microsoft.com/office/drawing/2015/9/8/chartex" xmlns:cx2="http://schemas.microsoft.com/office/drawing/2015/10/21/chartex" xmlns:cx3="http://schemas.microsoft.com/office/drawing/2016/5/9/chartex" xmlns:cx4="http://schemas.microsoft.com/office/drawing/2016/5/10/chartex" xmlns:cx5="http://schemas.microsoft.com/office/drawing/2016/5/11/chartex" xmlns:cx6="http://schemas.microsoft.com/office/drawing/2016/5/12/chartex" xmlns:cx7="http://schemas.microsoft.com/office/drawing/2016/5/13/chartex" xmlns:cx8="http://schemas.microsoft.com/office/drawing/2016/5/14/chartex" xmlns:mc="http://schemas.openxmlformats.org/markup-compatibility/2006" xmlns:aink="http://schemas.microsoft.com/office/drawing/2016/ink" xmlns:am3d="http://schemas.microsoft.com/office/drawing/2017/model3d" xmlns:o="urn:schemas-microsoft-com:office:office" xmlns:oel="http://schemas.microsoft.com/office/2019/extlst" xmlns:r="http://schemas.openxmlformats.org/officeDocument/2006/relationships" xmlns:m="http://schemas.openxmlformats.org/officeDocument/2006/math" xmlns:v="urn:schemas-microsoft-com:vml" xmlns:wp14="http://schemas.microsoft.com/office/word/2010/wordprocessingDrawing" xmlns:wp="http://schemas.openxmlformats.org/drawingml/2006/wordprocessingDrawing" xmlns:w10="urn:schemas-microsoft-com:office:word" xmlns:w="http://schemas.openxmlformats.org/wordprocessingml/2006/main" xmlns:w14="http://schemas.microsoft.com/office/word/2010/wordml" xmlns:w15="http://schemas.microsoft.com/office/word/2012/wordml" xmlns:w16cex="http://schemas.microsoft.com/office/word/2018/wordml/cex" xmlns:w16cid="http://schemas.microsoft.com/office/word/2016/wordml/cid" xmlns:w16="http://schemas.microsoft.com/office/word/2018/wordml" xmlns:w16du="http://schemas.microsoft.com/office/word/2023/wordml/word16du" xmlns:w16sdtdh="http://schemas.microsoft.com/office/word/2020/wordml/sdtdatahash" xmlns:w16sdtfl="http://schemas.microsoft.com/office/word/2024/wordml/sdtformatlock" xmlns:w16se="http://schemas.microsoft.com/office/word/2015/wordml/symex" xmlns:wpg="http://schemas.microsoft.com/office/word/2010/wordprocessingGroup" xmlns:wpi="http://schemas.microsoft.com/office/word/2010/wordprocessingInk" xmlns:wne="http://schemas.microsoft.com/office/word/2006/wordml" xmlns:wps="http://schemas.microsoft.com/office/word/2010/wordprocessingShape" mc:Ignorable="w14 w15 w16se w16cid w16 w16cex w16sdtdh w16sdtfl w16du wp14">
+<w15:people xmlns:wpc="http://schemas.microsoft.com/office/word/2010/wordprocessingCanvas" xmlns:mc="http://schemas.openxmlformats.org/markup-compatibility/2006" xmlns:o="urn:schemas-microsoft-com:office:office" xmlns:r="http://schemas.openxmlformats.org/officeDocument/2006/relationships" xmlns:m="http://schemas.openxmlformats.org/officeDocument/2006/math" xmlns:v="urn:schemas-microsoft-com:vml" xmlns:wp14="http://schemas.microsoft.com/office/word/2010/wordprocessingDrawing" xmlns:wp="http://schemas.openxmlformats.org/drawingml/2006/wordprocessingDrawing" xmlns:w="http://schemas.openxmlformats.org/wordprocessingml/2006/main" xmlns:w14="http://schemas.microsoft.com/office/word/2010/wordml" xmlns:w15="http://schemas.microsoft.com/office/word/2012/wordml" xmlns:w10="urn:schemas-microsoft-com:office:word" xmlns:wpg="http://schemas.microsoft.com/office/word/2010/wordprocessingGroup" xmlns:wpi="http://schemas.microsoft.com/office/word/2010/wordprocessingInk" xmlns:wne="http://schemas.microsoft.com/office/word/2006/wordml" xmlns:wps="http://schemas.microsoft.com/office/word/2010/wordprocessingShape" xmlns:wpsCustomData="http://www.wps.cn/officeDocument/2013/wpsCustomData" mc:Ignorable="w14 w15 wp14">
   <w15:person w15:author="Aparecida Ferreira">
     <w15:presenceInfo w15:providerId="Windows Live" w15:userId="1b38a5bfa2288c7c"/>
+  </w15:person>
+  <w15:person w15:author="apare">
+    <w15:presenceInfo w15:providerId="None" w15:userId="apare"/>
   </w15:person>
 </w15:people>
 </file>
 
 <file path=word/styles.xml><?xml version="1.0" encoding="utf-8"?>
-<w:styles xmlns:mc="http://schemas.openxmlformats.org/markup-compatibility/2006" xmlns:r="http://schemas.openxmlformats.org/officeDocument/2006/relationships" xmlns:w="http://schemas.openxmlformats.org/wordprocessingml/2006/main" xmlns:w14="http://schemas.microsoft.com/office/word/2010/wordml" xmlns:w15="http://schemas.microsoft.com/office/word/2012/wordml" xmlns:w16cex="http://schemas.microsoft.com/office/word/2018/wordml/cex" xmlns:w16cid="http://schemas.microsoft.com/office/word/2016/wordml/cid" xmlns:w16="http://schemas.microsoft.com/office/word/2018/wordml" xmlns:w16du="http://schemas.microsoft.com/office/word/2023/wordml/word16du" xmlns:w16sdtdh="http://schemas.microsoft.com/office/word/2020/wordml/sdtdatahash" xmlns:w16sdtfl="http://schemas.microsoft.com/office/word/2024/wordml/sdtformatlock" xmlns:w16se="http://schemas.microsoft.com/office/word/2015/wordml/symex" mc:Ignorable="w14 w15 w16se w16cid w16 w16cex w16sdtdh w16sdtfl w16du">
+<w:styles xmlns:mc="http://schemas.openxmlformats.org/markup-compatibility/2006" xmlns:o="urn:schemas-microsoft-com:office:office" xmlns:r="http://schemas.openxmlformats.org/officeDocument/2006/relationships" xmlns:m="http://schemas.openxmlformats.org/officeDocument/2006/math" xmlns:v="urn:schemas-microsoft-com:vml" xmlns:w="http://schemas.openxmlformats.org/wordprocessingml/2006/main" xmlns:w14="http://schemas.microsoft.com/office/word/2010/wordml" xmlns:w10="urn:schemas-microsoft-com:office:word" xmlns:sl="http://schemas.openxmlformats.org/schemaLibrary/2006/main" xmlns:wpsCustomData="http://www.wps.cn/officeDocument/2013/wpsCustomData" mc:Ignorable="w14">
   <w:docDefaults>
     <w:rPrDefault>
       <w:rPr>
-        <w:rFonts w:ascii="Times New Roman" w:eastAsia="SimSun" w:hAnsi="Times New Roman" w:cs="Times New Roman"/>
-        <w:lang w:val="pt-BR" w:eastAsia="zh-CN" w:bidi="hi-IN"/>
+        <w:rFonts w:ascii="Times New Roman" w:hAnsi="Times New Roman" w:eastAsia="SimSun" w:cs="Times New Roman"/>
       </w:rPr>
     </w:rPrDefault>
-    <w:pPrDefault>
-      <w:pPr>
-        <w:widowControl w:val="0"/>
-        <w:suppressAutoHyphens/>
-        <w:autoSpaceDN w:val="0"/>
-        <w:textAlignment w:val="baseline"/>
-      </w:pPr>
-    </w:pPrDefault>
+    <w:pPrDefault/>
   </w:docDefaults>
-  <w:latentStyles w:defLockedState="0" w:defUIPriority="99" w:defSemiHidden="0" w:defUnhideWhenUsed="0" w:defQFormat="0" w:count="376">
-    <w:lsdException w:name="Normal" w:uiPriority="0" w:qFormat="1"/>
-    <w:lsdException w:name="heading 1" w:uiPriority="9" w:qFormat="1"/>
-    <w:lsdException w:name="heading 2" w:semiHidden="1" w:uiPriority="9" w:unhideWhenUsed="1" w:qFormat="1"/>
-    <w:lsdException w:name="heading 3" w:semiHidden="1" w:uiPriority="9" w:unhideWhenUsed="1" w:qFormat="1"/>
-    <w:lsdException w:name="heading 4" w:semiHidden="1" w:uiPriority="9" w:unhideWhenUsed="1" w:qFormat="1"/>
-    <w:lsdException w:name="heading 5" w:semiHidden="1" w:uiPriority="9" w:unhideWhenUsed="1" w:qFormat="1"/>
-    <w:lsdException w:name="heading 6" w:semiHidden="1" w:uiPriority="9" w:unhideWhenUsed="1" w:qFormat="1"/>
-    <w:lsdException w:name="heading 7" w:semiHidden="1" w:uiPriority="9" w:unhideWhenUsed="1" w:qFormat="1"/>
-    <w:lsdException w:name="heading 8" w:semiHidden="1" w:uiPriority="9" w:unhideWhenUsed="1" w:qFormat="1"/>
-    <w:lsdException w:name="heading 9" w:semiHidden="1" w:uiPriority="9" w:unhideWhenUsed="1" w:qFormat="1"/>
-    <w:lsdException w:name="index 1" w:semiHidden="1" w:unhideWhenUsed="1"/>
-    <w:lsdException w:name="index 2" w:semiHidden="1" w:unhideWhenUsed="1"/>
-    <w:lsdException w:name="index 3" w:semiHidden="1" w:unhideWhenUsed="1"/>
-    <w:lsdException w:name="index 4" w:semiHidden="1" w:unhideWhenUsed="1"/>
-    <w:lsdException w:name="index 5" w:semiHidden="1" w:unhideWhenUsed="1"/>
-    <w:lsdException w:name="index 6" w:semiHidden="1" w:unhideWhenUsed="1"/>
-    <w:lsdException w:name="index 7" w:semiHidden="1" w:unhideWhenUsed="1"/>
-    <w:lsdException w:name="index 8" w:semiHidden="1" w:unhideWhenUsed="1"/>
-    <w:lsdException w:name="index 9" w:semiHidden="1" w:unhideWhenUsed="1"/>
-    <w:lsdException w:name="toc 1" w:semiHidden="1" w:uiPriority="39" w:unhideWhenUsed="1"/>
-    <w:lsdException w:name="toc 2" w:semiHidden="1" w:uiPriority="39" w:unhideWhenUsed="1"/>
-    <w:lsdException w:name="toc 3" w:semiHidden="1" w:uiPriority="39" w:unhideWhenUsed="1"/>
-    <w:lsdException w:name="toc 4" w:semiHidden="1" w:uiPriority="39" w:unhideWhenUsed="1"/>
-    <w:lsdException w:name="toc 5" w:semiHidden="1" w:uiPriority="39" w:unhideWhenUsed="1"/>
-    <w:lsdException w:name="toc 6" w:semiHidden="1" w:uiPriority="39" w:unhideWhenUsed="1"/>
-    <w:lsdException w:name="toc 7" w:semiHidden="1" w:uiPriority="39" w:unhideWhenUsed="1"/>
-    <w:lsdException w:name="toc 8" w:semiHidden="1" w:uiPriority="39" w:unhideWhenUsed="1"/>
-    <w:lsdException w:name="toc 9" w:semiHidden="1" w:uiPriority="39" w:unhideWhenUsed="1"/>
-    <w:lsdException w:name="Normal Indent" w:semiHidden="1" w:unhideWhenUsed="1"/>
-    <w:lsdException w:name="footnote text" w:semiHidden="1" w:unhideWhenUsed="1"/>
-    <w:lsdException w:name="annotation text" w:semiHidden="1" w:unhideWhenUsed="1"/>
-    <w:lsdException w:name="header" w:semiHidden="1" w:unhideWhenUsed="1"/>
-    <w:lsdException w:name="footer" w:semiHidden="1" w:unhideWhenUsed="1"/>
-    <w:lsdException w:name="index heading" w:semiHidden="1" w:unhideWhenUsed="1"/>
-    <w:lsdException w:name="caption" w:semiHidden="1" w:uiPriority="35" w:unhideWhenUsed="1" w:qFormat="1"/>
-    <w:lsdException w:name="table of figures" w:semiHidden="1" w:unhideWhenUsed="1"/>
-    <w:lsdException w:name="envelope address" w:semiHidden="1" w:unhideWhenUsed="1"/>
-    <w:lsdException w:name="envelope return" w:semiHidden="1" w:unhideWhenUsed="1"/>
-    <w:lsdException w:name="footnote reference" w:semiHidden="1" w:unhideWhenUsed="1"/>
-    <w:lsdException w:name="annotation reference" w:semiHidden="1" w:unhideWhenUsed="1"/>
-    <w:lsdException w:name="line number" w:semiHidden="1" w:unhideWhenUsed="1"/>
-    <w:lsdException w:name="page number" w:semiHidden="1" w:unhideWhenUsed="1"/>
-    <w:lsdException w:name="endnote reference" w:semiHidden="1" w:unhideWhenUsed="1"/>
-    <w:lsdException w:name="endnote text" w:semiHidden="1" w:unhideWhenUsed="1"/>
-    <w:lsdException w:name="table of authorities" w:semiHidden="1" w:unhideWhenUsed="1"/>
-    <w:lsdException w:name="macro" w:semiHidden="1" w:unhideWhenUsed="1"/>
-    <w:lsdException w:name="toa heading" w:semiHidden="1" w:unhideWhenUsed="1"/>
-    <w:lsdException w:name="List" w:semiHidden="1" w:unhideWhenUsed="1"/>
-    <w:lsdException w:name="List Bullet" w:semiHidden="1" w:unhideWhenUsed="1"/>
-    <w:lsdException w:name="List Number" w:semiHidden="1" w:unhideWhenUsed="1"/>
-    <w:lsdException w:name="List 2" w:semiHidden="1" w:unhideWhenUsed="1"/>
-    <w:lsdException w:name="List 3" w:semiHidden="1" w:unhideWhenUsed="1"/>
-    <w:lsdException w:name="List 4" w:semiHidden="1" w:unhideWhenUsed="1"/>
-    <w:lsdException w:name="List 5" w:semiHidden="1" w:unhideWhenUsed="1"/>
-    <w:lsdException w:name="List Bullet 2" w:semiHidden="1" w:unhideWhenUsed="1"/>
-    <w:lsdException w:name="List Bullet 3" w:semiHidden="1" w:unhideWhenUsed="1"/>
-    <w:lsdException w:name="List Bullet 4" w:semiHidden="1" w:unhideWhenUsed="1"/>
-    <w:lsdException w:name="List Bullet 5" w:semiHidden="1" w:unhideWhenUsed="1"/>
-    <w:lsdException w:name="List Number 2" w:semiHidden="1" w:unhideWhenUsed="1"/>
-    <w:lsdException w:name="List Number 3" w:semiHidden="1" w:unhideWhenUsed="1"/>
-    <w:lsdException w:name="List Number 4" w:semiHidden="1" w:unhideWhenUsed="1"/>
-    <w:lsdException w:name="List Number 5" w:semiHidden="1" w:unhideWhenUsed="1"/>
-    <w:lsdException w:name="Title" w:uiPriority="10" w:qFormat="1"/>
-    <w:lsdException w:name="Closing" w:semiHidden="1" w:unhideWhenUsed="1"/>
-    <w:lsdException w:name="Signature" w:semiHidden="1" w:unhideWhenUsed="1"/>
-    <w:lsdException w:name="Default Paragraph Font" w:semiHidden="1" w:uiPriority="1" w:unhideWhenUsed="1"/>
-    <w:lsdException w:name="Body Text" w:semiHidden="1" w:unhideWhenUsed="1"/>
-    <w:lsdException w:name="Body Text Indent" w:semiHidden="1" w:unhideWhenUsed="1"/>
-    <w:lsdException w:name="List Continue" w:semiHidden="1" w:unhideWhenUsed="1"/>
-    <w:lsdException w:name="List Continue 2" w:semiHidden="1" w:unhideWhenUsed="1"/>
-    <w:lsdException w:name="List Continue 3" w:semiHidden="1" w:unhideWhenUsed="1"/>
-    <w:lsdException w:name="List Continue 4" w:semiHidden="1" w:unhideWhenUsed="1"/>
-    <w:lsdException w:name="List Continue 5" w:semiHidden="1" w:unhideWhenUsed="1"/>
-    <w:lsdException w:name="Message Header" w:semiHidden="1" w:unhideWhenUsed="1"/>
-    <w:lsdException w:name="Subtitle" w:uiPriority="11" w:qFormat="1"/>
-    <w:lsdException w:name="Salutation" w:semiHidden="1" w:unhideWhenUsed="1"/>
-    <w:lsdException w:name="Date" w:semiHidden="1" w:unhideWhenUsed="1"/>
-    <w:lsdException w:name="Body Text First Indent" w:semiHidden="1" w:unhideWhenUsed="1"/>
-    <w:lsdException w:name="Body Text First Indent 2" w:semiHidden="1" w:unhideWhenUsed="1"/>
-    <w:lsdException w:name="Note Heading" w:semiHidden="1" w:unhideWhenUsed="1"/>
-    <w:lsdException w:name="Body Text 2" w:semiHidden="1" w:unhideWhenUsed="1"/>
-    <w:lsdException w:name="Body Text 3" w:semiHidden="1" w:unhideWhenUsed="1"/>
-    <w:lsdException w:name="Body Text Indent 2" w:semiHidden="1" w:unhideWhenUsed="1"/>
-    <w:lsdException w:name="Body Text Indent 3" w:semiHidden="1" w:unhideWhenUsed="1"/>
-    <w:lsdException w:name="Block Text" w:semiHidden="1" w:unhideWhenUsed="1"/>
-    <w:lsdException w:name="Hyperlink" w:semiHidden="1" w:unhideWhenUsed="1"/>
-    <w:lsdException w:name="FollowedHyperlink" w:semiHidden="1" w:unhideWhenUsed="1"/>
-    <w:lsdException w:name="Strong" w:uiPriority="22" w:qFormat="1"/>
-    <w:lsdException w:name="Emphasis" w:uiPriority="20" w:qFormat="1"/>
-    <w:lsdException w:name="Document Map" w:semiHidden="1" w:unhideWhenUsed="1"/>
-    <w:lsdException w:name="Plain Text" w:semiHidden="1" w:unhideWhenUsed="1"/>
-    <w:lsdException w:name="E-mail Signature" w:semiHidden="1" w:unhideWhenUsed="1"/>
-    <w:lsdException w:name="HTML Top of Form" w:semiHidden="1" w:unhideWhenUsed="1"/>
-    <w:lsdException w:name="HTML Bottom of Form" w:semiHidden="1" w:unhideWhenUsed="1"/>
-    <w:lsdException w:name="Normal (Web)" w:semiHidden="1" w:unhideWhenUsed="1"/>
-    <w:lsdException w:name="HTML Acronym" w:semiHidden="1" w:unhideWhenUsed="1"/>
-    <w:lsdException w:name="HTML Address" w:semiHidden="1" w:unhideWhenUsed="1"/>
-    <w:lsdException w:name="HTML Cite" w:semiHidden="1" w:unhideWhenUsed="1"/>
-    <w:lsdException w:name="HTML Code" w:semiHidden="1" w:unhideWhenUsed="1"/>
-    <w:lsdException w:name="HTML Definition" w:semiHidden="1" w:unhideWhenUsed="1"/>
-    <w:lsdException w:name="HTML Keyboard" w:semiHidden="1" w:unhideWhenUsed="1"/>
-    <w:lsdException w:name="HTML Preformatted" w:semiHidden="1" w:unhideWhenUsed="1"/>
-    <w:lsdException w:name="HTML Sample" w:semiHidden="1" w:unhideWhenUsed="1"/>
-    <w:lsdException w:name="HTML Typewriter" w:semiHidden="1" w:unhideWhenUsed="1"/>
-    <w:lsdException w:name="HTML Variable" w:semiHidden="1" w:unhideWhenUsed="1"/>
-    <w:lsdException w:name="Normal Table" w:semiHidden="1" w:unhideWhenUsed="1"/>
-    <w:lsdException w:name="annotation subject" w:semiHidden="1" w:unhideWhenUsed="1"/>
-    <w:lsdException w:name="No List" w:semiHidden="1" w:unhideWhenUsed="1"/>
-    <w:lsdException w:name="Outline List 1" w:semiHidden="1" w:unhideWhenUsed="1"/>
-    <w:lsdException w:name="Outline List 2" w:semiHidden="1" w:unhideWhenUsed="1"/>
-    <w:lsdException w:name="Outline List 3" w:semiHidden="1" w:unhideWhenUsed="1"/>
-    <w:lsdException w:name="Table Simple 1" w:semiHidden="1" w:unhideWhenUsed="1"/>
-    <w:lsdException w:name="Table Simple 2" w:semiHidden="1" w:unhideWhenUsed="1"/>
-    <w:lsdException w:name="Table Simple 3" w:semiHidden="1" w:unhideWhenUsed="1"/>
-    <w:lsdException w:name="Table Classic 1" w:semiHidden="1" w:unhideWhenUsed="1"/>
-    <w:lsdException w:name="Table Classic 2" w:semiHidden="1" w:unhideWhenUsed="1"/>
-    <w:lsdException w:name="Table Classic 3" w:semiHidden="1" w:unhideWhenUsed="1"/>
-    <w:lsdException w:name="Table Classic 4" w:semiHidden="1" w:unhideWhenUsed="1"/>
-    <w:lsdException w:name="Table Colorful 1" w:semiHidden="1" w:unhideWhenUsed="1"/>
-    <w:lsdException w:name="Table Colorful 2" w:semiHidden="1" w:unhideWhenUsed="1"/>
-    <w:lsdException w:name="Table Colorful 3" w:semiHidden="1" w:unhideWhenUsed="1"/>
-    <w:lsdException w:name="Table Columns 1" w:semiHidden="1" w:unhideWhenUsed="1"/>
-    <w:lsdException w:name="Table Columns 2" w:semiHidden="1" w:unhideWhenUsed="1"/>
-    <w:lsdException w:name="Table Columns 3" w:semiHidden="1" w:unhideWhenUsed="1"/>
-    <w:lsdException w:name="Table Columns 4" w:semiHidden="1" w:unhideWhenUsed="1"/>
-    <w:lsdException w:name="Table Columns 5" w:semiHidden="1" w:unhideWhenUsed="1"/>
-    <w:lsdException w:name="Table Grid 1" w:semiHidden="1" w:unhideWhenUsed="1"/>
-    <w:lsdException w:name="Table Grid 2" w:semiHidden="1" w:unhideWhenUsed="1"/>
-    <w:lsdException w:name="Table Grid 3" w:semiHidden="1" w:unhideWhenUsed="1"/>
-    <w:lsdException w:name="Table Grid 4" w:semiHidden="1" w:unhideWhenUsed="1"/>
-    <w:lsdException w:name="Table Grid 5" w:semiHidden="1" w:unhideWhenUsed="1"/>
-    <w:lsdException w:name="Table Grid 6" w:semiHidden="1" w:unhideWhenUsed="1"/>
-    <w:lsdException w:name="Table Grid 7" w:semiHidden="1" w:unhideWhenUsed="1"/>
-    <w:lsdException w:name="Table Grid 8" w:semiHidden="1" w:unhideWhenUsed="1"/>
-    <w:lsdException w:name="Table List 1" w:semiHidden="1" w:unhideWhenUsed="1"/>
-    <w:lsdException w:name="Table List 2" w:semiHidden="1" w:unhideWhenUsed="1"/>
-    <w:lsdException w:name="Table List 3" w:semiHidden="1" w:unhideWhenUsed="1"/>
-    <w:lsdException w:name="Table List 4" w:semiHidden="1" w:unhideWhenUsed="1"/>
-    <w:lsdException w:name="Table List 5" w:semiHidden="1" w:unhideWhenUsed="1"/>
-    <w:lsdException w:name="Table List 6" w:semiHidden="1" w:unhideWhenUsed="1"/>
-    <w:lsdException w:name="Table List 7" w:semiHidden="1" w:unhideWhenUsed="1"/>
-    <w:lsdException w:name="Table List 8" w:semiHidden="1" w:unhideWhenUsed="1"/>
-    <w:lsdException w:name="Table 3D effects 1" w:semiHidden="1" w:unhideWhenUsed="1"/>
-    <w:lsdException w:name="Table 3D effects 2" w:semiHidden="1" w:unhideWhenUsed="1"/>
-    <w:lsdException w:name="Table 3D effects 3" w:semiHidden="1" w:unhideWhenUsed="1"/>
-    <w:lsdException w:name="Table Contemporary" w:semiHidden="1" w:unhideWhenUsed="1"/>
-    <w:lsdException w:name="Table Elegant" w:semiHidden="1" w:unhideWhenUsed="1"/>
-    <w:lsdException w:name="Table Professional" w:semiHidden="1" w:unhideWhenUsed="1"/>
-    <w:lsdException w:name="Table Subtle 1" w:semiHidden="1" w:unhideWhenUsed="1"/>
-    <w:lsdException w:name="Table Subtle 2" w:semiHidden="1" w:unhideWhenUsed="1"/>
-    <w:lsdException w:name="Table Web 1" w:semiHidden="1" w:unhideWhenUsed="1"/>
-    <w:lsdException w:name="Table Web 2" w:semiHidden="1" w:unhideWhenUsed="1"/>
-    <w:lsdException w:name="Table Web 3" w:semiHidden="1" w:unhideWhenUsed="1"/>
-    <w:lsdException w:name="Balloon Text" w:semiHidden="1" w:unhideWhenUsed="1"/>
-    <w:lsdException w:name="Table Grid" w:uiPriority="39"/>
-    <w:lsdException w:name="Table Theme" w:semiHidden="1" w:unhideWhenUsed="1"/>
-    <w:lsdException w:name="Placeholder Text" w:semiHidden="1"/>
-    <w:lsdException w:name="No Spacing" w:uiPriority="1" w:qFormat="1"/>
-    <w:lsdException w:name="Light Shading" w:uiPriority="60"/>
-    <w:lsdException w:name="Light List" w:uiPriority="61"/>
-    <w:lsdException w:name="Light Grid" w:uiPriority="62"/>
-    <w:lsdException w:name="Medium Shading 1" w:uiPriority="63"/>
-    <w:lsdException w:name="Medium Shading 2" w:uiPriority="64"/>
-    <w:lsdException w:name="Medium List 1" w:uiPriority="65"/>
-    <w:lsdException w:name="Medium List 2" w:uiPriority="66"/>
-    <w:lsdException w:name="Medium Grid 1" w:uiPriority="67"/>
-    <w:lsdException w:name="Medium Grid 2" w:uiPriority="68"/>
-    <w:lsdException w:name="Medium Grid 3" w:uiPriority="69"/>
-    <w:lsdException w:name="Dark List" w:uiPriority="70"/>
-    <w:lsdException w:name="Colorful Shading" w:uiPriority="71"/>
-    <w:lsdException w:name="Colorful List" w:uiPriority="72"/>
-    <w:lsdException w:name="Colorful Grid" w:uiPriority="73"/>
-    <w:lsdException w:name="Light Shading Accent 1" w:uiPriority="60"/>
-    <w:lsdException w:name="Light List Accent 1" w:uiPriority="61"/>
-    <w:lsdException w:name="Light Grid Accent 1" w:uiPriority="62"/>
-    <w:lsdException w:name="Medium Shading 1 Accent 1" w:uiPriority="63"/>
-    <w:lsdException w:name="Medium Shading 2 Accent 1" w:uiPriority="64"/>
-    <w:lsdException w:name="Medium List 1 Accent 1" w:uiPriority="65"/>
-    <w:lsdException w:name="Revision" w:semiHidden="1"/>
-    <w:lsdException w:name="List Paragraph" w:uiPriority="34" w:qFormat="1"/>
-    <w:lsdException w:name="Quote" w:uiPriority="29" w:qFormat="1"/>
-    <w:lsdException w:name="Intense Quote" w:uiPriority="30" w:qFormat="1"/>
-    <w:lsdException w:name="Medium List 2 Accent 1" w:uiPriority="66"/>
-    <w:lsdException w:name="Medium Grid 1 Accent 1" w:uiPriority="67"/>
-    <w:lsdException w:name="Medium Grid 2 Accent 1" w:uiPriority="68"/>
-    <w:lsdException w:name="Medium Grid 3 Accent 1" w:uiPriority="69"/>
-    <w:lsdException w:name="Dark List Accent 1" w:uiPriority="70"/>
-    <w:lsdException w:name="Colorful Shading Accent 1" w:uiPriority="71"/>
-    <w:lsdException w:name="Colorful List Accent 1" w:uiPriority="72"/>
-    <w:lsdException w:name="Colorful Grid Accent 1" w:uiPriority="73"/>
-    <w:lsdException w:name="Light Shading Accent 2" w:uiPriority="60"/>
-    <w:lsdException w:name="Light List Accent 2" w:uiPriority="61"/>
-    <w:lsdException w:name="Light Grid Accent 2" w:uiPriority="62"/>
-    <w:lsdException w:name="Medium Shading 1 Accent 2" w:uiPriority="63"/>
-    <w:lsdException w:name="Medium Shading 2 Accent 2" w:uiPriority="64"/>
-    <w:lsdException w:name="Medium List 1 Accent 2" w:uiPriority="65"/>
-    <w:lsdException w:name="Medium List 2 Accent 2" w:uiPriority="66"/>
-    <w:lsdException w:name="Medium Grid 1 Accent 2" w:uiPriority="67"/>
-    <w:lsdException w:name="Medium Grid 2 Accent 2" w:uiPriority="68"/>
-    <w:lsdException w:name="Medium Grid 3 Accent 2" w:uiPriority="69"/>
-    <w:lsdException w:name="Dark List Accent 2" w:uiPriority="70"/>
-    <w:lsdException w:name="Colorful Shading Accent 2" w:uiPriority="71"/>
-    <w:lsdException w:name="Colorful List Accent 2" w:uiPriority="72"/>
-    <w:lsdException w:name="Colorful Grid Accent 2" w:uiPriority="73"/>
-    <w:lsdException w:name="Light Shading Accent 3" w:uiPriority="60"/>
-    <w:lsdException w:name="Light List Accent 3" w:uiPriority="61"/>
-    <w:lsdException w:name="Light Grid Accent 3" w:uiPriority="62"/>
-    <w:lsdException w:name="Medium Shading 1 Accent 3" w:uiPriority="63"/>
-    <w:lsdException w:name="Medium Shading 2 Accent 3" w:uiPriority="64"/>
-    <w:lsdException w:name="Medium List 1 Accent 3" w:uiPriority="65"/>
-    <w:lsdException w:name="Medium List 2 Accent 3" w:uiPriority="66"/>
-    <w:lsdException w:name="Medium Grid 1 Accent 3" w:uiPriority="67"/>
-    <w:lsdException w:name="Medium Grid 2 Accent 3" w:uiPriority="68"/>
-    <w:lsdException w:name="Medium Grid 3 Accent 3" w:uiPriority="69"/>
-    <w:lsdException w:name="Dark List Accent 3" w:uiPriority="70"/>
-    <w:lsdException w:name="Colorful Shading Accent 3" w:uiPriority="71"/>
-    <w:lsdException w:name="Colorful List Accent 3" w:uiPriority="72"/>
-    <w:lsdException w:name="Colorful Grid Accent 3" w:uiPriority="73"/>
-    <w:lsdException w:name="Light Shading Accent 4" w:uiPriority="60"/>
-    <w:lsdException w:name="Light List Accent 4" w:uiPriority="61"/>
-    <w:lsdException w:name="Light Grid Accent 4" w:uiPriority="62"/>
-    <w:lsdException w:name="Medium Shading 1 Accent 4" w:uiPriority="63"/>
-    <w:lsdException w:name="Medium Shading 2 Accent 4" w:uiPriority="64"/>
-    <w:lsdException w:name="Medium List 1 Accent 4" w:uiPriority="65"/>
-    <w:lsdException w:name="Medium List 2 Accent 4" w:uiPriority="66"/>
-    <w:lsdException w:name="Medium Grid 1 Accent 4" w:uiPriority="67"/>
-    <w:lsdException w:name="Medium Grid 2 Accent 4" w:uiPriority="68"/>
-    <w:lsdException w:name="Medium Grid 3 Accent 4" w:uiPriority="69"/>
-    <w:lsdException w:name="Dark List Accent 4" w:uiPriority="70"/>
-    <w:lsdException w:name="Colorful Shading Accent 4" w:uiPriority="71"/>
-    <w:lsdException w:name="Colorful List Accent 4" w:uiPriority="72"/>
-    <w:lsdException w:name="Colorful Grid Accent 4" w:uiPriority="73"/>
-    <w:lsdException w:name="Light Shading Accent 5" w:uiPriority="60"/>
-    <w:lsdException w:name="Light List Accent 5" w:uiPriority="61"/>
-    <w:lsdException w:name="Light Grid Accent 5" w:uiPriority="62"/>
-    <w:lsdException w:name="Medium Shading 1 Accent 5" w:uiPriority="63"/>
-    <w:lsdException w:name="Medium Shading 2 Accent 5" w:uiPriority="64"/>
-    <w:lsdException w:name="Medium List 1 Accent 5" w:uiPriority="65"/>
-    <w:lsdException w:name="Medium List 2 Accent 5" w:uiPriority="66"/>
-    <w:lsdException w:name="Medium Grid 1 Accent 5" w:uiPriority="67"/>
-    <w:lsdException w:name="Medium Grid 2 Accent 5" w:uiPriority="68"/>
-    <w:lsdException w:name="Medium Grid 3 Accent 5" w:uiPriority="69"/>
-    <w:lsdException w:name="Dark List Accent 5" w:uiPriority="70"/>
-    <w:lsdException w:name="Colorful Shading Accent 5" w:uiPriority="71"/>
-    <w:lsdException w:name="Colorful List Accent 5" w:uiPriority="72"/>
-    <w:lsdException w:name="Colorful Grid Accent 5" w:uiPriority="73"/>
-    <w:lsdException w:name="Light Shading Accent 6" w:uiPriority="60"/>
-    <w:lsdException w:name="Light List Accent 6" w:uiPriority="61"/>
-    <w:lsdException w:name="Light Grid Accent 6" w:uiPriority="62"/>
-    <w:lsdException w:name="Medium Shading 1 Accent 6" w:uiPriority="63"/>
-    <w:lsdException w:name="Medium Shading 2 Accent 6" w:uiPriority="64"/>
-    <w:lsdException w:name="Medium List 1 Accent 6" w:uiPriority="65"/>
-    <w:lsdException w:name="Medium List 2 Accent 6" w:uiPriority="66"/>
-    <w:lsdException w:name="Medium Grid 1 Accent 6" w:uiPriority="67"/>
-    <w:lsdException w:name="Medium Grid 2 Accent 6" w:uiPriority="68"/>
-    <w:lsdException w:name="Medium Grid 3 Accent 6" w:uiPriority="69"/>
-    <w:lsdException w:name="Dark List Accent 6" w:uiPriority="70"/>
-    <w:lsdException w:name="Colorful Shading Accent 6" w:uiPriority="71"/>
-    <w:lsdException w:name="Colorful List Accent 6" w:uiPriority="72"/>
-    <w:lsdException w:name="Colorful Grid Accent 6" w:uiPriority="73"/>
-    <w:lsdException w:name="Subtle Emphasis" w:uiPriority="19" w:qFormat="1"/>
-    <w:lsdException w:name="Intense Emphasis" w:uiPriority="21" w:qFormat="1"/>
-    <w:lsdException w:name="Subtle Reference" w:uiPriority="31" w:qFormat="1"/>
-    <w:lsdException w:name="Intense Reference" w:uiPriority="32" w:qFormat="1"/>
-    <w:lsdException w:name="Book Title" w:uiPriority="33" w:qFormat="1"/>
-    <w:lsdException w:name="Bibliography" w:semiHidden="1" w:uiPriority="37" w:unhideWhenUsed="1"/>
-    <w:lsdException w:name="TOC Heading" w:semiHidden="1" w:uiPriority="39" w:unhideWhenUsed="1" w:qFormat="1"/>
-    <w:lsdException w:name="Plain Table 1" w:uiPriority="41"/>
-    <w:lsdException w:name="Plain Table 2" w:uiPriority="42"/>
-    <w:lsdException w:name="Plain Table 3" w:uiPriority="43"/>
-    <w:lsdException w:name="Plain Table 4" w:uiPriority="44"/>
-    <w:lsdException w:name="Plain Table 5" w:uiPriority="45"/>
-    <w:lsdException w:name="Grid Table Light" w:uiPriority="40"/>
-    <w:lsdException w:name="Grid Table 1 Light" w:uiPriority="46"/>
-    <w:lsdException w:name="Grid Table 2" w:uiPriority="47"/>
-    <w:lsdException w:name="Grid Table 3" w:uiPriority="48"/>
-    <w:lsdException w:name="Grid Table 4" w:uiPriority="49"/>
-    <w:lsdException w:name="Grid Table 5 Dark" w:uiPriority="50"/>
-    <w:lsdException w:name="Grid Table 6 Colorful" w:uiPriority="51"/>
-    <w:lsdException w:name="Grid Table 7 Colorful" w:uiPriority="52"/>
-    <w:lsdException w:name="Grid Table 1 Light Accent 1" w:uiPriority="46"/>
-    <w:lsdException w:name="Grid Table 2 Accent 1" w:uiPriority="47"/>
-    <w:lsdException w:name="Grid Table 3 Accent 1" w:uiPriority="48"/>
-    <w:lsdException w:name="Grid Table 4 Accent 1" w:uiPriority="49"/>
-    <w:lsdException w:name="Grid Table 5 Dark Accent 1" w:uiPriority="50"/>
-    <w:lsdException w:name="Grid Table 6 Colorful Accent 1" w:uiPriority="51"/>
-    <w:lsdException w:name="Grid Table 7 Colorful Accent 1" w:uiPriority="52"/>
-    <w:lsdException w:name="Grid Table 1 Light Accent 2" w:uiPriority="46"/>
-    <w:lsdException w:name="Grid Table 2 Accent 2" w:uiPriority="47"/>
-    <w:lsdException w:name="Grid Table 3 Accent 2" w:uiPriority="48"/>
-    <w:lsdException w:name="Grid Table 4 Accent 2" w:uiPriority="49"/>
-    <w:lsdException w:name="Grid Table 5 Dark Accent 2" w:uiPriority="50"/>
-    <w:lsdException w:name="Grid Table 6 Colorful Accent 2" w:uiPriority="51"/>
-    <w:lsdException w:name="Grid Table 7 Colorful Accent 2" w:uiPriority="52"/>
-    <w:lsdException w:name="Grid Table 1 Light Accent 3" w:uiPriority="46"/>
-    <w:lsdException w:name="Grid Table 2 Accent 3" w:uiPriority="47"/>
-    <w:lsdException w:name="Grid Table 3 Accent 3" w:uiPriority="48"/>
-    <w:lsdException w:name="Grid Table 4 Accent 3" w:uiPriority="49"/>
-    <w:lsdException w:name="Grid Table 5 Dark Accent 3" w:uiPriority="50"/>
-    <w:lsdException w:name="Grid Table 6 Colorful Accent 3" w:uiPriority="51"/>
-    <w:lsdException w:name="Grid Table 7 Colorful Accent 3" w:uiPriority="52"/>
-    <w:lsdException w:name="Grid Table 1 Light Accent 4" w:uiPriority="46"/>
-    <w:lsdException w:name="Grid Table 2 Accent 4" w:uiPriority="47"/>
-    <w:lsdException w:name="Grid Table 3 Accent 4" w:uiPriority="48"/>
-    <w:lsdException w:name="Grid Table 4 Accent 4" w:uiPriority="49"/>
-    <w:lsdException w:name="Grid Table 5 Dark Accent 4" w:uiPriority="50"/>
-    <w:lsdException w:name="Grid Table 6 Colorful Accent 4" w:uiPriority="51"/>
-    <w:lsdException w:name="Grid Table 7 Colorful Accent 4" w:uiPriority="52"/>
-    <w:lsdException w:name="Grid Table 1 Light Accent 5" w:uiPriority="46"/>
-    <w:lsdException w:name="Grid Table 2 Accent 5" w:uiPriority="47"/>
-    <w:lsdException w:name="Grid Table 3 Accent 5" w:uiPriority="48"/>
-    <w:lsdException w:name="Grid Table 4 Accent 5" w:uiPriority="49"/>
-    <w:lsdException w:name="Grid Table 5 Dark Accent 5" w:uiPriority="50"/>
-    <w:lsdException w:name="Grid Table 6 Colorful Accent 5" w:uiPriority="51"/>
-    <w:lsdException w:name="Grid Table 7 Colorful Accent 5" w:uiPriority="52"/>
-    <w:lsdException w:name="Grid Table 1 Light Accent 6" w:uiPriority="46"/>
-    <w:lsdException w:name="Grid Table 2 Accent 6" w:uiPriority="47"/>
-    <w:lsdException w:name="Grid Table 3 Accent 6" w:uiPriority="48"/>
-    <w:lsdException w:name="Grid Table 4 Accent 6" w:uiPriority="49"/>
-    <w:lsdException w:name="Grid Table 5 Dark Accent 6" w:uiPriority="50"/>
-    <w:lsdException w:name="Grid Table 6 Colorful Accent 6" w:uiPriority="51"/>
-    <w:lsdException w:name="Grid Table 7 Colorful Accent 6" w:uiPriority="52"/>
-    <w:lsdException w:name="List Table 1 Light" w:uiPriority="46"/>
-    <w:lsdException w:name="List Table 2" w:uiPriority="47"/>
-    <w:lsdException w:name="List Table 3" w:uiPriority="48"/>
-    <w:lsdException w:name="List Table 4" w:uiPriority="49"/>
-    <w:lsdException w:name="List Table 5 Dark" w:uiPriority="50"/>
-    <w:lsdException w:name="List Table 6 Colorful" w:uiPriority="51"/>
-    <w:lsdException w:name="List Table 7 Colorful" w:uiPriority="52"/>
-    <w:lsdException w:name="List Table 1 Light Accent 1" w:uiPriority="46"/>
-    <w:lsdException w:name="List Table 2 Accent 1" w:uiPriority="47"/>
-    <w:lsdException w:name="List Table 3 Accent 1" w:uiPriority="48"/>
-    <w:lsdException w:name="List Table 4 Accent 1" w:uiPriority="49"/>
-    <w:lsdException w:name="List Table 5 Dark Accent 1" w:uiPriority="50"/>
-    <w:lsdException w:name="List Table 6 Colorful Accent 1" w:uiPriority="51"/>
-    <w:lsdException w:name="List Table 7 Colorful Accent 1" w:uiPriority="52"/>
-    <w:lsdException w:name="List Table 1 Light Accent 2" w:uiPriority="46"/>
-    <w:lsdException w:name="List Table 2 Accent 2" w:uiPriority="47"/>
-    <w:lsdException w:name="List Table 3 Accent 2" w:uiPriority="48"/>
-    <w:lsdException w:name="List Table 4 Accent 2" w:uiPriority="49"/>
-    <w:lsdException w:name="List Table 5 Dark Accent 2" w:uiPriority="50"/>
-    <w:lsdException w:name="List Table 6 Colorful Accent 2" w:uiPriority="51"/>
-    <w:lsdException w:name="List Table 7 Colorful Accent 2" w:uiPriority="52"/>
-    <w:lsdException w:name="List Table 1 Light Accent 3" w:uiPriority="46"/>
-    <w:lsdException w:name="List Table 2 Accent 3" w:uiPriority="47"/>
-    <w:lsdException w:name="List Table 3 Accent 3" w:uiPriority="48"/>
-    <w:lsdException w:name="List Table 4 Accent 3" w:uiPriority="49"/>
-    <w:lsdException w:name="List Table 5 Dark Accent 3" w:uiPriority="50"/>
-    <w:lsdException w:name="List Table 6 Colorful Accent 3" w:uiPriority="51"/>
-    <w:lsdException w:name="List Table 7 Colorful Accent 3" w:uiPriority="52"/>
-    <w:lsdException w:name="List Table 1 Light Accent 4" w:uiPriority="46"/>
-    <w:lsdException w:name="List Table 2 Accent 4" w:uiPriority="47"/>
-    <w:lsdException w:name="List Table 3 Accent 4" w:uiPriority="48"/>
-    <w:lsdException w:name="List Table 4 Accent 4" w:uiPriority="49"/>
-    <w:lsdException w:name="List Table 5 Dark Accent 4" w:uiPriority="50"/>
-    <w:lsdException w:name="List Table 6 Colorful Accent 4" w:uiPriority="51"/>
-    <w:lsdException w:name="List Table 7 Colorful Accent 4" w:uiPriority="52"/>
-    <w:lsdException w:name="List Table 1 Light Accent 5" w:uiPriority="46"/>
-    <w:lsdException w:name="List Table 2 Accent 5" w:uiPriority="47"/>
-    <w:lsdException w:name="List Table 3 Accent 5" w:uiPriority="48"/>
-    <w:lsdException w:name="List Table 4 Accent 5" w:uiPriority="49"/>
-    <w:lsdException w:name="List Table 5 Dark Accent 5" w:uiPriority="50"/>
-    <w:lsdException w:name="List Table 6 Colorful Accent 5" w:uiPriority="51"/>
-    <w:lsdException w:name="List Table 7 Colorful Accent 5" w:uiPriority="52"/>
-    <w:lsdException w:name="List Table 1 Light Accent 6" w:uiPriority="46"/>
-    <w:lsdException w:name="List Table 2 Accent 6" w:uiPriority="47"/>
-    <w:lsdException w:name="List Table 3 Accent 6" w:uiPriority="48"/>
-    <w:lsdException w:name="List Table 4 Accent 6" w:uiPriority="49"/>
-    <w:lsdException w:name="List Table 5 Dark Accent 6" w:uiPriority="50"/>
-    <w:lsdException w:name="List Table 6 Colorful Accent 6" w:uiPriority="51"/>
-    <w:lsdException w:name="List Table 7 Colorful Accent 6" w:uiPriority="52"/>
-    <w:lsdException w:name="Mention" w:semiHidden="1" w:unhideWhenUsed="1"/>
-    <w:lsdException w:name="Smart Hyperlink" w:semiHidden="1" w:unhideWhenUsed="1"/>
-    <w:lsdException w:name="Hashtag" w:semiHidden="1" w:unhideWhenUsed="1"/>
-    <w:lsdException w:name="Unresolved Mention" w:semiHidden="1" w:unhideWhenUsed="1"/>
-    <w:lsdException w:name="Smart Link" w:semiHidden="1" w:unhideWhenUsed="1"/>
+  <w:latentStyles w:count="260" w:defQFormat="0" w:defUnhideWhenUsed="1" w:defSemiHidden="1" w:defUIPriority="99" w:defLockedState="0">
+    <w:lsdException w:qFormat="1" w:unhideWhenUsed="0" w:uiPriority="0" w:semiHidden="0" w:name="Normal"/>
+    <w:lsdException w:qFormat="1" w:unhideWhenUsed="0" w:uiPriority="9" w:semiHidden="0" w:name="heading 1"/>
+    <w:lsdException w:qFormat="1" w:uiPriority="9" w:name="heading 2"/>
+    <w:lsdException w:qFormat="1" w:uiPriority="9" w:name="heading 3"/>
+    <w:lsdException w:qFormat="1" w:uiPriority="9" w:name="heading 4"/>
+    <w:lsdException w:qFormat="1" w:uiPriority="9" w:name="heading 5"/>
+    <w:lsdException w:qFormat="1" w:uiPriority="9" w:name="heading 6"/>
+    <w:lsdException w:qFormat="1" w:uiPriority="9" w:name="heading 7"/>
+    <w:lsdException w:qFormat="1" w:uiPriority="9" w:name="heading 8"/>
+    <w:lsdException w:qFormat="1" w:uiPriority="9" w:name="heading 9"/>
+    <w:lsdException w:uiPriority="99" w:name="index 1"/>
+    <w:lsdException w:uiPriority="99" w:name="index 2"/>
+    <w:lsdException w:uiPriority="99" w:name="index 3"/>
+    <w:lsdException w:uiPriority="99" w:name="index 4"/>
+    <w:lsdException w:uiPriority="99" w:name="index 5"/>
+    <w:lsdException w:uiPriority="99" w:name="index 6"/>
+    <w:lsdException w:uiPriority="99" w:name="index 7"/>
+    <w:lsdException w:uiPriority="99" w:name="index 8"/>
+    <w:lsdException w:uiPriority="99" w:name="index 9"/>
+    <w:lsdException w:uiPriority="39" w:name="toc 1"/>
+    <w:lsdException w:uiPriority="39" w:name="toc 2"/>
+    <w:lsdException w:uiPriority="39" w:name="toc 3"/>
+    <w:lsdException w:uiPriority="39" w:name="toc 4"/>
+    <w:lsdException w:uiPriority="39" w:name="toc 5"/>
+    <w:lsdException w:uiPriority="39" w:name="toc 6"/>
+    <w:lsdException w:uiPriority="39" w:name="toc 7"/>
+    <w:lsdException w:uiPriority="39" w:name="toc 8"/>
+    <w:lsdException w:uiPriority="39" w:name="toc 9"/>
+    <w:lsdException w:uiPriority="99" w:name="Normal Indent"/>
+    <w:lsdException w:uiPriority="99" w:name="footnote text"/>
+    <w:lsdException w:uiPriority="99" w:name="annotation text"/>
+    <w:lsdException w:qFormat="1" w:unhideWhenUsed="0" w:uiPriority="0" w:semiHidden="0" w:name="header"/>
+    <w:lsdException w:qFormat="1" w:unhideWhenUsed="0" w:uiPriority="0" w:semiHidden="0" w:name="footer"/>
+    <w:lsdException w:uiPriority="99" w:name="index heading"/>
+    <w:lsdException w:unhideWhenUsed="0" w:uiPriority="0" w:semiHidden="0" w:name="caption"/>
+    <w:lsdException w:uiPriority="99" w:name="table of figures"/>
+    <w:lsdException w:uiPriority="99" w:name="envelope address"/>
+    <w:lsdException w:uiPriority="99" w:name="envelope return"/>
+    <w:lsdException w:uiPriority="99" w:name="footnote reference"/>
+    <w:lsdException w:uiPriority="99" w:name="annotation reference"/>
+    <w:lsdException w:uiPriority="99" w:name="line number"/>
+    <w:lsdException w:uiPriority="99" w:name="page number"/>
+    <w:lsdException w:uiPriority="99" w:name="endnote reference"/>
+    <w:lsdException w:uiPriority="99" w:name="endnote text"/>
+    <w:lsdException w:uiPriority="99" w:name="table of authorities"/>
+    <w:lsdException w:uiPriority="99" w:name="macro"/>
+    <w:lsdException w:uiPriority="99" w:name="toa heading"/>
+    <w:lsdException w:unhideWhenUsed="0" w:uiPriority="0" w:semiHidden="0" w:name="List"/>
+    <w:lsdException w:uiPriority="99" w:name="List Bullet"/>
+    <w:lsdException w:uiPriority="99" w:name="List Number"/>
+    <w:lsdException w:uiPriority="99" w:name="List 2"/>
+    <w:lsdException w:uiPriority="99" w:name="List 3"/>
+    <w:lsdException w:uiPriority="99" w:name="List 4"/>
+    <w:lsdException w:uiPriority="99" w:name="List 5"/>
+    <w:lsdException w:uiPriority="99" w:name="List Bullet 2"/>
+    <w:lsdException w:uiPriority="99" w:name="List Bullet 3"/>
+    <w:lsdException w:uiPriority="99" w:name="List Bullet 4"/>
+    <w:lsdException w:uiPriority="99" w:name="List Bullet 5"/>
+    <w:lsdException w:uiPriority="99" w:name="List Number 2"/>
+    <w:lsdException w:uiPriority="99" w:name="List Number 3"/>
+    <w:lsdException w:uiPriority="99" w:name="List Number 4"/>
+    <w:lsdException w:uiPriority="99" w:name="List Number 5"/>
+    <w:lsdException w:qFormat="1" w:unhideWhenUsed="0" w:uiPriority="10" w:semiHidden="0" w:name="Title"/>
+    <w:lsdException w:uiPriority="99" w:name="Closing"/>
+    <w:lsdException w:uiPriority="99" w:name="Signature"/>
+    <w:lsdException w:qFormat="1" w:uiPriority="1" w:name="Default Paragraph Font"/>
+    <w:lsdException w:uiPriority="99" w:name="Body Text"/>
+    <w:lsdException w:uiPriority="99" w:name="Body Text Indent"/>
+    <w:lsdException w:uiPriority="99" w:name="List Continue"/>
+    <w:lsdException w:uiPriority="99" w:name="List Continue 2"/>
+    <w:lsdException w:uiPriority="99" w:name="List Continue 3"/>
+    <w:lsdException w:uiPriority="99" w:name="List Continue 4"/>
+    <w:lsdException w:uiPriority="99" w:name="List Continue 5"/>
+    <w:lsdException w:uiPriority="99" w:name="Message Header"/>
+    <w:lsdException w:qFormat="1" w:unhideWhenUsed="0" w:uiPriority="11" w:semiHidden="0" w:name="Subtitle"/>
+    <w:lsdException w:uiPriority="99" w:name="Salutation"/>
+    <w:lsdException w:uiPriority="99" w:name="Date"/>
+    <w:lsdException w:uiPriority="99" w:name="Body Text First Indent"/>
+    <w:lsdException w:uiPriority="99" w:name="Body Text First Indent 2"/>
+    <w:lsdException w:uiPriority="99" w:name="Note Heading"/>
+    <w:lsdException w:uiPriority="99" w:name="Body Text 2"/>
+    <w:lsdException w:uiPriority="99" w:name="Body Text 3"/>
+    <w:lsdException w:uiPriority="99" w:name="Body Text Indent 2"/>
+    <w:lsdException w:uiPriority="99" w:name="Body Text Indent 3"/>
+    <w:lsdException w:uiPriority="99" w:name="Block Text"/>
+    <w:lsdException w:uiPriority="99" w:name="Hyperlink"/>
+    <w:lsdException w:uiPriority="99" w:name="FollowedHyperlink"/>
+    <w:lsdException w:qFormat="1" w:unhideWhenUsed="0" w:uiPriority="22" w:semiHidden="0" w:name="Strong"/>
+    <w:lsdException w:qFormat="1" w:unhideWhenUsed="0" w:uiPriority="20" w:semiHidden="0" w:name="Emphasis"/>
+    <w:lsdException w:uiPriority="99" w:name="Document Map"/>
+    <w:lsdException w:uiPriority="99" w:name="Plain Text"/>
+    <w:lsdException w:uiPriority="99" w:name="E-mail Signature"/>
+    <w:lsdException w:uiPriority="99" w:name="Normal (Web)"/>
+    <w:lsdException w:uiPriority="99" w:name="HTML Acronym"/>
+    <w:lsdException w:uiPriority="99" w:name="HTML Address"/>
+    <w:lsdException w:uiPriority="99" w:name="HTML Cite"/>
+    <w:lsdException w:uiPriority="99" w:name="HTML Code"/>
+    <w:lsdException w:uiPriority="99" w:name="HTML Definition"/>
+    <w:lsdException w:uiPriority="99" w:name="HTML Keyboard"/>
+    <w:lsdException w:uiPriority="99" w:name="HTML Preformatted"/>
+    <w:lsdException w:uiPriority="99" w:name="HTML Sample"/>
+    <w:lsdException w:uiPriority="99" w:name="HTML Typewriter"/>
+    <w:lsdException w:uiPriority="99" w:name="HTML Variable"/>
+    <w:lsdException w:qFormat="1" w:uiPriority="99" w:name="Normal Table"/>
+    <w:lsdException w:uiPriority="99" w:name="annotation subject"/>
+    <w:lsdException w:uiPriority="99" w:name="Table Simple 1"/>
+    <w:lsdException w:uiPriority="99" w:name="Table Simple 2"/>
+    <w:lsdException w:uiPriority="99" w:name="Table Simple 3"/>
+    <w:lsdException w:uiPriority="99" w:name="Table Classic 1"/>
+    <w:lsdException w:uiPriority="99" w:name="Table Classic 2"/>
+    <w:lsdException w:uiPriority="99" w:name="Table Classic 3"/>
+    <w:lsdException w:uiPriority="99" w:name="Table Classic 4"/>
+    <w:lsdException w:uiPriority="99" w:name="Table Colorful 1"/>
+    <w:lsdException w:uiPriority="99" w:name="Table Colorful 2"/>
+    <w:lsdException w:uiPriority="99" w:name="Table Colorful 3"/>
+    <w:lsdException w:uiPriority="99" w:name="Table Columns 1"/>
+    <w:lsdException w:uiPriority="99" w:name="Table Columns 2"/>
+    <w:lsdException w:uiPriority="99" w:name="Table Columns 3"/>
+    <w:lsdException w:uiPriority="99" w:name="Table Columns 4"/>
+    <w:lsdException w:uiPriority="99" w:name="Table Columns 5"/>
+    <w:lsdException w:uiPriority="99" w:name="Table Grid 1"/>
+    <w:lsdException w:uiPriority="99" w:name="Table Grid 2"/>
+    <w:lsdException w:uiPriority="99" w:name="Table Grid 3"/>
+    <w:lsdException w:uiPriority="99" w:name="Table Grid 4"/>
+    <w:lsdException w:uiPriority="99" w:name="Table Grid 5"/>
+    <w:lsdException w:uiPriority="99" w:name="Table Grid 6"/>
+    <w:lsdException w:uiPriority="99" w:name="Table Grid 7"/>
+    <w:lsdException w:uiPriority="99" w:name="Table Grid 8"/>
+    <w:lsdException w:uiPriority="99" w:name="Table List 1"/>
+    <w:lsdException w:uiPriority="99" w:name="Table List 2"/>
+    <w:lsdException w:uiPriority="99" w:name="Table List 3"/>
+    <w:lsdException w:uiPriority="99" w:name="Table List 4"/>
+    <w:lsdException w:uiPriority="99" w:name="Table List 5"/>
+    <w:lsdException w:uiPriority="99" w:name="Table List 6"/>
+    <w:lsdException w:uiPriority="99" w:name="Table List 7"/>
+    <w:lsdException w:uiPriority="99" w:name="Table List 8"/>
+    <w:lsdException w:uiPriority="99" w:name="Table 3D effects 1"/>
+    <w:lsdException w:uiPriority="99" w:name="Table 3D effects 2"/>
+    <w:lsdException w:uiPriority="99" w:name="Table 3D effects 3"/>
+    <w:lsdException w:uiPriority="99" w:name="Table Contemporary"/>
+    <w:lsdException w:uiPriority="99" w:name="Table Elegant"/>
+    <w:lsdException w:uiPriority="99" w:name="Table Professional"/>
+    <w:lsdException w:uiPriority="99" w:name="Table Subtle 1"/>
+    <w:lsdException w:uiPriority="99" w:name="Table Subtle 2"/>
+    <w:lsdException w:uiPriority="99" w:name="Table Web 1"/>
+    <w:lsdException w:uiPriority="99" w:name="Table Web 2"/>
+    <w:lsdException w:uiPriority="99" w:name="Table Web 3"/>
+    <w:lsdException w:uiPriority="99" w:name="Balloon Text"/>
+    <w:lsdException w:unhideWhenUsed="0" w:uiPriority="39" w:semiHidden="0" w:name="Table Grid"/>
+    <w:lsdException w:uiPriority="99" w:name="Table Theme"/>
   </w:latentStyles>
-  <w:style w:type="paragraph" w:default="1" w:styleId="Normal">
+  <w:style w:type="paragraph" w:default="1" w:styleId="1">
     <w:name w:val="Normal"/>
     <w:qFormat/>
-  </w:style>
-  <w:style w:type="character" w:default="1" w:styleId="Fontepargpadro">
+    <w:uiPriority w:val="0"/>
+    <w:pPr>
+      <w:widowControl w:val="0"/>
+      <w:suppressAutoHyphens/>
+      <w:autoSpaceDN w:val="0"/>
+      <w:textAlignment w:val="baseline"/>
+    </w:pPr>
+    <w:rPr>
+      <w:rFonts w:ascii="Times New Roman" w:hAnsi="Times New Roman" w:eastAsia="SimSun" w:cs="Times New Roman"/>
+      <w:lang w:val="pt-BR" w:eastAsia="zh-CN" w:bidi="hi-IN"/>
+    </w:rPr>
+  </w:style>
+  <w:style w:type="character" w:default="1" w:styleId="2">
     <w:name w:val="Default Paragraph Font"/>
-    <w:uiPriority w:val="1"/>
     <w:semiHidden/>
     <w:unhideWhenUsed/>
-  </w:style>
-  <w:style w:type="table" w:default="1" w:styleId="Tabelanormal">
+    <w:qFormat/>
+    <w:uiPriority w:val="1"/>
+  </w:style>
+  <w:style w:type="table" w:default="1" w:styleId="3">
     <w:name w:val="Normal Table"/>
-    <w:uiPriority w:val="99"/>
     <w:semiHidden/>
     <w:unhideWhenUsed/>
+    <w:qFormat/>
+    <w:uiPriority w:val="99"/>
     <w:tblPr>
-      <w:tblInd w:w="0" w:type="dxa"/>
       <w:tblCellMar>
         <w:top w:w="0" w:type="dxa"/>
         <w:left w:w="108" w:type="dxa"/>
@@ -3776,57 +3761,112 @@
       </w:tblCellMar>
     </w:tblPr>
   </w:style>
-  <w:style w:type="numbering" w:default="1" w:styleId="Semlista">
-    <w:name w:val="No List"/>
-    <w:uiPriority w:val="99"/>
+  <w:style w:type="character" w:styleId="4">
+    <w:name w:val="annotation reference"/>
+    <w:basedOn w:val="2"/>
     <w:semiHidden/>
     <w:unhideWhenUsed/>
-  </w:style>
-  <w:style w:type="paragraph" w:customStyle="1" w:styleId="Standard">
-    <w:name w:val="Standard"/>
-    <w:pPr>
-      <w:widowControl/>
-      <w:spacing w:after="160" w:line="259" w:lineRule="auto"/>
-    </w:pPr>
+    <w:uiPriority w:val="99"/>
     <w:rPr>
-      <w:rFonts w:ascii="Calibri" w:eastAsia="Times New Roman" w:hAnsi="Calibri" w:cs="Calibri"/>
-      <w:sz w:val="22"/>
-      <w:szCs w:val="22"/>
-      <w:lang w:bidi="ar-SA"/>
+      <w:sz w:val="16"/>
+      <w:szCs w:val="16"/>
     </w:rPr>
   </w:style>
-  <w:style w:type="paragraph" w:customStyle="1" w:styleId="Heading">
-    <w:name w:val="Heading"/>
-    <w:basedOn w:val="Standard"/>
-    <w:next w:val="Textbody"/>
-    <w:pPr>
-      <w:keepNext/>
-      <w:spacing w:before="240" w:after="120"/>
-    </w:pPr>
+  <w:style w:type="paragraph" w:styleId="5">
+    <w:name w:val="List"/>
+    <w:basedOn w:val="6"/>
+    <w:uiPriority w:val="0"/>
     <w:rPr>
-      <w:rFonts w:ascii="Liberation Sans" w:eastAsia="Microsoft YaHei" w:hAnsi="Liberation Sans" w:cs="Lucida Sans"/>
-      <w:sz w:val="28"/>
-      <w:szCs w:val="28"/>
+      <w:rFonts w:cs="FreeSans"/>
     </w:rPr>
   </w:style>
-  <w:style w:type="paragraph" w:customStyle="1" w:styleId="Textbody">
+  <w:style w:type="paragraph" w:customStyle="1" w:styleId="6">
     <w:name w:val="Text body"/>
-    <w:basedOn w:val="Standard"/>
+    <w:basedOn w:val="7"/>
+    <w:qFormat/>
+    <w:uiPriority w:val="0"/>
     <w:pPr>
       <w:spacing w:after="140" w:line="288" w:lineRule="auto"/>
     </w:pPr>
   </w:style>
-  <w:style w:type="paragraph" w:styleId="Lista">
-    <w:name w:val="List"/>
-    <w:basedOn w:val="Textbody"/>
+  <w:style w:type="paragraph" w:customStyle="1" w:styleId="7">
+    <w:name w:val="Standard"/>
+    <w:qFormat/>
+    <w:uiPriority w:val="0"/>
+    <w:pPr>
+      <w:widowControl/>
+      <w:suppressAutoHyphens/>
+      <w:autoSpaceDN w:val="0"/>
+      <w:spacing w:after="160" w:line="259" w:lineRule="auto"/>
+      <w:textAlignment w:val="baseline"/>
+    </w:pPr>
     <w:rPr>
-      <w:rFonts w:cs="FreeSans"/>
+      <w:rFonts w:ascii="Calibri" w:hAnsi="Calibri" w:eastAsia="Times New Roman" w:cs="Calibri"/>
+      <w:sz w:val="22"/>
+      <w:szCs w:val="22"/>
+      <w:lang w:val="pt-BR" w:eastAsia="zh-CN" w:bidi="ar-SA"/>
     </w:rPr>
   </w:style>
-  <w:style w:type="paragraph" w:styleId="Legenda">
+  <w:style w:type="paragraph" w:styleId="8">
+    <w:name w:val="annotation text"/>
+    <w:basedOn w:val="1"/>
+    <w:link w:val="46"/>
+    <w:semiHidden/>
+    <w:unhideWhenUsed/>
+    <w:uiPriority w:val="99"/>
+    <w:rPr>
+      <w:rFonts w:cs="Mangal"/>
+      <w:szCs w:val="18"/>
+    </w:rPr>
+  </w:style>
+  <w:style w:type="paragraph" w:styleId="9">
+    <w:name w:val="header"/>
+    <w:basedOn w:val="7"/>
+    <w:qFormat/>
+    <w:uiPriority w:val="0"/>
+    <w:pPr>
+      <w:tabs>
+        <w:tab w:val="center" w:pos="4252"/>
+        <w:tab w:val="right" w:pos="8504"/>
+      </w:tabs>
+    </w:pPr>
+    <w:rPr>
+      <w:rFonts w:cs="Times New Roman"/>
+    </w:rPr>
+  </w:style>
+  <w:style w:type="paragraph" w:styleId="10">
+    <w:name w:val="annotation subject"/>
+    <w:basedOn w:val="8"/>
+    <w:next w:val="8"/>
+    <w:link w:val="47"/>
+    <w:semiHidden/>
+    <w:unhideWhenUsed/>
+    <w:uiPriority w:val="99"/>
+    <w:rPr>
+      <w:b/>
+      <w:bCs/>
+    </w:rPr>
+  </w:style>
+  <w:style w:type="paragraph" w:styleId="11">
+    <w:name w:val="footer"/>
+    <w:basedOn w:val="7"/>
+    <w:qFormat/>
+    <w:uiPriority w:val="0"/>
+    <w:pPr>
+      <w:tabs>
+        <w:tab w:val="center" w:pos="4252"/>
+        <w:tab w:val="right" w:pos="8504"/>
+      </w:tabs>
+    </w:pPr>
+    <w:rPr>
+      <w:rFonts w:cs="Times New Roman"/>
+    </w:rPr>
+  </w:style>
+  <w:style w:type="paragraph" w:styleId="12">
     <w:name w:val="caption"/>
-    <w:basedOn w:val="Standard"/>
-    <w:next w:val="Standard"/>
+    <w:basedOn w:val="7"/>
+    <w:next w:val="7"/>
+    <w:uiPriority w:val="0"/>
     <w:pPr>
       <w:suppressLineNumbers/>
       <w:spacing w:before="120" w:after="120"/>
@@ -3839,9 +3879,26 @@
       <w:szCs w:val="24"/>
     </w:rPr>
   </w:style>
-  <w:style w:type="paragraph" w:customStyle="1" w:styleId="Index">
+  <w:style w:type="paragraph" w:customStyle="1" w:styleId="13">
+    <w:name w:val="Heading"/>
+    <w:basedOn w:val="7"/>
+    <w:next w:val="6"/>
+    <w:uiPriority w:val="0"/>
+    <w:pPr>
+      <w:keepNext/>
+      <w:spacing w:before="240" w:after="120"/>
+    </w:pPr>
+    <w:rPr>
+      <w:rFonts w:ascii="Liberation Sans" w:hAnsi="Liberation Sans" w:eastAsia="Microsoft YaHei" w:cs="Lucida Sans"/>
+      <w:sz w:val="28"/>
+      <w:szCs w:val="28"/>
+    </w:rPr>
+  </w:style>
+  <w:style w:type="paragraph" w:customStyle="1" w:styleId="14">
     <w:name w:val="Index"/>
-    <w:basedOn w:val="Standard"/>
+    <w:basedOn w:val="7"/>
+    <w:qFormat/>
+    <w:uiPriority w:val="0"/>
     <w:pPr>
       <w:suppressLineNumbers/>
     </w:pPr>
@@ -3850,60 +3907,40 @@
       <w:sz w:val="24"/>
     </w:rPr>
   </w:style>
-  <w:style w:type="paragraph" w:customStyle="1" w:styleId="HeaderandFooter">
+  <w:style w:type="paragraph" w:customStyle="1" w:styleId="15">
     <w:name w:val="Header and Footer"/>
-    <w:basedOn w:val="Standard"/>
-  </w:style>
-  <w:style w:type="paragraph" w:styleId="Cabealho">
-    <w:name w:val="header"/>
-    <w:basedOn w:val="Standard"/>
-    <w:pPr>
-      <w:tabs>
-        <w:tab w:val="center" w:pos="4252"/>
-        <w:tab w:val="right" w:pos="8504"/>
-      </w:tabs>
-    </w:pPr>
-    <w:rPr>
-      <w:rFonts w:cs="Times New Roman"/>
-    </w:rPr>
-  </w:style>
-  <w:style w:type="paragraph" w:styleId="Rodap">
-    <w:name w:val="footer"/>
-    <w:basedOn w:val="Standard"/>
-    <w:pPr>
-      <w:tabs>
-        <w:tab w:val="center" w:pos="4252"/>
-        <w:tab w:val="right" w:pos="8504"/>
-      </w:tabs>
-    </w:pPr>
-    <w:rPr>
-      <w:rFonts w:cs="Times New Roman"/>
-    </w:rPr>
-  </w:style>
-  <w:style w:type="paragraph" w:customStyle="1" w:styleId="Ttulo1">
+    <w:basedOn w:val="7"/>
+    <w:uiPriority w:val="0"/>
+  </w:style>
+  <w:style w:type="paragraph" w:customStyle="1" w:styleId="16">
     <w:name w:val="Título1"/>
-    <w:basedOn w:val="Standard"/>
-    <w:next w:val="Textbody"/>
+    <w:basedOn w:val="7"/>
+    <w:next w:val="6"/>
+    <w:uiPriority w:val="0"/>
     <w:pPr>
       <w:keepNext/>
       <w:spacing w:before="240" w:after="120"/>
     </w:pPr>
     <w:rPr>
-      <w:rFonts w:ascii="Liberation Sans" w:eastAsia="Noto Sans CJK SC" w:hAnsi="Liberation Sans" w:cs="FreeSans"/>
+      <w:rFonts w:ascii="Liberation Sans" w:hAnsi="Liberation Sans" w:eastAsia="Noto Sans CJK SC" w:cs="FreeSans"/>
       <w:sz w:val="28"/>
       <w:szCs w:val="28"/>
     </w:rPr>
   </w:style>
-  <w:style w:type="paragraph" w:customStyle="1" w:styleId="Contedodatabela">
+  <w:style w:type="paragraph" w:customStyle="1" w:styleId="17">
     <w:name w:val="Conteúdo da tabela"/>
-    <w:basedOn w:val="Standard"/>
+    <w:basedOn w:val="7"/>
+    <w:qFormat/>
+    <w:uiPriority w:val="0"/>
     <w:pPr>
       <w:suppressLineNumbers/>
     </w:pPr>
   </w:style>
-  <w:style w:type="paragraph" w:customStyle="1" w:styleId="ndice">
+  <w:style w:type="paragraph" w:customStyle="1" w:styleId="18">
     <w:name w:val="Índice"/>
-    <w:basedOn w:val="Standard"/>
+    <w:basedOn w:val="7"/>
+    <w:qFormat/>
+    <w:uiPriority w:val="0"/>
     <w:pPr>
       <w:suppressLineNumbers/>
     </w:pPr>
@@ -3911,9 +3948,11 @@
       <w:rFonts w:cs="FreeSans"/>
     </w:rPr>
   </w:style>
-  <w:style w:type="paragraph" w:customStyle="1" w:styleId="Ttulodetabela">
+  <w:style w:type="paragraph" w:customStyle="1" w:styleId="19">
     <w:name w:val="Título de tabela"/>
-    <w:basedOn w:val="Contedodatabela"/>
+    <w:basedOn w:val="17"/>
+    <w:qFormat/>
+    <w:uiPriority w:val="0"/>
     <w:pPr>
       <w:jc w:val="center"/>
     </w:pPr>
@@ -3922,9 +3961,11 @@
       <w:bCs/>
     </w:rPr>
   </w:style>
-  <w:style w:type="paragraph" w:customStyle="1" w:styleId="Recuodecorpodetexto31">
+  <w:style w:type="paragraph" w:customStyle="1" w:styleId="20">
     <w:name w:val="Recuo de corpo de texto 31"/>
-    <w:basedOn w:val="Standard"/>
+    <w:basedOn w:val="7"/>
+    <w:qFormat/>
+    <w:uiPriority w:val="0"/>
     <w:pPr>
       <w:widowControl w:val="0"/>
       <w:spacing w:line="360" w:lineRule="auto"/>
@@ -3932,187 +3973,212 @@
       <w:jc w:val="both"/>
     </w:pPr>
     <w:rPr>
-      <w:rFonts w:ascii="Arial" w:eastAsia="Arial" w:hAnsi="Arial" w:cs="Times New Roman"/>
+      <w:rFonts w:ascii="Arial" w:hAnsi="Arial" w:eastAsia="Arial" w:cs="Times New Roman"/>
       <w:sz w:val="24"/>
       <w:szCs w:val="20"/>
     </w:rPr>
   </w:style>
-  <w:style w:type="paragraph" w:customStyle="1" w:styleId="Textodebalo1">
+  <w:style w:type="paragraph" w:customStyle="1" w:styleId="21">
     <w:name w:val="Texto de balão1"/>
-    <w:basedOn w:val="Standard"/>
+    <w:basedOn w:val="7"/>
+    <w:qFormat/>
+    <w:uiPriority w:val="0"/>
     <w:rPr>
-      <w:rFonts w:ascii="Tahoma" w:eastAsia="Tahoma" w:hAnsi="Tahoma" w:cs="Times New Roman"/>
+      <w:rFonts w:ascii="Tahoma" w:hAnsi="Tahoma" w:eastAsia="Tahoma" w:cs="Times New Roman"/>
       <w:sz w:val="16"/>
       <w:szCs w:val="16"/>
     </w:rPr>
   </w:style>
-  <w:style w:type="paragraph" w:customStyle="1" w:styleId="TableContents">
+  <w:style w:type="paragraph" w:customStyle="1" w:styleId="22">
     <w:name w:val="Table Contents"/>
-    <w:basedOn w:val="Standard"/>
+    <w:basedOn w:val="7"/>
+    <w:qFormat/>
+    <w:uiPriority w:val="0"/>
     <w:pPr>
       <w:widowControl w:val="0"/>
       <w:suppressLineNumbers/>
     </w:pPr>
   </w:style>
-  <w:style w:type="character" w:customStyle="1" w:styleId="Internetlink">
+  <w:style w:type="character" w:customStyle="1" w:styleId="23">
     <w:name w:val="Internet link"/>
+    <w:qFormat/>
+    <w:uiPriority w:val="0"/>
     <w:rPr>
       <w:color w:val="0000FF"/>
       <w:u w:val="single"/>
     </w:rPr>
   </w:style>
-  <w:style w:type="character" w:customStyle="1" w:styleId="Recuodecorpodetexto3Char">
+  <w:style w:type="character" w:customStyle="1" w:styleId="24">
     <w:name w:val="Recuo de corpo de texto 3 Char"/>
+    <w:qFormat/>
+    <w:uiPriority w:val="0"/>
     <w:rPr>
-      <w:rFonts w:ascii="Arial" w:eastAsia="Times New Roman" w:hAnsi="Arial" w:cs="Arial"/>
+      <w:rFonts w:ascii="Arial" w:hAnsi="Arial" w:eastAsia="Times New Roman" w:cs="Arial"/>
       <w:sz w:val="24"/>
     </w:rPr>
   </w:style>
-  <w:style w:type="character" w:customStyle="1" w:styleId="CabealhoChar">
+  <w:style w:type="character" w:customStyle="1" w:styleId="25">
     <w:name w:val="Cabeçalho Char"/>
+    <w:uiPriority w:val="0"/>
     <w:rPr>
       <w:rFonts w:eastAsia="Times New Roman" w:cs="Calibri"/>
       <w:sz w:val="22"/>
       <w:szCs w:val="22"/>
     </w:rPr>
   </w:style>
-  <w:style w:type="character" w:customStyle="1" w:styleId="TextodebaloChar">
+  <w:style w:type="character" w:customStyle="1" w:styleId="26">
     <w:name w:val="Texto de balão Char"/>
+    <w:qFormat/>
+    <w:uiPriority w:val="0"/>
     <w:rPr>
-      <w:rFonts w:ascii="Tahoma" w:eastAsia="Times New Roman" w:hAnsi="Tahoma" w:cs="Tahoma"/>
+      <w:rFonts w:ascii="Tahoma" w:hAnsi="Tahoma" w:eastAsia="Times New Roman" w:cs="Tahoma"/>
       <w:sz w:val="16"/>
       <w:szCs w:val="16"/>
     </w:rPr>
   </w:style>
-  <w:style w:type="character" w:customStyle="1" w:styleId="WW8Num1z2">
+  <w:style w:type="character" w:customStyle="1" w:styleId="27">
     <w:name w:val="WW8Num1z2"/>
+    <w:qFormat/>
+    <w:uiPriority w:val="0"/>
     <w:rPr>
-      <w:rFonts w:ascii="Wingdings" w:eastAsia="Wingdings" w:hAnsi="Wingdings" w:cs="Wingdings"/>
+      <w:rFonts w:ascii="Wingdings" w:hAnsi="Wingdings" w:eastAsia="Wingdings" w:cs="Wingdings"/>
     </w:rPr>
   </w:style>
-  <w:style w:type="character" w:customStyle="1" w:styleId="RodapChar">
+  <w:style w:type="character" w:customStyle="1" w:styleId="28">
     <w:name w:val="Rodapé Char"/>
+    <w:qFormat/>
+    <w:uiPriority w:val="0"/>
     <w:rPr>
       <w:rFonts w:eastAsia="Times New Roman" w:cs="Calibri"/>
       <w:sz w:val="22"/>
       <w:szCs w:val="22"/>
     </w:rPr>
   </w:style>
-  <w:style w:type="character" w:customStyle="1" w:styleId="WW8Num1z0">
+  <w:style w:type="character" w:customStyle="1" w:styleId="29">
     <w:name w:val="WW8Num1z0"/>
+    <w:qFormat/>
+    <w:uiPriority w:val="0"/>
     <w:rPr>
-      <w:rFonts w:ascii="Courier New" w:eastAsia="Courier New" w:hAnsi="Courier New" w:cs="Courier New"/>
+      <w:rFonts w:ascii="Courier New" w:hAnsi="Courier New" w:eastAsia="Courier New" w:cs="Courier New"/>
     </w:rPr>
   </w:style>
-  <w:style w:type="character" w:customStyle="1" w:styleId="WW8Num1z3">
+  <w:style w:type="character" w:customStyle="1" w:styleId="30">
     <w:name w:val="WW8Num1z3"/>
+    <w:qFormat/>
+    <w:uiPriority w:val="0"/>
     <w:rPr>
-      <w:rFonts w:ascii="Symbol" w:eastAsia="Symbol" w:hAnsi="Symbol" w:cs="Symbol"/>
+      <w:rFonts w:ascii="Symbol" w:hAnsi="Symbol" w:eastAsia="Symbol" w:cs="Symbol"/>
     </w:rPr>
   </w:style>
-  <w:style w:type="character" w:customStyle="1" w:styleId="WW8Num2z0">
+  <w:style w:type="character" w:customStyle="1" w:styleId="31">
     <w:name w:val="WW8Num2z0"/>
-  </w:style>
-  <w:style w:type="character" w:customStyle="1" w:styleId="Fontepargpadro1">
+    <w:qFormat/>
+    <w:uiPriority w:val="0"/>
+  </w:style>
+  <w:style w:type="character" w:customStyle="1" w:styleId="32">
     <w:name w:val="Fonte parág. padrão1"/>
-  </w:style>
-  <w:style w:type="character" w:customStyle="1" w:styleId="ListLabel1">
+    <w:uiPriority w:val="0"/>
+  </w:style>
+  <w:style w:type="character" w:customStyle="1" w:styleId="33">
     <w:name w:val="ListLabel 1"/>
+    <w:qFormat/>
+    <w:uiPriority w:val="0"/>
     <w:rPr>
       <w:rFonts w:cs="Courier New"/>
     </w:rPr>
   </w:style>
-  <w:style w:type="character" w:customStyle="1" w:styleId="ListLabel2">
+  <w:style w:type="character" w:customStyle="1" w:styleId="34">
     <w:name w:val="ListLabel 2"/>
+    <w:uiPriority w:val="0"/>
     <w:rPr>
-      <w:rFonts w:ascii="Arial" w:eastAsia="Arial" w:hAnsi="Arial" w:cs="Arial"/>
+      <w:rFonts w:ascii="Arial" w:hAnsi="Arial" w:eastAsia="Arial" w:cs="Arial"/>
       <w:color w:val="2D93EE"/>
     </w:rPr>
   </w:style>
-  <w:style w:type="character" w:customStyle="1" w:styleId="ListLabel3">
+  <w:style w:type="character" w:customStyle="1" w:styleId="35">
     <w:name w:val="ListLabel 3"/>
+    <w:uiPriority w:val="0"/>
     <w:rPr>
-      <w:rFonts w:ascii="Arial" w:eastAsia="Arial" w:hAnsi="Arial" w:cs="Arial"/>
+      <w:rFonts w:ascii="Arial" w:hAnsi="Arial" w:eastAsia="Arial" w:cs="Arial"/>
       <w:color w:val="2D93EE"/>
     </w:rPr>
   </w:style>
-  <w:style w:type="character" w:customStyle="1" w:styleId="ListLabel4">
+  <w:style w:type="character" w:customStyle="1" w:styleId="36">
     <w:name w:val="ListLabel 4"/>
+    <w:uiPriority w:val="0"/>
     <w:rPr>
-      <w:rFonts w:ascii="Arial" w:eastAsia="Arial" w:hAnsi="Arial" w:cs="Arial"/>
+      <w:rFonts w:ascii="Arial" w:hAnsi="Arial" w:eastAsia="Arial" w:cs="Arial"/>
       <w:color w:val="2D93EE"/>
     </w:rPr>
   </w:style>
-  <w:style w:type="character" w:customStyle="1" w:styleId="ListLabel5">
+  <w:style w:type="character" w:customStyle="1" w:styleId="37">
     <w:name w:val="ListLabel 5"/>
+    <w:uiPriority w:val="0"/>
     <w:rPr>
-      <w:rFonts w:ascii="Arial" w:eastAsia="Arial" w:hAnsi="Arial" w:cs="Arial"/>
+      <w:rFonts w:ascii="Arial" w:hAnsi="Arial" w:eastAsia="Arial" w:cs="Arial"/>
       <w:color w:val="2D93EE"/>
     </w:rPr>
   </w:style>
-  <w:style w:type="character" w:customStyle="1" w:styleId="ListLabel6">
+  <w:style w:type="character" w:customStyle="1" w:styleId="38">
     <w:name w:val="ListLabel 6"/>
+    <w:uiPriority w:val="0"/>
     <w:rPr>
-      <w:rFonts w:ascii="Arial" w:eastAsia="Arial" w:hAnsi="Arial" w:cs="Arial"/>
+      <w:rFonts w:ascii="Arial" w:hAnsi="Arial" w:eastAsia="Arial" w:cs="Arial"/>
       <w:color w:val="2D93EE"/>
     </w:rPr>
   </w:style>
-  <w:style w:type="character" w:customStyle="1" w:styleId="ListLabel7">
+  <w:style w:type="character" w:customStyle="1" w:styleId="39">
     <w:name w:val="ListLabel 7"/>
+    <w:uiPriority w:val="0"/>
     <w:rPr>
-      <w:rFonts w:ascii="Arial" w:eastAsia="Arial" w:hAnsi="Arial" w:cs="Arial"/>
+      <w:rFonts w:ascii="Arial" w:hAnsi="Arial" w:eastAsia="Arial" w:cs="Arial"/>
       <w:color w:val="2D93EE"/>
     </w:rPr>
   </w:style>
-  <w:style w:type="character" w:customStyle="1" w:styleId="ListLabel8">
+  <w:style w:type="character" w:customStyle="1" w:styleId="40">
     <w:name w:val="ListLabel 8"/>
+    <w:uiPriority w:val="0"/>
     <w:rPr>
-      <w:rFonts w:ascii="Arial" w:eastAsia="Arial" w:hAnsi="Arial" w:cs="Arial"/>
+      <w:rFonts w:ascii="Arial" w:hAnsi="Arial" w:eastAsia="Arial" w:cs="Arial"/>
       <w:color w:val="2D93EE"/>
     </w:rPr>
   </w:style>
-  <w:style w:type="character" w:customStyle="1" w:styleId="ListLabel9">
+  <w:style w:type="character" w:customStyle="1" w:styleId="41">
     <w:name w:val="ListLabel 9"/>
+    <w:uiPriority w:val="0"/>
     <w:rPr>
-      <w:rFonts w:ascii="Arial" w:eastAsia="Arial" w:hAnsi="Arial" w:cs="Arial"/>
+      <w:rFonts w:ascii="Arial" w:hAnsi="Arial" w:eastAsia="Arial" w:cs="Arial"/>
       <w:color w:val="2D93EE"/>
     </w:rPr>
   </w:style>
-  <w:style w:type="character" w:customStyle="1" w:styleId="ListLabel10">
+  <w:style w:type="character" w:customStyle="1" w:styleId="42">
     <w:name w:val="ListLabel 10"/>
+    <w:uiPriority w:val="0"/>
     <w:rPr>
-      <w:rFonts w:ascii="Arial" w:eastAsia="Arial" w:hAnsi="Arial" w:cs="Arial"/>
+      <w:rFonts w:ascii="Arial" w:hAnsi="Arial" w:eastAsia="Arial" w:cs="Arial"/>
       <w:color w:val="2D93EE"/>
     </w:rPr>
   </w:style>
-  <w:style w:type="character" w:customStyle="1" w:styleId="StrongEmphasis">
+  <w:style w:type="character" w:customStyle="1" w:styleId="43">
     <w:name w:val="Strong Emphasis"/>
+    <w:uiPriority w:val="0"/>
     <w:rPr>
       <w:b/>
       <w:bCs/>
     </w:rPr>
   </w:style>
-  <w:style w:type="character" w:customStyle="1" w:styleId="BulletSymbols">
+  <w:style w:type="character" w:customStyle="1" w:styleId="44">
     <w:name w:val="Bullet Symbols"/>
+    <w:uiPriority w:val="0"/>
     <w:rPr>
-      <w:rFonts w:ascii="OpenSymbol" w:eastAsia="OpenSymbol" w:hAnsi="OpenSymbol" w:cs="OpenSymbol"/>
+      <w:rFonts w:ascii="OpenSymbol" w:hAnsi="OpenSymbol" w:eastAsia="OpenSymbol" w:cs="OpenSymbol"/>
     </w:rPr>
   </w:style>
-  <w:style w:type="numbering" w:customStyle="1" w:styleId="WWNum1">
-    <w:name w:val="WWNum1"/>
-    <w:basedOn w:val="Semlista"/>
-    <w:pPr>
-      <w:numPr>
-        <w:numId w:val="1"/>
-      </w:numPr>
-    </w:pPr>
-  </w:style>
-  <w:style w:type="paragraph" w:styleId="Reviso">
+  <w:style w:type="paragraph" w:customStyle="1" w:styleId="45">
     <w:name w:val="Revision"/>
     <w:hidden/>
+    <w:semiHidden/>
     <w:uiPriority w:val="99"/>
-    <w:semiHidden/>
-    <w:rsid w:val="00FE07C3"/>
     <w:pPr>
       <w:widowControl/>
       <w:suppressAutoHyphens w:val="0"/>
@@ -4120,68 +4186,28 @@
       <w:textAlignment w:val="auto"/>
     </w:pPr>
     <w:rPr>
-      <w:rFonts w:cs="Mangal"/>
+      <w:rFonts w:ascii="Times New Roman" w:hAnsi="Times New Roman" w:eastAsia="SimSun" w:cs="Mangal"/>
       <w:szCs w:val="18"/>
+      <w:lang w:val="pt-BR" w:eastAsia="zh-CN" w:bidi="hi-IN"/>
     </w:rPr>
   </w:style>
-  <w:style w:type="character" w:styleId="Refdecomentrio">
-    <w:name w:val="annotation reference"/>
-    <w:basedOn w:val="Fontepargpadro"/>
+  <w:style w:type="character" w:customStyle="1" w:styleId="46">
+    <w:name w:val="Texto de comentário Char"/>
+    <w:basedOn w:val="2"/>
+    <w:link w:val="8"/>
+    <w:semiHidden/>
     <w:uiPriority w:val="99"/>
-    <w:semiHidden/>
-    <w:unhideWhenUsed/>
-    <w:rsid w:val="00FE07C3"/>
-    <w:rPr>
-      <w:sz w:val="16"/>
-      <w:szCs w:val="16"/>
-    </w:rPr>
-  </w:style>
-  <w:style w:type="paragraph" w:styleId="Textodecomentrio">
-    <w:name w:val="annotation text"/>
-    <w:basedOn w:val="Normal"/>
-    <w:link w:val="TextodecomentrioChar"/>
-    <w:uiPriority w:val="99"/>
-    <w:semiHidden/>
-    <w:unhideWhenUsed/>
-    <w:rsid w:val="00FE07C3"/>
     <w:rPr>
       <w:rFonts w:cs="Mangal"/>
       <w:szCs w:val="18"/>
     </w:rPr>
   </w:style>
-  <w:style w:type="character" w:customStyle="1" w:styleId="TextodecomentrioChar">
-    <w:name w:val="Texto de comentário Char"/>
-    <w:basedOn w:val="Fontepargpadro"/>
-    <w:link w:val="Textodecomentrio"/>
+  <w:style w:type="character" w:customStyle="1" w:styleId="47">
+    <w:name w:val="Assunto do comentário Char"/>
+    <w:basedOn w:val="46"/>
+    <w:link w:val="10"/>
+    <w:semiHidden/>
     <w:uiPriority w:val="99"/>
-    <w:semiHidden/>
-    <w:rsid w:val="00FE07C3"/>
-    <w:rPr>
-      <w:rFonts w:cs="Mangal"/>
-      <w:szCs w:val="18"/>
-    </w:rPr>
-  </w:style>
-  <w:style w:type="paragraph" w:styleId="Assuntodocomentrio">
-    <w:name w:val="annotation subject"/>
-    <w:basedOn w:val="Textodecomentrio"/>
-    <w:next w:val="Textodecomentrio"/>
-    <w:link w:val="AssuntodocomentrioChar"/>
-    <w:uiPriority w:val="99"/>
-    <w:semiHidden/>
-    <w:unhideWhenUsed/>
-    <w:rsid w:val="00FE07C3"/>
-    <w:rPr>
-      <w:b/>
-      <w:bCs/>
-    </w:rPr>
-  </w:style>
-  <w:style w:type="character" w:customStyle="1" w:styleId="AssuntodocomentrioChar">
-    <w:name w:val="Assunto do comentário Char"/>
-    <w:basedOn w:val="TextodecomentrioChar"/>
-    <w:link w:val="Assuntodocomentrio"/>
-    <w:uiPriority w:val="99"/>
-    <w:semiHidden/>
-    <w:rsid w:val="00FE07C3"/>
     <w:rPr>
       <w:rFonts w:cs="Mangal"/>
       <w:b/>
@@ -4235,7 +4261,7 @@
     </a:clrScheme>
     <a:fontScheme name="Office">
       <a:majorFont>
-        <a:latin typeface="Calibri Light" panose="020F0302020204030204"/>
+        <a:latin typeface="Calibri Light"/>
         <a:ea typeface=""/>
         <a:cs typeface=""/>
         <a:font script="Jpan" typeface="游ゴシック Light"/>
@@ -4268,26 +4294,9 @@
         <a:font script="Viet" typeface="Times New Roman"/>
         <a:font script="Uigh" typeface="Microsoft Uighur"/>
         <a:font script="Geor" typeface="Sylfaen"/>
-        <a:font script="Armn" typeface="Arial"/>
-        <a:font script="Bugi" typeface="Leelawadee UI"/>
-        <a:font script="Bopo" typeface="Microsoft JhengHei"/>
-        <a:font script="Java" typeface="Javanese Text"/>
-        <a:font script="Lisu" typeface="Segoe UI"/>
-        <a:font script="Mymr" typeface="Myanmar Text"/>
-        <a:font script="Nkoo" typeface="Ebrima"/>
-        <a:font script="Olck" typeface="Nirmala UI"/>
-        <a:font script="Osma" typeface="Ebrima"/>
-        <a:font script="Phag" typeface="Phagspa"/>
-        <a:font script="Syrn" typeface="Estrangelo Edessa"/>
-        <a:font script="Syrj" typeface="Estrangelo Edessa"/>
-        <a:font script="Syre" typeface="Estrangelo Edessa"/>
-        <a:font script="Sora" typeface="Nirmala UI"/>
-        <a:font script="Tale" typeface="Microsoft Tai Le"/>
-        <a:font script="Talu" typeface="Microsoft New Tai Lue"/>
-        <a:font script="Tfng" typeface="Ebrima"/>
       </a:majorFont>
       <a:minorFont>
-        <a:latin typeface="Calibri" panose="020F0502020204030204"/>
+        <a:latin typeface="Calibri"/>
         <a:ea typeface=""/>
         <a:cs typeface=""/>
         <a:font script="Jpan" typeface="游ゴシック"/>
@@ -4320,23 +4329,6 @@
         <a:font script="Viet" typeface="Arial"/>
         <a:font script="Uigh" typeface="Microsoft Uighur"/>
         <a:font script="Geor" typeface="Sylfaen"/>
-        <a:font script="Armn" typeface="Arial"/>
-        <a:font script="Bugi" typeface="Leelawadee UI"/>
-        <a:font script="Bopo" typeface="Microsoft JhengHei"/>
-        <a:font script="Java" typeface="Javanese Text"/>
-        <a:font script="Lisu" typeface="Segoe UI"/>
-        <a:font script="Mymr" typeface="Myanmar Text"/>
-        <a:font script="Nkoo" typeface="Ebrima"/>
-        <a:font script="Olck" typeface="Nirmala UI"/>
-        <a:font script="Osma" typeface="Ebrima"/>
-        <a:font script="Phag" typeface="Phagspa"/>
-        <a:font script="Syrn" typeface="Estrangelo Edessa"/>
-        <a:font script="Syrj" typeface="Estrangelo Edessa"/>
-        <a:font script="Syre" typeface="Estrangelo Edessa"/>
-        <a:font script="Sora" typeface="Nirmala UI"/>
-        <a:font script="Tale" typeface="Microsoft Tai Le"/>
-        <a:font script="Talu" typeface="Microsoft New Tai Lue"/>
-        <a:font script="Tfng" typeface="Ebrima"/>
       </a:minorFont>
     </a:fontScheme>
     <a:fmtScheme name="Office">
@@ -4478,11 +4470,5 @@
     </a:fmtScheme>
   </a:themeElements>
   <a:objectDefaults/>
-  <a:extraClrSchemeLst/>
-  <a:extLst>
-    <a:ext uri="{05A4C25C-085E-4340-85A3-A5531E510DB2}">
-      <thm15:themeFamily xmlns:thm15="http://schemas.microsoft.com/office/thememl/2012/main" name="Office Theme" id="{62F939B6-93AF-4DB8-9C6B-D6C7DFDC589F}" vid="{4A3C46E8-61CC-4603-A589-7422A47A8E4A}"/>
-    </a:ext>
-  </a:extLst>
 </a:theme>
 </file>